--- a/Tor.docx
+++ b/Tor.docx
@@ -16,7 +16,7 @@
           <w:rFonts w:ascii="Times New Roman" w:hAnsi="Times New Roman" w:cs="Times New Roman"/>
           <w:lang w:val="ro-RO"/>
         </w:rPr>
-        <w:t xml:space="preserve">  </w:t>
+        <w:t xml:space="preserve"> </w:t>
       </w:r>
       <w:r>
         <w:rPr>
@@ -3331,6 +3331,7 @@
   <w:style w:type="character" w:default="1" w:styleId="Fontdeparagrafimplicit">
     <w:name w:val="Default Paragraph Font"/>
     <w:uiPriority w:val="1"/>
+    <w:semiHidden/>
     <w:unhideWhenUsed/>
   </w:style>
   <w:style w:type="table" w:default="1" w:styleId="TabelNormal">

--- a/Tor.docx
+++ b/Tor.docx
@@ -111,57 +111,67 @@
           <w:lang w:val="ro-RO"/>
         </w:rPr>
       </w:pPr>
-      <w:r>
-        <w:rPr>
-          <w:rFonts w:ascii="Times New Roman" w:hAnsi="Times New Roman" w:cs="Times New Roman"/>
-          <w:lang w:val="ro-RO"/>
-        </w:rPr>
-        <w:t>Sistemul de Management al Bibliotecii este o aplicație web destinată gestionării activităților principale ale unei biblioteci. Aplicația va permite administrarea informațiilor despre cărți, autori, categorii, utilizatori și împrumuturi.</w:t>
-      </w:r>
-    </w:p>
-    <w:p>
-      <w:pPr>
-        <w:rPr>
-          <w:rFonts w:ascii="Times New Roman" w:hAnsi="Times New Roman" w:cs="Times New Roman"/>
-          <w:lang w:val="ro-RO"/>
-        </w:rPr>
-      </w:pPr>
-      <w:r>
-        <w:rPr>
-          <w:rFonts w:ascii="Times New Roman" w:hAnsi="Times New Roman" w:cs="Times New Roman"/>
-          <w:lang w:val="ro-RO"/>
-        </w:rPr>
-        <w:t>Utilizatorii vor putea vizualiza colecția de cărți, căuta și filtra cărțile, verifica disponibilitatea acestora, împrumuta și returna cărți și consulta istoricul propriilor împrumuturi.</w:t>
-      </w:r>
-    </w:p>
-    <w:p>
-      <w:pPr>
-        <w:rPr>
-          <w:rFonts w:ascii="Times New Roman" w:hAnsi="Times New Roman" w:cs="Times New Roman"/>
-          <w:lang w:val="ro-RO"/>
-        </w:rPr>
-      </w:pPr>
-      <w:r>
-        <w:rPr>
-          <w:rFonts w:ascii="Times New Roman" w:hAnsi="Times New Roman" w:cs="Times New Roman"/>
-          <w:lang w:val="ro-RO"/>
-        </w:rPr>
-        <w:t>Administratorul sistemului va avea posibilitatea de a gestiona cărțile, autorii, categoriile și utilizatorii, precum și de a monitoriza împrumuturile efectuate.</w:t>
-      </w:r>
-    </w:p>
-    <w:p>
-      <w:pPr>
-        <w:rPr>
-          <w:rFonts w:ascii="Times New Roman" w:hAnsi="Times New Roman" w:cs="Times New Roman"/>
-          <w:lang w:val="ro-RO"/>
-        </w:rPr>
-      </w:pPr>
-      <w:r>
-        <w:rPr>
-          <w:rFonts w:ascii="Times New Roman" w:hAnsi="Times New Roman" w:cs="Times New Roman"/>
-          <w:lang w:val="ro-RO"/>
-        </w:rPr>
-        <w:t>Aplicația va utiliza o bază de date relațională pentru stocarea și organizarea informațiilor, iar comunicarea dintre interfața aplicației și server se va realiza prin intermediul unui API REST.</w:t>
+      <w:proofErr w:type="spellStart"/>
+      <w:r>
+        <w:rPr>
+          <w:rFonts w:ascii="Times New Roman" w:hAnsi="Times New Roman" w:cs="Times New Roman"/>
+          <w:lang w:val="ro-RO"/>
+        </w:rPr>
+        <w:t>Library</w:t>
+      </w:r>
+      <w:proofErr w:type="spellEnd"/>
+      <w:r>
+        <w:rPr>
+          <w:rFonts w:ascii="Times New Roman" w:hAnsi="Times New Roman" w:cs="Times New Roman"/>
+          <w:lang w:val="ro-RO"/>
+        </w:rPr>
+        <w:t xml:space="preserve"> Management </w:t>
+      </w:r>
+      <w:proofErr w:type="spellStart"/>
+      <w:r>
+        <w:rPr>
+          <w:rFonts w:ascii="Times New Roman" w:hAnsi="Times New Roman" w:cs="Times New Roman"/>
+          <w:lang w:val="ro-RO"/>
+        </w:rPr>
+        <w:t>System</w:t>
+      </w:r>
+      <w:proofErr w:type="spellEnd"/>
+      <w:r>
+        <w:rPr>
+          <w:rFonts w:ascii="Times New Roman" w:hAnsi="Times New Roman" w:cs="Times New Roman"/>
+          <w:lang w:val="ro-RO"/>
+        </w:rPr>
+        <w:t xml:space="preserve"> este un site web creat atât pentru utilizatori, cât și pentru administratori, cu scopul de a simplifica gestionarea unei biblioteci de cărți.</w:t>
+      </w:r>
+    </w:p>
+    <w:p>
+      <w:pPr>
+        <w:rPr>
+          <w:rFonts w:ascii="Times New Roman" w:hAnsi="Times New Roman" w:cs="Times New Roman"/>
+          <w:lang w:val="ro-RO"/>
+        </w:rPr>
+      </w:pPr>
+      <w:r>
+        <w:rPr>
+          <w:rFonts w:ascii="Times New Roman" w:hAnsi="Times New Roman" w:cs="Times New Roman"/>
+          <w:lang w:val="ro-RO"/>
+        </w:rPr>
+        <w:t>Un utilizator poate intra pe site pentru a căuta cărțile dorite, poate verifica dacă o carte este disponibilă pentru împrumut și poate vedea recenziile lăsate de alți utilizatori. De asemenea, cărțile pot fi căutate și filtrate după diferite criterii, cum ar fi autorul, categoria sau disponibilitatea.</w:t>
+      </w:r>
+    </w:p>
+    <w:p>
+      <w:pPr>
+        <w:rPr>
+          <w:rFonts w:ascii="Times New Roman" w:hAnsi="Times New Roman" w:cs="Times New Roman"/>
+          <w:lang w:val="ro-RO"/>
+        </w:rPr>
+      </w:pPr>
+      <w:r>
+        <w:rPr>
+          <w:rFonts w:ascii="Times New Roman" w:hAnsi="Times New Roman" w:cs="Times New Roman"/>
+          <w:lang w:val="ro-RO"/>
+        </w:rPr>
+        <w:t>Pentru administrator, sistemul simplifică gestionarea bibliotecii, deoarece acesta poate administra cărțile, autorii, categoriile, utilizatorii și împrumuturile.</w:t>
       </w:r>
     </w:p>
     <w:p>
@@ -195,37 +205,69 @@
           <w:rFonts w:ascii="Times New Roman" w:hAnsi="Times New Roman" w:cs="Times New Roman"/>
           <w:lang w:val="ro-RO"/>
         </w:rPr>
-        <w:t>Gestionarea manuală a unei biblioteci poate face dificilă evidența cărților, utilizatorilor și împrumuturilor. Pot apărea dificultăți în determinarea rapidă a disponibilității unei cărți, identificarea persoanei care a împrumutat-o sau verificarea termenului de returnare.</w:t>
-      </w:r>
-    </w:p>
-    <w:p>
-      <w:pPr>
-        <w:rPr>
-          <w:rFonts w:ascii="Times New Roman" w:hAnsi="Times New Roman" w:cs="Times New Roman"/>
-          <w:lang w:val="ro-RO"/>
-        </w:rPr>
-      </w:pPr>
-      <w:r>
-        <w:rPr>
-          <w:rFonts w:ascii="Times New Roman" w:hAnsi="Times New Roman" w:cs="Times New Roman"/>
-          <w:lang w:val="ro-RO"/>
-        </w:rPr>
-        <w:t>De asemenea, odată cu creșterea numărului de cărți și utilizatori, organizarea manuală a informațiilor devine mai dificilă și poate conduce la erori sau pierderea unor informații importante.</w:t>
-      </w:r>
-    </w:p>
-    <w:p>
-      <w:pPr>
-        <w:rPr>
-          <w:rFonts w:ascii="Times New Roman" w:hAnsi="Times New Roman" w:cs="Times New Roman"/>
-          <w:lang w:val="ro-RO"/>
-        </w:rPr>
-      </w:pPr>
-      <w:r>
-        <w:rPr>
-          <w:rFonts w:ascii="Times New Roman" w:hAnsi="Times New Roman" w:cs="Times New Roman"/>
-          <w:lang w:val="ro-RO"/>
-        </w:rPr>
-        <w:t>Proiectul propune rezolvarea acestor probleme prin dezvoltarea unei aplicații web care centralizează informațiile și automatizează principalele operațiuni necesare pentru administrarea unei biblioteci.</w:t>
+        <w:t>Gestionarea manuală a unei biblioteci este mult mai complicată și necesită mai mult timp. Administratorul trebuie să țină evidența mai multor informații, de exemplu cine a împrumutat o anumită carte, când a fost împrumutată și când trebuie returnată.</w:t>
+      </w:r>
+    </w:p>
+    <w:p>
+      <w:pPr>
+        <w:rPr>
+          <w:rFonts w:ascii="Times New Roman" w:hAnsi="Times New Roman" w:cs="Times New Roman"/>
+          <w:lang w:val="ro-RO"/>
+        </w:rPr>
+      </w:pPr>
+      <w:r>
+        <w:rPr>
+          <w:rFonts w:ascii="Times New Roman" w:hAnsi="Times New Roman" w:cs="Times New Roman"/>
+          <w:lang w:val="ro-RO"/>
+        </w:rPr>
+        <w:t>Pentru utilizatori, găsirea informațiilor despre o carte poate fi mai dificilă într-o bibliotecă obișnuită. De exemplu, utilizatorul nu poate verifica rapid de acasă dacă o anumită carte este disponibilă și nici nu poate vedea recenziile altor cititori.</w:t>
+      </w:r>
+    </w:p>
+    <w:p>
+      <w:pPr>
+        <w:rPr>
+          <w:rFonts w:ascii="Times New Roman" w:hAnsi="Times New Roman" w:cs="Times New Roman"/>
+          <w:lang w:val="ro-RO"/>
+        </w:rPr>
+      </w:pPr>
+      <w:r>
+        <w:rPr>
+          <w:rFonts w:ascii="Times New Roman" w:hAnsi="Times New Roman" w:cs="Times New Roman"/>
+          <w:lang w:val="ro-RO"/>
+        </w:rPr>
+        <w:t xml:space="preserve">Prin intermediul </w:t>
+      </w:r>
+      <w:proofErr w:type="spellStart"/>
+      <w:r>
+        <w:rPr>
+          <w:rFonts w:ascii="Times New Roman" w:hAnsi="Times New Roman" w:cs="Times New Roman"/>
+          <w:lang w:val="ro-RO"/>
+        </w:rPr>
+        <w:t>Library</w:t>
+      </w:r>
+      <w:proofErr w:type="spellEnd"/>
+      <w:r>
+        <w:rPr>
+          <w:rFonts w:ascii="Times New Roman" w:hAnsi="Times New Roman" w:cs="Times New Roman"/>
+          <w:lang w:val="ro-RO"/>
+        </w:rPr>
+        <w:t xml:space="preserve"> Management </w:t>
+      </w:r>
+      <w:proofErr w:type="spellStart"/>
+      <w:r>
+        <w:rPr>
+          <w:rFonts w:ascii="Times New Roman" w:hAnsi="Times New Roman" w:cs="Times New Roman"/>
+          <w:lang w:val="ro-RO"/>
+        </w:rPr>
+        <w:t>System</w:t>
+      </w:r>
+      <w:proofErr w:type="spellEnd"/>
+      <w:r>
+        <w:rPr>
+          <w:rFonts w:ascii="Times New Roman" w:hAnsi="Times New Roman" w:cs="Times New Roman"/>
+          <w:lang w:val="ro-RO"/>
+        </w:rPr>
+        <w:t>, utilizatorul poate accesa rapid site-ul, poate căuta cartea dorită, verifica disponibilitatea acesteia și consulta recenziile, iar administratorul poate ține mai ușor evidența cărților și a împrumuturilor</w:t>
       </w:r>
     </w:p>
     <w:p>
@@ -259,29 +301,46 @@
           <w:rFonts w:ascii="Times New Roman" w:hAnsi="Times New Roman" w:cs="Times New Roman"/>
           <w:lang w:val="ro-RO"/>
         </w:rPr>
-        <w:t>Obiectivul principal al proiectului este dezvoltarea unei aplicații web care să simplifice și să eficientizeze procesul de gestionare a unei biblioteci.</w:t>
-      </w:r>
-    </w:p>
-    <w:p>
-      <w:pPr>
-        <w:rPr>
-          <w:rFonts w:ascii="Times New Roman" w:hAnsi="Times New Roman" w:cs="Times New Roman"/>
-          <w:lang w:val="ro-RO"/>
-        </w:rPr>
-      </w:pPr>
-      <w:r>
-        <w:rPr>
-          <w:rFonts w:ascii="Times New Roman" w:hAnsi="Times New Roman" w:cs="Times New Roman"/>
-          <w:lang w:val="ro-RO"/>
-        </w:rPr>
-        <w:t>Obiectivele specifice ale proiectului sunt:</w:t>
+        <w:t xml:space="preserve">Prin realizarea proiectului </w:t>
+      </w:r>
+      <w:proofErr w:type="spellStart"/>
+      <w:r>
+        <w:rPr>
+          <w:rFonts w:ascii="Times New Roman" w:hAnsi="Times New Roman" w:cs="Times New Roman"/>
+          <w:lang w:val="ro-RO"/>
+        </w:rPr>
+        <w:t>Library</w:t>
+      </w:r>
+      <w:proofErr w:type="spellEnd"/>
+      <w:r>
+        <w:rPr>
+          <w:rFonts w:ascii="Times New Roman" w:hAnsi="Times New Roman" w:cs="Times New Roman"/>
+          <w:lang w:val="ro-RO"/>
+        </w:rPr>
+        <w:t xml:space="preserve"> Management </w:t>
+      </w:r>
+      <w:proofErr w:type="spellStart"/>
+      <w:r>
+        <w:rPr>
+          <w:rFonts w:ascii="Times New Roman" w:hAnsi="Times New Roman" w:cs="Times New Roman"/>
+          <w:lang w:val="ro-RO"/>
+        </w:rPr>
+        <w:t>System</w:t>
+      </w:r>
+      <w:proofErr w:type="spellEnd"/>
+      <w:r>
+        <w:rPr>
+          <w:rFonts w:ascii="Times New Roman" w:hAnsi="Times New Roman" w:cs="Times New Roman"/>
+          <w:lang w:val="ro-RO"/>
+        </w:rPr>
+        <w:t xml:space="preserve"> vreau să creez un site care să simplifice utilizarea și gestionarea unei biblioteci. Principalele obiective ale proiectului sunt:</w:t>
       </w:r>
     </w:p>
     <w:p>
       <w:pPr>
         <w:numPr>
           <w:ilvl w:val="0"/>
-          <w:numId w:val="1"/>
+          <w:numId w:val="4"/>
         </w:numPr>
         <w:rPr>
           <w:rFonts w:ascii="Times New Roman" w:hAnsi="Times New Roman" w:cs="Times New Roman"/>
@@ -293,14 +352,14 @@
           <w:rFonts w:ascii="Times New Roman" w:hAnsi="Times New Roman" w:cs="Times New Roman"/>
           <w:lang w:val="ro-RO"/>
         </w:rPr>
-        <w:t>gestionarea informațiilor despre cărți;</w:t>
+        <w:t xml:space="preserve">Utilizatorul să poată găsi mai ușor cărțile folosind diferite filtre, cum ar fi autorul, categoria sau disponibilitatea. </w:t>
       </w:r>
     </w:p>
     <w:p>
       <w:pPr>
         <w:numPr>
           <w:ilvl w:val="0"/>
-          <w:numId w:val="1"/>
+          <w:numId w:val="4"/>
         </w:numPr>
         <w:rPr>
           <w:rFonts w:ascii="Times New Roman" w:hAnsi="Times New Roman" w:cs="Times New Roman"/>
@@ -312,14 +371,14 @@
           <w:rFonts w:ascii="Times New Roman" w:hAnsi="Times New Roman" w:cs="Times New Roman"/>
           <w:lang w:val="ro-RO"/>
         </w:rPr>
-        <w:t>organizarea cărților după autori și categorii;</w:t>
+        <w:t xml:space="preserve">Utilizatorul să poată lăsa recenzii pentru cărțile citite și să poată vedea recenziile altor utilizatori. </w:t>
       </w:r>
     </w:p>
     <w:p>
       <w:pPr>
         <w:numPr>
           <w:ilvl w:val="0"/>
-          <w:numId w:val="1"/>
+          <w:numId w:val="4"/>
         </w:numPr>
         <w:rPr>
           <w:rFonts w:ascii="Times New Roman" w:hAnsi="Times New Roman" w:cs="Times New Roman"/>
@@ -331,14 +390,14 @@
           <w:rFonts w:ascii="Times New Roman" w:hAnsi="Times New Roman" w:cs="Times New Roman"/>
           <w:lang w:val="ro-RO"/>
         </w:rPr>
-        <w:t>gestionarea utilizatorilor sistemului;</w:t>
+        <w:t xml:space="preserve">Folosirea unei baze de date pentru păstrarea informațiilor despre utilizatori, cărți, autori, categorii, împrumuturi și recenzii. </w:t>
       </w:r>
     </w:p>
     <w:p>
       <w:pPr>
         <w:numPr>
           <w:ilvl w:val="0"/>
-          <w:numId w:val="1"/>
+          <w:numId w:val="4"/>
         </w:numPr>
         <w:rPr>
           <w:rFonts w:ascii="Times New Roman" w:hAnsi="Times New Roman" w:cs="Times New Roman"/>
@@ -350,14 +409,14 @@
           <w:rFonts w:ascii="Times New Roman" w:hAnsi="Times New Roman" w:cs="Times New Roman"/>
           <w:lang w:val="ro-RO"/>
         </w:rPr>
-        <w:t>posibilitatea de căutare și filtrare a cărților;</w:t>
+        <w:t>Păstrarea istoricului împrumuturilor, astfel încât să poată fi verificat ce cărți au fost împrumutate și returnate.</w:t>
       </w:r>
     </w:p>
     <w:p>
       <w:pPr>
         <w:numPr>
           <w:ilvl w:val="0"/>
-          <w:numId w:val="1"/>
+          <w:numId w:val="4"/>
         </w:numPr>
         <w:rPr>
           <w:rFonts w:ascii="Times New Roman" w:hAnsi="Times New Roman" w:cs="Times New Roman"/>
@@ -369,14 +428,110 @@
           <w:rFonts w:ascii="Times New Roman" w:hAnsi="Times New Roman" w:cs="Times New Roman"/>
           <w:lang w:val="ro-RO"/>
         </w:rPr>
-        <w:t>afișarea disponibilității cărților;</w:t>
-      </w:r>
-    </w:p>
-    <w:p>
-      <w:pPr>
+        <w:t xml:space="preserve">Utilizarea unui </w:t>
+      </w:r>
+      <w:proofErr w:type="spellStart"/>
+      <w:r>
+        <w:rPr>
+          <w:rFonts w:ascii="Times New Roman" w:hAnsi="Times New Roman" w:cs="Times New Roman"/>
+          <w:lang w:val="ro-RO"/>
+        </w:rPr>
+        <w:t>bakend</w:t>
+      </w:r>
+      <w:proofErr w:type="spellEnd"/>
+      <w:r>
+        <w:rPr>
+          <w:rFonts w:ascii="Times New Roman" w:hAnsi="Times New Roman" w:cs="Times New Roman"/>
+          <w:lang w:val="ro-RO"/>
+        </w:rPr>
+        <w:t xml:space="preserve"> pentru a gestiona mai bine </w:t>
+      </w:r>
+      <w:proofErr w:type="spellStart"/>
+      <w:r>
+        <w:rPr>
+          <w:rFonts w:ascii="Times New Roman" w:hAnsi="Times New Roman" w:cs="Times New Roman"/>
+          <w:lang w:val="ro-RO"/>
+        </w:rPr>
+        <w:t>aplicatia</w:t>
+      </w:r>
+      <w:proofErr w:type="spellEnd"/>
+    </w:p>
+    <w:p>
+      <w:pPr>
+        <w:rPr>
+          <w:rFonts w:ascii="Times New Roman" w:hAnsi="Times New Roman" w:cs="Times New Roman"/>
+          <w:b/>
+          <w:bCs/>
+          <w:lang w:val="ro-RO"/>
+        </w:rPr>
+      </w:pPr>
+    </w:p>
+    <w:p>
+      <w:pPr>
+        <w:rPr>
+          <w:rFonts w:ascii="Times New Roman" w:hAnsi="Times New Roman" w:cs="Times New Roman"/>
+          <w:b/>
+          <w:bCs/>
+          <w:lang w:val="ro-RO"/>
+        </w:rPr>
+      </w:pPr>
+    </w:p>
+    <w:p>
+      <w:pPr>
+        <w:rPr>
+          <w:rFonts w:ascii="Times New Roman" w:hAnsi="Times New Roman" w:cs="Times New Roman"/>
+          <w:b/>
+          <w:bCs/>
+          <w:lang w:val="ro-RO"/>
+        </w:rPr>
+      </w:pPr>
+    </w:p>
+    <w:p>
+      <w:pPr>
+        <w:rPr>
+          <w:rFonts w:ascii="Times New Roman" w:hAnsi="Times New Roman" w:cs="Times New Roman"/>
+          <w:b/>
+          <w:bCs/>
+          <w:lang w:val="ro-RO"/>
+        </w:rPr>
+      </w:pPr>
+      <w:r>
+        <w:rPr>
+          <w:rFonts w:ascii="Times New Roman" w:hAnsi="Times New Roman" w:cs="Times New Roman"/>
+          <w:b/>
+          <w:bCs/>
+          <w:lang w:val="ro-RO"/>
+        </w:rPr>
+        <w:lastRenderedPageBreak/>
+        <w:t>5.</w:t>
+      </w:r>
+      <w:r>
+        <w:rPr>
+          <w:rFonts w:ascii="Times New Roman" w:hAnsi="Times New Roman" w:cs="Times New Roman"/>
+          <w:b/>
+          <w:bCs/>
+          <w:lang w:val="ro-RO"/>
+        </w:rPr>
+        <w:t>Cerințe funcționale</w:t>
+      </w:r>
+    </w:p>
+    <w:p>
+      <w:pPr>
+        <w:pStyle w:val="Listparagraf"/>
+        <w:rPr>
+          <w:rFonts w:ascii="Times New Roman" w:hAnsi="Times New Roman" w:cs="Times New Roman"/>
+          <w:b/>
+          <w:bCs/>
+          <w:lang w:val="ro-RO"/>
+        </w:rPr>
+      </w:pPr>
+    </w:p>
+    <w:p>
+      <w:pPr>
+        <w:pStyle w:val="Listparagraf"/>
         <w:numPr>
           <w:ilvl w:val="0"/>
-          <w:numId w:val="1"/>
+          <w:numId w:val="6"/>
         </w:numPr>
         <w:rPr>
           <w:rFonts w:ascii="Times New Roman" w:hAnsi="Times New Roman" w:cs="Times New Roman"/>
@@ -388,14 +543,22 @@
           <w:rFonts w:ascii="Times New Roman" w:hAnsi="Times New Roman" w:cs="Times New Roman"/>
           <w:lang w:val="ro-RO"/>
         </w:rPr>
-        <w:t>realizarea procesului de împrumut și returnare a cărților;</w:t>
-      </w:r>
-    </w:p>
-    <w:p>
-      <w:pPr>
+        <w:t>D</w:t>
+      </w:r>
+      <w:r>
+        <w:rPr>
+          <w:rFonts w:ascii="Times New Roman" w:hAnsi="Times New Roman" w:cs="Times New Roman"/>
+          <w:lang w:val="ro-RO"/>
+        </w:rPr>
+        <w:t>acă utilizatorul nu are cont, acesta trebuie să se poată înregistra pe site.</w:t>
+      </w:r>
+    </w:p>
+    <w:p>
+      <w:pPr>
+        <w:pStyle w:val="Listparagraf"/>
         <w:numPr>
           <w:ilvl w:val="0"/>
-          <w:numId w:val="1"/>
+          <w:numId w:val="6"/>
         </w:numPr>
         <w:rPr>
           <w:rFonts w:ascii="Times New Roman" w:hAnsi="Times New Roman" w:cs="Times New Roman"/>
@@ -407,14 +570,22 @@
           <w:rFonts w:ascii="Times New Roman" w:hAnsi="Times New Roman" w:cs="Times New Roman"/>
           <w:lang w:val="ro-RO"/>
         </w:rPr>
-        <w:t>păstrarea istoricului împrumuturilor;</w:t>
-      </w:r>
-    </w:p>
-    <w:p>
-      <w:pPr>
+        <w:t>U</w:t>
+      </w:r>
+      <w:r>
+        <w:rPr>
+          <w:rFonts w:ascii="Times New Roman" w:hAnsi="Times New Roman" w:cs="Times New Roman"/>
+          <w:lang w:val="ro-RO"/>
+        </w:rPr>
+        <w:t>tilizatorul trebuie să se poată autentifica pe site folosind datele contului său.</w:t>
+      </w:r>
+    </w:p>
+    <w:p>
+      <w:pPr>
+        <w:pStyle w:val="Listparagraf"/>
         <w:numPr>
           <w:ilvl w:val="0"/>
-          <w:numId w:val="1"/>
+          <w:numId w:val="6"/>
         </w:numPr>
         <w:rPr>
           <w:rFonts w:ascii="Times New Roman" w:hAnsi="Times New Roman" w:cs="Times New Roman"/>
@@ -426,14 +597,22 @@
           <w:rFonts w:ascii="Times New Roman" w:hAnsi="Times New Roman" w:cs="Times New Roman"/>
           <w:lang w:val="ro-RO"/>
         </w:rPr>
-        <w:t>gestionarea datelor bibliotecii de către administrator;</w:t>
-      </w:r>
-    </w:p>
-    <w:p>
-      <w:pPr>
+        <w:t>U</w:t>
+      </w:r>
+      <w:r>
+        <w:rPr>
+          <w:rFonts w:ascii="Times New Roman" w:hAnsi="Times New Roman" w:cs="Times New Roman"/>
+          <w:lang w:val="ro-RO"/>
+        </w:rPr>
+        <w:t>tilizatorul trebuie să poată căuta o carte după titlu sau autor.</w:t>
+      </w:r>
+    </w:p>
+    <w:p>
+      <w:pPr>
+        <w:pStyle w:val="Listparagraf"/>
         <w:numPr>
           <w:ilvl w:val="0"/>
-          <w:numId w:val="1"/>
+          <w:numId w:val="6"/>
         </w:numPr>
         <w:rPr>
           <w:rFonts w:ascii="Times New Roman" w:hAnsi="Times New Roman" w:cs="Times New Roman"/>
@@ -445,15 +624,22 @@
           <w:rFonts w:ascii="Times New Roman" w:hAnsi="Times New Roman" w:cs="Times New Roman"/>
           <w:lang w:val="ro-RO"/>
         </w:rPr>
-        <w:lastRenderedPageBreak/>
-        <w:t>stocarea informațiilor într-o bază de date relațională;</w:t>
-      </w:r>
-    </w:p>
-    <w:p>
-      <w:pPr>
+        <w:t>U</w:t>
+      </w:r>
+      <w:r>
+        <w:rPr>
+          <w:rFonts w:ascii="Times New Roman" w:hAnsi="Times New Roman" w:cs="Times New Roman"/>
+          <w:lang w:val="ro-RO"/>
+        </w:rPr>
+        <w:t>tilizatorul trebuie să poată vedea informații despre o carte, cum ar fi titlul, autorul, data publicării, descrierea, recenziile și dacă aceasta este disponibilă sau rezervată.</w:t>
+      </w:r>
+    </w:p>
+    <w:p>
+      <w:pPr>
+        <w:pStyle w:val="Listparagraf"/>
         <w:numPr>
           <w:ilvl w:val="0"/>
-          <w:numId w:val="1"/>
+          <w:numId w:val="6"/>
         </w:numPr>
         <w:rPr>
           <w:rFonts w:ascii="Times New Roman" w:hAnsi="Times New Roman" w:cs="Times New Roman"/>
@@ -465,539 +651,22 @@
           <w:rFonts w:ascii="Times New Roman" w:hAnsi="Times New Roman" w:cs="Times New Roman"/>
           <w:lang w:val="ro-RO"/>
         </w:rPr>
-        <w:t xml:space="preserve">realizarea comunicării dintre </w:t>
-      </w:r>
-      <w:proofErr w:type="spellStart"/>
-      <w:r>
-        <w:rPr>
-          <w:rFonts w:ascii="Times New Roman" w:hAnsi="Times New Roman" w:cs="Times New Roman"/>
-          <w:lang w:val="ro-RO"/>
-        </w:rPr>
-        <w:t>frontend</w:t>
-      </w:r>
-      <w:proofErr w:type="spellEnd"/>
-      <w:r>
-        <w:rPr>
-          <w:rFonts w:ascii="Times New Roman" w:hAnsi="Times New Roman" w:cs="Times New Roman"/>
-          <w:lang w:val="ro-RO"/>
-        </w:rPr>
-        <w:t xml:space="preserve"> și </w:t>
-      </w:r>
-      <w:proofErr w:type="spellStart"/>
-      <w:r>
-        <w:rPr>
-          <w:rFonts w:ascii="Times New Roman" w:hAnsi="Times New Roman" w:cs="Times New Roman"/>
-          <w:lang w:val="ro-RO"/>
-        </w:rPr>
-        <w:t>backend</w:t>
-      </w:r>
-      <w:proofErr w:type="spellEnd"/>
-      <w:r>
-        <w:rPr>
-          <w:rFonts w:ascii="Times New Roman" w:hAnsi="Times New Roman" w:cs="Times New Roman"/>
-          <w:lang w:val="ro-RO"/>
-        </w:rPr>
-        <w:t xml:space="preserve"> prin intermediul unui API REST.</w:t>
-      </w:r>
-    </w:p>
-    <w:p>
-      <w:pPr>
-        <w:rPr>
-          <w:rFonts w:ascii="Times New Roman" w:hAnsi="Times New Roman" w:cs="Times New Roman"/>
-          <w:b/>
-          <w:bCs/>
-          <w:lang w:val="ro-RO"/>
-        </w:rPr>
-      </w:pPr>
-      <w:r>
-        <w:rPr>
-          <w:rFonts w:ascii="Times New Roman" w:hAnsi="Times New Roman" w:cs="Times New Roman"/>
-          <w:b/>
-          <w:bCs/>
-          <w:lang w:val="ro-RO"/>
-        </w:rPr>
-        <w:t>5. Utilizatorii sistemului și rolurile acestora</w:t>
-      </w:r>
-    </w:p>
-    <w:p>
-      <w:pPr>
-        <w:rPr>
-          <w:rFonts w:ascii="Times New Roman" w:hAnsi="Times New Roman" w:cs="Times New Roman"/>
-          <w:lang w:val="ro-RO"/>
-        </w:rPr>
-      </w:pPr>
-      <w:r>
-        <w:rPr>
-          <w:rFonts w:ascii="Times New Roman" w:hAnsi="Times New Roman" w:cs="Times New Roman"/>
-          <w:lang w:val="ro-RO"/>
-        </w:rPr>
-        <w:t xml:space="preserve">Aplicația va avea două roluri principale: </w:t>
-      </w:r>
-      <w:r>
-        <w:rPr>
-          <w:rFonts w:ascii="Times New Roman" w:hAnsi="Times New Roman" w:cs="Times New Roman"/>
-          <w:b/>
-          <w:bCs/>
-          <w:lang w:val="ro-RO"/>
-        </w:rPr>
-        <w:t>utilizator</w:t>
-      </w:r>
-      <w:r>
-        <w:rPr>
-          <w:rFonts w:ascii="Times New Roman" w:hAnsi="Times New Roman" w:cs="Times New Roman"/>
-          <w:lang w:val="ro-RO"/>
-        </w:rPr>
-        <w:t xml:space="preserve"> și </w:t>
-      </w:r>
-      <w:r>
-        <w:rPr>
-          <w:rFonts w:ascii="Times New Roman" w:hAnsi="Times New Roman" w:cs="Times New Roman"/>
-          <w:b/>
-          <w:bCs/>
-          <w:lang w:val="ro-RO"/>
-        </w:rPr>
-        <w:t>administrator</w:t>
-      </w:r>
-      <w:r>
-        <w:rPr>
-          <w:rFonts w:ascii="Times New Roman" w:hAnsi="Times New Roman" w:cs="Times New Roman"/>
-          <w:lang w:val="ro-RO"/>
-        </w:rPr>
-        <w:t>.</w:t>
-      </w:r>
-    </w:p>
-    <w:p>
-      <w:pPr>
-        <w:rPr>
-          <w:rFonts w:ascii="Times New Roman" w:hAnsi="Times New Roman" w:cs="Times New Roman"/>
-          <w:lang w:val="ro-RO"/>
-        </w:rPr>
-      </w:pPr>
-      <w:r>
-        <w:rPr>
-          <w:rFonts w:ascii="Times New Roman" w:hAnsi="Times New Roman" w:cs="Times New Roman"/>
-          <w:b/>
-          <w:bCs/>
-          <w:lang w:val="ro-RO"/>
-        </w:rPr>
-        <w:t>Utilizatorul</w:t>
-      </w:r>
-      <w:r>
-        <w:rPr>
-          <w:rFonts w:ascii="Times New Roman" w:hAnsi="Times New Roman" w:cs="Times New Roman"/>
-          <w:lang w:val="ro-RO"/>
-        </w:rPr>
-        <w:t xml:space="preserve"> va putea să își creeze un cont și să se autentifice în sistem. După autentificare, acesta va putea vizualiza cărțile existente, căuta cărți, filtra colecția după anumite criterii, verifica disponibilitatea unei cărți, împrumuta și returna cărți și vizualiza istoricul propriilor împrumuturi.</w:t>
-      </w:r>
-    </w:p>
-    <w:p>
-      <w:pPr>
-        <w:rPr>
-          <w:rFonts w:ascii="Times New Roman" w:hAnsi="Times New Roman" w:cs="Times New Roman"/>
-          <w:lang w:val="ro-RO"/>
-        </w:rPr>
-      </w:pPr>
-      <w:r>
-        <w:rPr>
-          <w:rFonts w:ascii="Times New Roman" w:hAnsi="Times New Roman" w:cs="Times New Roman"/>
-          <w:b/>
-          <w:bCs/>
-          <w:lang w:val="ro-RO"/>
-        </w:rPr>
-        <w:t>Administratorul</w:t>
-      </w:r>
-      <w:r>
-        <w:rPr>
-          <w:rFonts w:ascii="Times New Roman" w:hAnsi="Times New Roman" w:cs="Times New Roman"/>
-          <w:lang w:val="ro-RO"/>
-        </w:rPr>
-        <w:t xml:space="preserve"> va avea acces la funcționalități suplimentare pentru administrarea sistemului. Acesta va putea adăuga, modifica și șterge cărți, autori și categorii. De asemenea, administratorul va putea vizualiza utilizatorii înregistrați și monitoriza împrumuturile.</w:t>
-      </w:r>
-    </w:p>
-    <w:p>
-      <w:pPr>
-        <w:rPr>
-          <w:rFonts w:ascii="Times New Roman" w:hAnsi="Times New Roman" w:cs="Times New Roman"/>
-          <w:b/>
-          <w:bCs/>
-          <w:lang w:val="ro-RO"/>
-        </w:rPr>
-      </w:pPr>
-      <w:r>
-        <w:rPr>
-          <w:rFonts w:ascii="Times New Roman" w:hAnsi="Times New Roman" w:cs="Times New Roman"/>
-          <w:b/>
-          <w:bCs/>
-          <w:lang w:val="ro-RO"/>
-        </w:rPr>
-        <w:t>6. Cerințe funcționale</w:t>
-      </w:r>
-    </w:p>
-    <w:p>
-      <w:pPr>
-        <w:rPr>
-          <w:rFonts w:ascii="Times New Roman" w:hAnsi="Times New Roman" w:cs="Times New Roman"/>
-          <w:lang w:val="ro-RO"/>
-        </w:rPr>
-      </w:pPr>
-      <w:r>
-        <w:rPr>
-          <w:rFonts w:ascii="Times New Roman" w:hAnsi="Times New Roman" w:cs="Times New Roman"/>
-          <w:b/>
-          <w:bCs/>
-          <w:lang w:val="ro-RO"/>
-        </w:rPr>
-        <w:t>CF1 – Înregistrarea utilizatorilor</w:t>
-      </w:r>
-      <w:r>
-        <w:rPr>
-          <w:rFonts w:ascii="Times New Roman" w:hAnsi="Times New Roman" w:cs="Times New Roman"/>
-          <w:lang w:val="ro-RO"/>
-        </w:rPr>
-        <w:br/>
-        <w:t>Sistemul trebuie să permită unui utilizator să își creeze un cont prin introducerea informațiilor necesare.</w:t>
-      </w:r>
-    </w:p>
-    <w:p>
-      <w:pPr>
-        <w:rPr>
-          <w:rFonts w:ascii="Times New Roman" w:hAnsi="Times New Roman" w:cs="Times New Roman"/>
-          <w:lang w:val="ro-RO"/>
-        </w:rPr>
-      </w:pPr>
-      <w:r>
-        <w:rPr>
-          <w:rFonts w:ascii="Times New Roman" w:hAnsi="Times New Roman" w:cs="Times New Roman"/>
-          <w:b/>
-          <w:bCs/>
-          <w:lang w:val="ro-RO"/>
-        </w:rPr>
-        <w:t>CF2 – Autentificarea utilizatorilor</w:t>
-      </w:r>
-      <w:r>
-        <w:rPr>
-          <w:rFonts w:ascii="Times New Roman" w:hAnsi="Times New Roman" w:cs="Times New Roman"/>
-          <w:lang w:val="ro-RO"/>
-        </w:rPr>
-        <w:br/>
-        <w:t>Sistemul trebuie să permită utilizatorilor înregistrați să se autentifice folosind datele contului.</w:t>
-      </w:r>
-    </w:p>
-    <w:p>
-      <w:pPr>
-        <w:rPr>
-          <w:rFonts w:ascii="Times New Roman" w:hAnsi="Times New Roman" w:cs="Times New Roman"/>
-          <w:lang w:val="ro-RO"/>
-        </w:rPr>
-      </w:pPr>
-      <w:r>
-        <w:rPr>
-          <w:rFonts w:ascii="Times New Roman" w:hAnsi="Times New Roman" w:cs="Times New Roman"/>
-          <w:b/>
-          <w:bCs/>
-          <w:lang w:val="ro-RO"/>
-        </w:rPr>
-        <w:t>CF3 – Vizualizarea cărților</w:t>
-      </w:r>
-      <w:r>
-        <w:rPr>
-          <w:rFonts w:ascii="Times New Roman" w:hAnsi="Times New Roman" w:cs="Times New Roman"/>
-          <w:lang w:val="ro-RO"/>
-        </w:rPr>
-        <w:br/>
-        <w:t>Sistemul trebuie să permită vizualizarea cărților existente în bibliotecă și a informațiilor relevante despre acestea.</w:t>
-      </w:r>
-    </w:p>
-    <w:p>
-      <w:pPr>
-        <w:rPr>
-          <w:rFonts w:ascii="Times New Roman" w:hAnsi="Times New Roman" w:cs="Times New Roman"/>
-          <w:lang w:val="ro-RO"/>
-        </w:rPr>
-      </w:pPr>
-      <w:r>
-        <w:rPr>
-          <w:rFonts w:ascii="Times New Roman" w:hAnsi="Times New Roman" w:cs="Times New Roman"/>
-          <w:b/>
-          <w:bCs/>
-          <w:lang w:val="ro-RO"/>
-        </w:rPr>
-        <w:t>CF4 – Căutarea cărților</w:t>
-      </w:r>
-      <w:r>
-        <w:rPr>
-          <w:rFonts w:ascii="Times New Roman" w:hAnsi="Times New Roman" w:cs="Times New Roman"/>
-          <w:lang w:val="ro-RO"/>
-        </w:rPr>
-        <w:br/>
-        <w:t>Utilizatorii trebuie să poată căuta cărți după titlu.</w:t>
-      </w:r>
-    </w:p>
-    <w:p>
-      <w:pPr>
-        <w:rPr>
-          <w:rFonts w:ascii="Times New Roman" w:hAnsi="Times New Roman" w:cs="Times New Roman"/>
-          <w:lang w:val="ro-RO"/>
-        </w:rPr>
-      </w:pPr>
-      <w:r>
-        <w:rPr>
-          <w:rFonts w:ascii="Times New Roman" w:hAnsi="Times New Roman" w:cs="Times New Roman"/>
-          <w:b/>
-          <w:bCs/>
-          <w:lang w:val="ro-RO"/>
-        </w:rPr>
-        <w:t>CF5 – Filtrarea cărților</w:t>
-      </w:r>
-      <w:r>
-        <w:rPr>
-          <w:rFonts w:ascii="Times New Roman" w:hAnsi="Times New Roman" w:cs="Times New Roman"/>
-          <w:lang w:val="ro-RO"/>
-        </w:rPr>
-        <w:br/>
-        <w:t>Utilizatorii trebuie să poată filtra cărțile în funcție de autor, categorie sau disponibilitate.</w:t>
-      </w:r>
-    </w:p>
-    <w:p>
-      <w:pPr>
-        <w:rPr>
-          <w:rFonts w:ascii="Times New Roman" w:hAnsi="Times New Roman" w:cs="Times New Roman"/>
-          <w:lang w:val="ro-RO"/>
-        </w:rPr>
-      </w:pPr>
-      <w:r>
-        <w:rPr>
-          <w:rFonts w:ascii="Times New Roman" w:hAnsi="Times New Roman" w:cs="Times New Roman"/>
-          <w:b/>
-          <w:bCs/>
-          <w:lang w:val="ro-RO"/>
-        </w:rPr>
-        <w:t>CF6 – Gestionarea cărților</w:t>
-      </w:r>
-      <w:r>
-        <w:rPr>
-          <w:rFonts w:ascii="Times New Roman" w:hAnsi="Times New Roman" w:cs="Times New Roman"/>
-          <w:lang w:val="ro-RO"/>
-        </w:rPr>
-        <w:br/>
-        <w:t>Administratorul trebuie să poată adăuga, vizualiza, modifica și șterge cărți.</w:t>
-      </w:r>
-    </w:p>
-    <w:p>
-      <w:pPr>
-        <w:rPr>
-          <w:rFonts w:ascii="Times New Roman" w:hAnsi="Times New Roman" w:cs="Times New Roman"/>
-          <w:lang w:val="ro-RO"/>
-        </w:rPr>
-      </w:pPr>
-      <w:r>
-        <w:rPr>
-          <w:rFonts w:ascii="Times New Roman" w:hAnsi="Times New Roman" w:cs="Times New Roman"/>
-          <w:b/>
-          <w:bCs/>
-          <w:lang w:val="ro-RO"/>
-        </w:rPr>
-        <w:t>CF7 – Gestionarea autorilor</w:t>
-      </w:r>
-      <w:r>
-        <w:rPr>
-          <w:rFonts w:ascii="Times New Roman" w:hAnsi="Times New Roman" w:cs="Times New Roman"/>
-          <w:lang w:val="ro-RO"/>
-        </w:rPr>
-        <w:br/>
-        <w:t>Administratorul trebuie să poată adăuga, vizualiza, modifica și șterge autori.</w:t>
-      </w:r>
-    </w:p>
-    <w:p>
-      <w:pPr>
-        <w:rPr>
-          <w:rFonts w:ascii="Times New Roman" w:hAnsi="Times New Roman" w:cs="Times New Roman"/>
-          <w:lang w:val="ro-RO"/>
-        </w:rPr>
-      </w:pPr>
-      <w:r>
-        <w:rPr>
-          <w:rFonts w:ascii="Times New Roman" w:hAnsi="Times New Roman" w:cs="Times New Roman"/>
-          <w:b/>
-          <w:bCs/>
-          <w:lang w:val="ro-RO"/>
-        </w:rPr>
-        <w:t>CF8 – Gestionarea categoriilor</w:t>
-      </w:r>
-      <w:r>
-        <w:rPr>
-          <w:rFonts w:ascii="Times New Roman" w:hAnsi="Times New Roman" w:cs="Times New Roman"/>
-          <w:lang w:val="ro-RO"/>
-        </w:rPr>
-        <w:br/>
-        <w:t>Administratorul trebuie să poată adăuga, vizualiza, modifica și șterge categorii.</w:t>
-      </w:r>
-    </w:p>
-    <w:p>
-      <w:pPr>
-        <w:rPr>
-          <w:rFonts w:ascii="Times New Roman" w:hAnsi="Times New Roman" w:cs="Times New Roman"/>
-          <w:lang w:val="ro-RO"/>
-        </w:rPr>
-      </w:pPr>
-      <w:r>
-        <w:rPr>
-          <w:rFonts w:ascii="Times New Roman" w:hAnsi="Times New Roman" w:cs="Times New Roman"/>
-          <w:b/>
-          <w:bCs/>
-          <w:lang w:val="ro-RO"/>
-        </w:rPr>
-        <w:t>CF9 – Împrumutarea cărților</w:t>
-      </w:r>
-      <w:r>
-        <w:rPr>
-          <w:rFonts w:ascii="Times New Roman" w:hAnsi="Times New Roman" w:cs="Times New Roman"/>
-          <w:lang w:val="ro-RO"/>
-        </w:rPr>
-        <w:br/>
-        <w:t>Un utilizator autentificat trebuie să poată împrumuta o carte disponibilă.</w:t>
-      </w:r>
-    </w:p>
-    <w:p>
-      <w:pPr>
-        <w:rPr>
-          <w:rFonts w:ascii="Times New Roman" w:hAnsi="Times New Roman" w:cs="Times New Roman"/>
-          <w:lang w:val="ro-RO"/>
-        </w:rPr>
-      </w:pPr>
-      <w:r>
-        <w:rPr>
-          <w:rFonts w:ascii="Times New Roman" w:hAnsi="Times New Roman" w:cs="Times New Roman"/>
-          <w:b/>
-          <w:bCs/>
-          <w:lang w:val="ro-RO"/>
-        </w:rPr>
-        <w:t>CF10 – Returnarea cărților</w:t>
-      </w:r>
-      <w:r>
-        <w:rPr>
-          <w:rFonts w:ascii="Times New Roman" w:hAnsi="Times New Roman" w:cs="Times New Roman"/>
-          <w:lang w:val="ro-RO"/>
-        </w:rPr>
-        <w:br/>
-        <w:t>Sistemul trebuie să permită înregistrarea returnării unei cărți împrumutate.</w:t>
-      </w:r>
-    </w:p>
-    <w:p>
-      <w:pPr>
-        <w:rPr>
-          <w:rFonts w:ascii="Times New Roman" w:hAnsi="Times New Roman" w:cs="Times New Roman"/>
-          <w:lang w:val="ro-RO"/>
-        </w:rPr>
-      </w:pPr>
-      <w:r>
-        <w:rPr>
-          <w:rFonts w:ascii="Times New Roman" w:hAnsi="Times New Roman" w:cs="Times New Roman"/>
-          <w:b/>
-          <w:bCs/>
-          <w:lang w:val="ro-RO"/>
-        </w:rPr>
-        <w:t>CF11 – Istoricul împrumuturilor</w:t>
-      </w:r>
-      <w:r>
-        <w:rPr>
-          <w:rFonts w:ascii="Times New Roman" w:hAnsi="Times New Roman" w:cs="Times New Roman"/>
-          <w:lang w:val="ro-RO"/>
-        </w:rPr>
-        <w:br/>
-        <w:t>Utilizatorul trebuie să poată vizualiza istoricul propriilor împrumuturi.</w:t>
-      </w:r>
-    </w:p>
-    <w:p>
-      <w:pPr>
-        <w:rPr>
-          <w:rFonts w:ascii="Times New Roman" w:hAnsi="Times New Roman" w:cs="Times New Roman"/>
-          <w:lang w:val="ro-RO"/>
-        </w:rPr>
-      </w:pPr>
-      <w:r>
-        <w:rPr>
-          <w:rFonts w:ascii="Times New Roman" w:hAnsi="Times New Roman" w:cs="Times New Roman"/>
-          <w:b/>
-          <w:bCs/>
-          <w:lang w:val="ro-RO"/>
-        </w:rPr>
-        <w:lastRenderedPageBreak/>
-        <w:t>CF12 – Gestionarea împrumuturilor</w:t>
-      </w:r>
-      <w:r>
-        <w:rPr>
-          <w:rFonts w:ascii="Times New Roman" w:hAnsi="Times New Roman" w:cs="Times New Roman"/>
-          <w:lang w:val="ro-RO"/>
-        </w:rPr>
-        <w:br/>
-        <w:t>Administratorul trebuie să poată vizualiza și monitoriza împrumuturile existente în sistem.</w:t>
-      </w:r>
-    </w:p>
-    <w:p>
-      <w:pPr>
-        <w:rPr>
-          <w:rFonts w:ascii="Times New Roman" w:hAnsi="Times New Roman" w:cs="Times New Roman"/>
-          <w:lang w:val="ro-RO"/>
-        </w:rPr>
-      </w:pPr>
-      <w:r>
-        <w:rPr>
-          <w:rFonts w:ascii="Times New Roman" w:hAnsi="Times New Roman" w:cs="Times New Roman"/>
-          <w:b/>
-          <w:bCs/>
-          <w:lang w:val="ro-RO"/>
-        </w:rPr>
-        <w:t>CF13 – Verificarea disponibilității</w:t>
-      </w:r>
-      <w:r>
-        <w:rPr>
-          <w:rFonts w:ascii="Times New Roman" w:hAnsi="Times New Roman" w:cs="Times New Roman"/>
-          <w:lang w:val="ro-RO"/>
-        </w:rPr>
-        <w:br/>
-        <w:t>Sistemul trebuie să indice dacă o carte este disponibilă sau este deja împrumutată.</w:t>
-      </w:r>
-    </w:p>
-    <w:p>
-      <w:pPr>
-        <w:rPr>
-          <w:rFonts w:ascii="Times New Roman" w:hAnsi="Times New Roman" w:cs="Times New Roman"/>
-          <w:b/>
-          <w:bCs/>
-          <w:lang w:val="ro-RO"/>
-        </w:rPr>
-      </w:pPr>
-      <w:r>
-        <w:rPr>
-          <w:rFonts w:ascii="Times New Roman" w:hAnsi="Times New Roman" w:cs="Times New Roman"/>
-          <w:b/>
-          <w:bCs/>
-          <w:lang w:val="ro-RO"/>
-        </w:rPr>
-        <w:t>7. Cerințe nefuncționale</w:t>
-      </w:r>
-    </w:p>
-    <w:p>
-      <w:pPr>
-        <w:rPr>
-          <w:rFonts w:ascii="Times New Roman" w:hAnsi="Times New Roman" w:cs="Times New Roman"/>
-          <w:lang w:val="ro-RO"/>
-        </w:rPr>
-      </w:pPr>
-      <w:r>
-        <w:rPr>
-          <w:rFonts w:ascii="Times New Roman" w:hAnsi="Times New Roman" w:cs="Times New Roman"/>
-          <w:lang w:val="ro-RO"/>
-        </w:rPr>
-        <w:t>Aplicația trebuie să respecte următoarele cerințe nefuncționale:</w:t>
-      </w:r>
-    </w:p>
-    <w:p>
-      <w:pPr>
+        <w:t>U</w:t>
+      </w:r>
+      <w:r>
+        <w:rPr>
+          <w:rFonts w:ascii="Times New Roman" w:hAnsi="Times New Roman" w:cs="Times New Roman"/>
+          <w:lang w:val="ro-RO"/>
+        </w:rPr>
+        <w:t>tilizatorul trebuie să poată rezerva o carte dacă aceasta este disponibilă.</w:t>
+      </w:r>
+    </w:p>
+    <w:p>
+      <w:pPr>
+        <w:pStyle w:val="Listparagraf"/>
         <w:numPr>
           <w:ilvl w:val="0"/>
-          <w:numId w:val="2"/>
+          <w:numId w:val="6"/>
         </w:numPr>
         <w:rPr>
           <w:rFonts w:ascii="Times New Roman" w:hAnsi="Times New Roman" w:cs="Times New Roman"/>
@@ -1009,14 +678,22 @@
           <w:rFonts w:ascii="Times New Roman" w:hAnsi="Times New Roman" w:cs="Times New Roman"/>
           <w:lang w:val="ro-RO"/>
         </w:rPr>
-        <w:t>interfața trebuie să fie simplă, clară și ușor de utilizat;</w:t>
-      </w:r>
-    </w:p>
-    <w:p>
-      <w:pPr>
+        <w:t>U</w:t>
+      </w:r>
+      <w:r>
+        <w:rPr>
+          <w:rFonts w:ascii="Times New Roman" w:hAnsi="Times New Roman" w:cs="Times New Roman"/>
+          <w:lang w:val="ro-RO"/>
+        </w:rPr>
+        <w:t>tilizatorul trebuie să poată anula o rezervare făcută anterior.</w:t>
+      </w:r>
+    </w:p>
+    <w:p>
+      <w:pPr>
+        <w:pStyle w:val="Listparagraf"/>
         <w:numPr>
           <w:ilvl w:val="0"/>
-          <w:numId w:val="2"/>
+          <w:numId w:val="6"/>
         </w:numPr>
         <w:rPr>
           <w:rFonts w:ascii="Times New Roman" w:hAnsi="Times New Roman" w:cs="Times New Roman"/>
@@ -1028,14 +705,22 @@
           <w:rFonts w:ascii="Times New Roman" w:hAnsi="Times New Roman" w:cs="Times New Roman"/>
           <w:lang w:val="ro-RO"/>
         </w:rPr>
-        <w:t>aplicația trebuie să poată fi utilizată dintr-un browser web;</w:t>
-      </w:r>
-    </w:p>
-    <w:p>
-      <w:pPr>
+        <w:t>U</w:t>
+      </w:r>
+      <w:r>
+        <w:rPr>
+          <w:rFonts w:ascii="Times New Roman" w:hAnsi="Times New Roman" w:cs="Times New Roman"/>
+          <w:lang w:val="ro-RO"/>
+        </w:rPr>
+        <w:t>tilizatorul trebuie să poată lăsa o recenzie și o notă de la 1 la 5 pentru o carte citită.</w:t>
+      </w:r>
+    </w:p>
+    <w:p>
+      <w:pPr>
+        <w:pStyle w:val="Listparagraf"/>
         <w:numPr>
           <w:ilvl w:val="0"/>
-          <w:numId w:val="2"/>
+          <w:numId w:val="6"/>
         </w:numPr>
         <w:rPr>
           <w:rFonts w:ascii="Times New Roman" w:hAnsi="Times New Roman" w:cs="Times New Roman"/>
@@ -1047,14 +732,22 @@
           <w:rFonts w:ascii="Times New Roman" w:hAnsi="Times New Roman" w:cs="Times New Roman"/>
           <w:lang w:val="ro-RO"/>
         </w:rPr>
-        <w:t>informațiile trebuie stocate într-o bază de date relațională;</w:t>
-      </w:r>
-    </w:p>
-    <w:p>
-      <w:pPr>
+        <w:t>U</w:t>
+      </w:r>
+      <w:r>
+        <w:rPr>
+          <w:rFonts w:ascii="Times New Roman" w:hAnsi="Times New Roman" w:cs="Times New Roman"/>
+          <w:lang w:val="ro-RO"/>
+        </w:rPr>
+        <w:t>tilizatorul trebuie să poată vedea istoricul cărților pe care le-a împrumutat și returnat.</w:t>
+      </w:r>
+    </w:p>
+    <w:p>
+      <w:pPr>
+        <w:pStyle w:val="Listparagraf"/>
         <w:numPr>
           <w:ilvl w:val="0"/>
-          <w:numId w:val="2"/>
+          <w:numId w:val="6"/>
         </w:numPr>
         <w:rPr>
           <w:rFonts w:ascii="Times New Roman" w:hAnsi="Times New Roman" w:cs="Times New Roman"/>
@@ -1066,46 +759,22 @@
           <w:rFonts w:ascii="Times New Roman" w:hAnsi="Times New Roman" w:cs="Times New Roman"/>
           <w:lang w:val="ro-RO"/>
         </w:rPr>
-        <w:t xml:space="preserve">comunicarea dintre </w:t>
-      </w:r>
-      <w:proofErr w:type="spellStart"/>
-      <w:r>
-        <w:rPr>
-          <w:rFonts w:ascii="Times New Roman" w:hAnsi="Times New Roman" w:cs="Times New Roman"/>
-          <w:lang w:val="ro-RO"/>
-        </w:rPr>
-        <w:t>frontend</w:t>
-      </w:r>
-      <w:proofErr w:type="spellEnd"/>
-      <w:r>
-        <w:rPr>
-          <w:rFonts w:ascii="Times New Roman" w:hAnsi="Times New Roman" w:cs="Times New Roman"/>
-          <w:lang w:val="ro-RO"/>
-        </w:rPr>
-        <w:t xml:space="preserve"> și </w:t>
-      </w:r>
-      <w:proofErr w:type="spellStart"/>
-      <w:r>
-        <w:rPr>
-          <w:rFonts w:ascii="Times New Roman" w:hAnsi="Times New Roman" w:cs="Times New Roman"/>
-          <w:lang w:val="ro-RO"/>
-        </w:rPr>
-        <w:t>backend</w:t>
-      </w:r>
-      <w:proofErr w:type="spellEnd"/>
-      <w:r>
-        <w:rPr>
-          <w:rFonts w:ascii="Times New Roman" w:hAnsi="Times New Roman" w:cs="Times New Roman"/>
-          <w:lang w:val="ro-RO"/>
-        </w:rPr>
-        <w:t xml:space="preserve"> trebuie realizată prin intermediul unui API REST;</w:t>
-      </w:r>
-    </w:p>
-    <w:p>
-      <w:pPr>
+        <w:t>A</w:t>
+      </w:r>
+      <w:r>
+        <w:rPr>
+          <w:rFonts w:ascii="Times New Roman" w:hAnsi="Times New Roman" w:cs="Times New Roman"/>
+          <w:lang w:val="ro-RO"/>
+        </w:rPr>
+        <w:t>dministratorul trebuie să poată adăuga cărți noi în sistem.</w:t>
+      </w:r>
+    </w:p>
+    <w:p>
+      <w:pPr>
+        <w:pStyle w:val="Listparagraf"/>
         <w:numPr>
           <w:ilvl w:val="0"/>
-          <w:numId w:val="2"/>
+          <w:numId w:val="6"/>
         </w:numPr>
         <w:rPr>
           <w:rFonts w:ascii="Times New Roman" w:hAnsi="Times New Roman" w:cs="Times New Roman"/>
@@ -1117,14 +786,22 @@
           <w:rFonts w:ascii="Times New Roman" w:hAnsi="Times New Roman" w:cs="Times New Roman"/>
           <w:lang w:val="ro-RO"/>
         </w:rPr>
-        <w:t>parolele utilizatorilor trebuie stocate în mod securizat și nu sub formă de text simplu;</w:t>
-      </w:r>
-    </w:p>
-    <w:p>
-      <w:pPr>
+        <w:t>A</w:t>
+      </w:r>
+      <w:r>
+        <w:rPr>
+          <w:rFonts w:ascii="Times New Roman" w:hAnsi="Times New Roman" w:cs="Times New Roman"/>
+          <w:lang w:val="ro-RO"/>
+        </w:rPr>
+        <w:t>dministratorul trebuie să poată modifica informațiile unei cărți existente.</w:t>
+      </w:r>
+    </w:p>
+    <w:p>
+      <w:pPr>
+        <w:pStyle w:val="Listparagraf"/>
         <w:numPr>
           <w:ilvl w:val="0"/>
-          <w:numId w:val="2"/>
+          <w:numId w:val="6"/>
         </w:numPr>
         <w:rPr>
           <w:rFonts w:ascii="Times New Roman" w:hAnsi="Times New Roman" w:cs="Times New Roman"/>
@@ -1136,14 +813,22 @@
           <w:rFonts w:ascii="Times New Roman" w:hAnsi="Times New Roman" w:cs="Times New Roman"/>
           <w:lang w:val="ro-RO"/>
         </w:rPr>
-        <w:t>accesul la funcțiile de administrare trebuie permis doar utilizatorilor cu rol de administrator;</w:t>
-      </w:r>
-    </w:p>
-    <w:p>
-      <w:pPr>
+        <w:t>A</w:t>
+      </w:r>
+      <w:r>
+        <w:rPr>
+          <w:rFonts w:ascii="Times New Roman" w:hAnsi="Times New Roman" w:cs="Times New Roman"/>
+          <w:lang w:val="ro-RO"/>
+        </w:rPr>
+        <w:t>dministratorul trebuie să poată modifica starea unei cărți, indicând dacă aceasta este disponibilă sau indisponibilă.</w:t>
+      </w:r>
+    </w:p>
+    <w:p>
+      <w:pPr>
+        <w:pStyle w:val="Listparagraf"/>
         <w:numPr>
           <w:ilvl w:val="0"/>
-          <w:numId w:val="2"/>
+          <w:numId w:val="6"/>
         </w:numPr>
         <w:rPr>
           <w:rFonts w:ascii="Times New Roman" w:hAnsi="Times New Roman" w:cs="Times New Roman"/>
@@ -1155,734 +840,827 @@
           <w:rFonts w:ascii="Times New Roman" w:hAnsi="Times New Roman" w:cs="Times New Roman"/>
           <w:lang w:val="ro-RO"/>
         </w:rPr>
-        <w:t>baza de date trebuie să utilizeze chei primare și chei străine pentru păstrarea integrității datelor;</w:t>
+        <w:t>A</w:t>
+      </w:r>
+      <w:r>
+        <w:rPr>
+          <w:rFonts w:ascii="Times New Roman" w:hAnsi="Times New Roman" w:cs="Times New Roman"/>
+          <w:lang w:val="ro-RO"/>
+        </w:rPr>
+        <w:t>dministratorul trebuie să poată vedea cine a împrumutat cartea, ce carte a fost împrumutată, data împrumutului și data la care trebuie returnată.</w:t>
+      </w:r>
+    </w:p>
+    <w:p>
+      <w:pPr>
+        <w:pStyle w:val="Listparagraf"/>
+        <w:rPr>
+          <w:rFonts w:ascii="Times New Roman" w:hAnsi="Times New Roman" w:cs="Times New Roman"/>
+          <w:b/>
+          <w:bCs/>
+          <w:lang w:val="ro-RO"/>
+        </w:rPr>
+      </w:pPr>
+    </w:p>
+    <w:p>
+      <w:pPr>
+        <w:rPr>
+          <w:rFonts w:ascii="Times New Roman" w:hAnsi="Times New Roman" w:cs="Times New Roman"/>
+          <w:b/>
+          <w:bCs/>
+          <w:lang w:val="ro-RO"/>
+        </w:rPr>
+      </w:pPr>
+      <w:r>
+        <w:rPr>
+          <w:rFonts w:ascii="Times New Roman" w:hAnsi="Times New Roman" w:cs="Times New Roman"/>
+          <w:b/>
+          <w:bCs/>
+          <w:lang w:val="ro-RO"/>
+        </w:rPr>
+        <w:t>6</w:t>
+      </w:r>
+      <w:r>
+        <w:rPr>
+          <w:rFonts w:ascii="Times New Roman" w:hAnsi="Times New Roman" w:cs="Times New Roman"/>
+          <w:b/>
+          <w:bCs/>
+          <w:lang w:val="ro-RO"/>
+        </w:rPr>
+        <w:t>. Tehnologii propuse</w:t>
+      </w:r>
+    </w:p>
+    <w:p>
+      <w:pPr>
+        <w:rPr>
+          <w:rFonts w:ascii="Times New Roman" w:hAnsi="Times New Roman" w:cs="Times New Roman"/>
+          <w:lang w:val="ro-RO"/>
+        </w:rPr>
+      </w:pPr>
+      <w:r>
+        <w:rPr>
+          <w:rFonts w:ascii="Times New Roman" w:hAnsi="Times New Roman" w:cs="Times New Roman"/>
+          <w:lang w:val="ro-RO"/>
+        </w:rPr>
+        <w:t>Pentru dezvoltarea proiectului vor fi utilizate următoarele tehnologii:</w:t>
+      </w:r>
+    </w:p>
+    <w:p>
+      <w:pPr>
+        <w:rPr>
+          <w:rFonts w:ascii="Times New Roman" w:hAnsi="Times New Roman" w:cs="Times New Roman"/>
+          <w:lang w:val="ro-RO"/>
+        </w:rPr>
+      </w:pPr>
+      <w:proofErr w:type="spellStart"/>
+      <w:r>
+        <w:rPr>
+          <w:rFonts w:ascii="Times New Roman" w:hAnsi="Times New Roman" w:cs="Times New Roman"/>
+          <w:b/>
+          <w:bCs/>
+          <w:lang w:val="ro-RO"/>
+        </w:rPr>
+        <w:t>Frontend</w:t>
+      </w:r>
+      <w:proofErr w:type="spellEnd"/>
+      <w:r>
+        <w:rPr>
+          <w:rFonts w:ascii="Times New Roman" w:hAnsi="Times New Roman" w:cs="Times New Roman"/>
+          <w:b/>
+          <w:bCs/>
+          <w:lang w:val="ro-RO"/>
+        </w:rPr>
+        <w:t>:</w:t>
+      </w:r>
+      <w:r>
+        <w:rPr>
+          <w:rFonts w:ascii="Times New Roman" w:hAnsi="Times New Roman" w:cs="Times New Roman"/>
+          <w:lang w:val="ro-RO"/>
+        </w:rPr>
+        <w:t xml:space="preserve"> HTML, CSS, </w:t>
+      </w:r>
+      <w:proofErr w:type="spellStart"/>
+      <w:r>
+        <w:rPr>
+          <w:rFonts w:ascii="Times New Roman" w:hAnsi="Times New Roman" w:cs="Times New Roman"/>
+          <w:lang w:val="ro-RO"/>
+        </w:rPr>
+        <w:t>JavaScript</w:t>
+      </w:r>
+      <w:proofErr w:type="spellEnd"/>
+      <w:r>
+        <w:rPr>
+          <w:rFonts w:ascii="Times New Roman" w:hAnsi="Times New Roman" w:cs="Times New Roman"/>
+          <w:lang w:val="ro-RO"/>
+        </w:rPr>
+        <w:t xml:space="preserve"> și </w:t>
+      </w:r>
+      <w:proofErr w:type="spellStart"/>
+      <w:r>
+        <w:rPr>
+          <w:rFonts w:ascii="Times New Roman" w:hAnsi="Times New Roman" w:cs="Times New Roman"/>
+          <w:lang w:val="ro-RO"/>
+        </w:rPr>
+        <w:t>React</w:t>
+      </w:r>
+      <w:proofErr w:type="spellEnd"/>
+      <w:r>
+        <w:rPr>
+          <w:rFonts w:ascii="Times New Roman" w:hAnsi="Times New Roman" w:cs="Times New Roman"/>
+          <w:lang w:val="ro-RO"/>
+        </w:rPr>
+        <w:t>.</w:t>
+      </w:r>
+    </w:p>
+    <w:p>
+      <w:pPr>
+        <w:rPr>
+          <w:rFonts w:ascii="Times New Roman" w:hAnsi="Times New Roman" w:cs="Times New Roman"/>
+          <w:lang w:val="ro-RO"/>
+        </w:rPr>
+      </w:pPr>
+      <w:proofErr w:type="spellStart"/>
+      <w:r>
+        <w:rPr>
+          <w:rFonts w:ascii="Times New Roman" w:hAnsi="Times New Roman" w:cs="Times New Roman"/>
+          <w:b/>
+          <w:bCs/>
+          <w:lang w:val="ro-RO"/>
+        </w:rPr>
+        <w:t>Backend</w:t>
+      </w:r>
+      <w:proofErr w:type="spellEnd"/>
+      <w:r>
+        <w:rPr>
+          <w:rFonts w:ascii="Times New Roman" w:hAnsi="Times New Roman" w:cs="Times New Roman"/>
+          <w:b/>
+          <w:bCs/>
+          <w:lang w:val="ro-RO"/>
+        </w:rPr>
+        <w:t>:</w:t>
+      </w:r>
+      <w:r>
+        <w:rPr>
+          <w:rFonts w:ascii="Times New Roman" w:hAnsi="Times New Roman" w:cs="Times New Roman"/>
+          <w:lang w:val="ro-RO"/>
+        </w:rPr>
+        <w:t xml:space="preserve"> Node.js și </w:t>
+      </w:r>
+      <w:proofErr w:type="spellStart"/>
+      <w:r>
+        <w:rPr>
+          <w:rFonts w:ascii="Times New Roman" w:hAnsi="Times New Roman" w:cs="Times New Roman"/>
+          <w:lang w:val="ro-RO"/>
+        </w:rPr>
+        <w:t>NestJS</w:t>
+      </w:r>
+      <w:proofErr w:type="spellEnd"/>
+      <w:r>
+        <w:rPr>
+          <w:rFonts w:ascii="Times New Roman" w:hAnsi="Times New Roman" w:cs="Times New Roman"/>
+          <w:lang w:val="ro-RO"/>
+        </w:rPr>
+        <w:t>.</w:t>
+      </w:r>
+    </w:p>
+    <w:p>
+      <w:pPr>
+        <w:rPr>
+          <w:rFonts w:ascii="Times New Roman" w:hAnsi="Times New Roman" w:cs="Times New Roman"/>
+          <w:lang w:val="ro-RO"/>
+        </w:rPr>
+      </w:pPr>
+      <w:r>
+        <w:rPr>
+          <w:rFonts w:ascii="Times New Roman" w:hAnsi="Times New Roman" w:cs="Times New Roman"/>
+          <w:b/>
+          <w:bCs/>
+          <w:lang w:val="ro-RO"/>
+        </w:rPr>
+        <w:t>Baza de date:</w:t>
+      </w:r>
+      <w:r>
+        <w:rPr>
+          <w:rFonts w:ascii="Times New Roman" w:hAnsi="Times New Roman" w:cs="Times New Roman"/>
+          <w:lang w:val="ro-RO"/>
+        </w:rPr>
+        <w:t xml:space="preserve"> </w:t>
+      </w:r>
+      <w:proofErr w:type="spellStart"/>
+      <w:r>
+        <w:rPr>
+          <w:rFonts w:ascii="Times New Roman" w:hAnsi="Times New Roman" w:cs="Times New Roman"/>
+          <w:lang w:val="ro-RO"/>
+        </w:rPr>
+        <w:t>PostgreSQL</w:t>
+      </w:r>
+      <w:proofErr w:type="spellEnd"/>
+      <w:r>
+        <w:rPr>
+          <w:rFonts w:ascii="Times New Roman" w:hAnsi="Times New Roman" w:cs="Times New Roman"/>
+          <w:lang w:val="ro-RO"/>
+        </w:rPr>
+        <w:t>.</w:t>
+      </w:r>
+    </w:p>
+    <w:p>
+      <w:pPr>
+        <w:rPr>
+          <w:rFonts w:ascii="Times New Roman" w:hAnsi="Times New Roman" w:cs="Times New Roman"/>
+          <w:lang w:val="ro-RO"/>
+        </w:rPr>
+      </w:pPr>
+      <w:r>
+        <w:rPr>
+          <w:rFonts w:ascii="Times New Roman" w:hAnsi="Times New Roman" w:cs="Times New Roman"/>
+          <w:b/>
+          <w:bCs/>
+          <w:lang w:val="ro-RO"/>
+        </w:rPr>
+        <w:t>Proiectarea bazei de date:</w:t>
+      </w:r>
+      <w:r>
+        <w:rPr>
+          <w:rFonts w:ascii="Times New Roman" w:hAnsi="Times New Roman" w:cs="Times New Roman"/>
+          <w:lang w:val="ro-RO"/>
+        </w:rPr>
+        <w:t xml:space="preserve"> dbdiagram.io.</w:t>
+      </w:r>
+    </w:p>
+    <w:p>
+      <w:pPr>
+        <w:rPr>
+          <w:rFonts w:ascii="Times New Roman" w:hAnsi="Times New Roman" w:cs="Times New Roman"/>
+          <w:lang w:val="ro-RO"/>
+        </w:rPr>
+      </w:pPr>
+      <w:r>
+        <w:rPr>
+          <w:rFonts w:ascii="Times New Roman" w:hAnsi="Times New Roman" w:cs="Times New Roman"/>
+          <w:b/>
+          <w:bCs/>
+          <w:lang w:val="ro-RO"/>
+        </w:rPr>
+        <w:t>Testarea API-ului:</w:t>
+      </w:r>
+      <w:r>
+        <w:rPr>
+          <w:rFonts w:ascii="Times New Roman" w:hAnsi="Times New Roman" w:cs="Times New Roman"/>
+          <w:lang w:val="ro-RO"/>
+        </w:rPr>
+        <w:t xml:space="preserve"> </w:t>
+      </w:r>
+      <w:proofErr w:type="spellStart"/>
+      <w:r>
+        <w:rPr>
+          <w:rFonts w:ascii="Times New Roman" w:hAnsi="Times New Roman" w:cs="Times New Roman"/>
+          <w:lang w:val="ro-RO"/>
+        </w:rPr>
+        <w:t>Postman</w:t>
+      </w:r>
+      <w:proofErr w:type="spellEnd"/>
+      <w:r>
+        <w:rPr>
+          <w:rFonts w:ascii="Times New Roman" w:hAnsi="Times New Roman" w:cs="Times New Roman"/>
+          <w:lang w:val="ro-RO"/>
+        </w:rPr>
+        <w:t>.</w:t>
+      </w:r>
+    </w:p>
+    <w:p>
+      <w:pPr>
+        <w:rPr>
+          <w:rFonts w:ascii="Times New Roman" w:hAnsi="Times New Roman" w:cs="Times New Roman"/>
+          <w:lang w:val="ro-RO"/>
+        </w:rPr>
+      </w:pPr>
+      <w:proofErr w:type="spellStart"/>
+      <w:r>
+        <w:rPr>
+          <w:rFonts w:ascii="Times New Roman" w:hAnsi="Times New Roman" w:cs="Times New Roman"/>
+          <w:b/>
+          <w:bCs/>
+          <w:lang w:val="ro-RO"/>
+        </w:rPr>
+        <w:t>Versionarea</w:t>
+      </w:r>
+      <w:proofErr w:type="spellEnd"/>
+      <w:r>
+        <w:rPr>
+          <w:rFonts w:ascii="Times New Roman" w:hAnsi="Times New Roman" w:cs="Times New Roman"/>
+          <w:b/>
+          <w:bCs/>
+          <w:lang w:val="ro-RO"/>
+        </w:rPr>
+        <w:t xml:space="preserve"> și gestionarea codului:</w:t>
+      </w:r>
+      <w:r>
+        <w:rPr>
+          <w:rFonts w:ascii="Times New Roman" w:hAnsi="Times New Roman" w:cs="Times New Roman"/>
+          <w:lang w:val="ro-RO"/>
+        </w:rPr>
+        <w:t xml:space="preserve"> </w:t>
+      </w:r>
+      <w:proofErr w:type="spellStart"/>
+      <w:r>
+        <w:rPr>
+          <w:rFonts w:ascii="Times New Roman" w:hAnsi="Times New Roman" w:cs="Times New Roman"/>
+          <w:lang w:val="ro-RO"/>
+        </w:rPr>
+        <w:t>Git</w:t>
+      </w:r>
+      <w:proofErr w:type="spellEnd"/>
+      <w:r>
+        <w:rPr>
+          <w:rFonts w:ascii="Times New Roman" w:hAnsi="Times New Roman" w:cs="Times New Roman"/>
+          <w:lang w:val="ro-RO"/>
+        </w:rPr>
+        <w:t xml:space="preserve"> și </w:t>
+      </w:r>
+      <w:proofErr w:type="spellStart"/>
+      <w:r>
+        <w:rPr>
+          <w:rFonts w:ascii="Times New Roman" w:hAnsi="Times New Roman" w:cs="Times New Roman"/>
+          <w:lang w:val="ro-RO"/>
+        </w:rPr>
+        <w:t>GitHub</w:t>
+      </w:r>
+      <w:proofErr w:type="spellEnd"/>
+      <w:r>
+        <w:rPr>
+          <w:rFonts w:ascii="Times New Roman" w:hAnsi="Times New Roman" w:cs="Times New Roman"/>
+          <w:lang w:val="ro-RO"/>
+        </w:rPr>
+        <w:t>.</w:t>
+      </w:r>
+    </w:p>
+    <w:p>
+      <w:pPr>
+        <w:rPr>
+          <w:rFonts w:ascii="Times New Roman" w:hAnsi="Times New Roman" w:cs="Times New Roman"/>
+          <w:lang w:val="ro-RO"/>
+        </w:rPr>
+      </w:pPr>
+      <w:r>
+        <w:rPr>
+          <w:rFonts w:ascii="Times New Roman" w:hAnsi="Times New Roman" w:cs="Times New Roman"/>
+          <w:b/>
+          <w:bCs/>
+          <w:lang w:val="ro-RO"/>
+        </w:rPr>
+        <w:t>Containerizare:</w:t>
+      </w:r>
+      <w:r>
+        <w:rPr>
+          <w:rFonts w:ascii="Times New Roman" w:hAnsi="Times New Roman" w:cs="Times New Roman"/>
+          <w:lang w:val="ro-RO"/>
+        </w:rPr>
+        <w:t xml:space="preserve"> </w:t>
+      </w:r>
+      <w:proofErr w:type="spellStart"/>
+      <w:r>
+        <w:rPr>
+          <w:rFonts w:ascii="Times New Roman" w:hAnsi="Times New Roman" w:cs="Times New Roman"/>
+          <w:lang w:val="ro-RO"/>
+        </w:rPr>
+        <w:t>Docker</w:t>
+      </w:r>
+      <w:proofErr w:type="spellEnd"/>
+      <w:r>
+        <w:rPr>
+          <w:rFonts w:ascii="Times New Roman" w:hAnsi="Times New Roman" w:cs="Times New Roman"/>
+          <w:lang w:val="ro-RO"/>
+        </w:rPr>
+        <w:t>.</w:t>
+      </w:r>
+    </w:p>
+    <w:p>
+      <w:pPr>
+        <w:rPr>
+          <w:rFonts w:ascii="Times New Roman" w:hAnsi="Times New Roman" w:cs="Times New Roman"/>
+          <w:lang w:val="ro-RO"/>
+        </w:rPr>
+      </w:pPr>
+      <w:r>
+        <w:rPr>
+          <w:rFonts w:ascii="Times New Roman" w:hAnsi="Times New Roman" w:cs="Times New Roman"/>
+          <w:b/>
+          <w:bCs/>
+          <w:lang w:val="ro-RO"/>
+        </w:rPr>
+        <w:t>Mediul de dezvoltare:</w:t>
+      </w:r>
+      <w:r>
+        <w:rPr>
+          <w:rFonts w:ascii="Times New Roman" w:hAnsi="Times New Roman" w:cs="Times New Roman"/>
+          <w:lang w:val="ro-RO"/>
+        </w:rPr>
+        <w:t xml:space="preserve"> Visual Studio Code.</w:t>
+      </w:r>
+    </w:p>
+    <w:p>
+      <w:pPr>
+        <w:rPr>
+          <w:rFonts w:ascii="Times New Roman" w:hAnsi="Times New Roman" w:cs="Times New Roman"/>
+          <w:lang w:val="ro-RO"/>
+        </w:rPr>
+      </w:pPr>
+    </w:p>
+    <w:p>
+      <w:pPr>
+        <w:rPr>
+          <w:rFonts w:ascii="Times New Roman" w:hAnsi="Times New Roman" w:cs="Times New Roman"/>
+          <w:b/>
+          <w:bCs/>
+          <w:lang w:val="ro-RO"/>
+        </w:rPr>
+      </w:pPr>
+      <w:r>
+        <w:rPr>
+          <w:rFonts w:ascii="Times New Roman" w:hAnsi="Times New Roman" w:cs="Times New Roman"/>
+          <w:b/>
+          <w:bCs/>
+          <w:lang w:val="ro-RO"/>
+        </w:rPr>
+        <w:t>7</w:t>
+      </w:r>
+      <w:r>
+        <w:rPr>
+          <w:rFonts w:ascii="Times New Roman" w:hAnsi="Times New Roman" w:cs="Times New Roman"/>
+          <w:b/>
+          <w:bCs/>
+          <w:lang w:val="ro-RO"/>
+        </w:rPr>
+        <w:t>. Arhitectura generală a aplicației</w:t>
+      </w:r>
+    </w:p>
+    <w:p>
+      <w:pPr>
+        <w:rPr>
+          <w:rFonts w:ascii="Times New Roman" w:hAnsi="Times New Roman" w:cs="Times New Roman"/>
+          <w:lang w:val="ro-RO"/>
+        </w:rPr>
+      </w:pPr>
+      <w:r>
+        <w:rPr>
+          <w:rFonts w:ascii="Times New Roman" w:hAnsi="Times New Roman" w:cs="Times New Roman"/>
+          <w:lang w:val="ro-RO"/>
+        </w:rPr>
+        <w:t xml:space="preserve">Proiectul va fi împărțit în trei părți principale: </w:t>
+      </w:r>
+      <w:proofErr w:type="spellStart"/>
+      <w:r>
+        <w:rPr>
+          <w:rFonts w:ascii="Times New Roman" w:hAnsi="Times New Roman" w:cs="Times New Roman"/>
+          <w:lang w:val="ro-RO"/>
+        </w:rPr>
+        <w:t>frontend</w:t>
+      </w:r>
+      <w:proofErr w:type="spellEnd"/>
+      <w:r>
+        <w:rPr>
+          <w:rFonts w:ascii="Times New Roman" w:hAnsi="Times New Roman" w:cs="Times New Roman"/>
+          <w:lang w:val="ro-RO"/>
+        </w:rPr>
+        <w:t xml:space="preserve">, </w:t>
+      </w:r>
+      <w:proofErr w:type="spellStart"/>
+      <w:r>
+        <w:rPr>
+          <w:rFonts w:ascii="Times New Roman" w:hAnsi="Times New Roman" w:cs="Times New Roman"/>
+          <w:lang w:val="ro-RO"/>
+        </w:rPr>
+        <w:t>backend</w:t>
+      </w:r>
+      <w:proofErr w:type="spellEnd"/>
+      <w:r>
+        <w:rPr>
+          <w:rFonts w:ascii="Times New Roman" w:hAnsi="Times New Roman" w:cs="Times New Roman"/>
+          <w:lang w:val="ro-RO"/>
+        </w:rPr>
+        <w:t xml:space="preserve"> și baza de date.</w:t>
+      </w:r>
+    </w:p>
+    <w:p>
+      <w:pPr>
+        <w:rPr>
+          <w:rFonts w:ascii="Times New Roman" w:hAnsi="Times New Roman" w:cs="Times New Roman"/>
+          <w:lang w:val="ro-RO"/>
+        </w:rPr>
+      </w:pPr>
+      <w:proofErr w:type="spellStart"/>
+      <w:r>
+        <w:rPr>
+          <w:rFonts w:ascii="Times New Roman" w:hAnsi="Times New Roman" w:cs="Times New Roman"/>
+          <w:b/>
+          <w:bCs/>
+          <w:lang w:val="ro-RO"/>
+        </w:rPr>
+        <w:t>Frontend-ul</w:t>
+      </w:r>
+      <w:proofErr w:type="spellEnd"/>
+      <w:r>
+        <w:rPr>
+          <w:rFonts w:ascii="Times New Roman" w:hAnsi="Times New Roman" w:cs="Times New Roman"/>
+          <w:lang w:val="ro-RO"/>
+        </w:rPr>
+        <w:t xml:space="preserve"> reprezintă partea pe care o vede și o folosește utilizatorul.</w:t>
+      </w:r>
+    </w:p>
+    <w:p>
+      <w:pPr>
+        <w:rPr>
+          <w:rFonts w:ascii="Times New Roman" w:hAnsi="Times New Roman" w:cs="Times New Roman"/>
+          <w:lang w:val="ro-RO"/>
+        </w:rPr>
+      </w:pPr>
+      <w:proofErr w:type="spellStart"/>
+      <w:r>
+        <w:rPr>
+          <w:rFonts w:ascii="Times New Roman" w:hAnsi="Times New Roman" w:cs="Times New Roman"/>
+          <w:b/>
+          <w:bCs/>
+          <w:lang w:val="ro-RO"/>
+        </w:rPr>
+        <w:t>Backend-ul</w:t>
+      </w:r>
+      <w:proofErr w:type="spellEnd"/>
+      <w:r>
+        <w:rPr>
+          <w:rFonts w:ascii="Times New Roman" w:hAnsi="Times New Roman" w:cs="Times New Roman"/>
+          <w:lang w:val="ro-RO"/>
+        </w:rPr>
+        <w:t xml:space="preserve"> primește cererile de la </w:t>
+      </w:r>
+      <w:proofErr w:type="spellStart"/>
+      <w:r>
+        <w:rPr>
+          <w:rFonts w:ascii="Times New Roman" w:hAnsi="Times New Roman" w:cs="Times New Roman"/>
+          <w:lang w:val="ro-RO"/>
+        </w:rPr>
+        <w:t>frontend</w:t>
+      </w:r>
+      <w:proofErr w:type="spellEnd"/>
+      <w:r>
+        <w:rPr>
+          <w:rFonts w:ascii="Times New Roman" w:hAnsi="Times New Roman" w:cs="Times New Roman"/>
+          <w:lang w:val="ro-RO"/>
+        </w:rPr>
+        <w:t>, le procesează și comunică cu baza de date.</w:t>
+      </w:r>
+    </w:p>
+    <w:p>
+      <w:pPr>
+        <w:rPr>
+          <w:rFonts w:ascii="Times New Roman" w:hAnsi="Times New Roman" w:cs="Times New Roman"/>
+          <w:lang w:val="ro-RO"/>
+        </w:rPr>
+      </w:pPr>
+      <w:r>
+        <w:rPr>
+          <w:rFonts w:ascii="Times New Roman" w:hAnsi="Times New Roman" w:cs="Times New Roman"/>
+          <w:b/>
+          <w:bCs/>
+          <w:lang w:val="ro-RO"/>
+        </w:rPr>
+        <w:lastRenderedPageBreak/>
+        <w:t>Baza de date</w:t>
+      </w:r>
+      <w:r>
+        <w:rPr>
+          <w:rFonts w:ascii="Times New Roman" w:hAnsi="Times New Roman" w:cs="Times New Roman"/>
+          <w:lang w:val="ro-RO"/>
+        </w:rPr>
+        <w:t xml:space="preserve"> păstrează informațiile despre utilizatori, cărți, autori, categorii, împrumuturi, rezervări și recenzii.</w:t>
+      </w:r>
+    </w:p>
+    <w:p>
+      <w:pPr>
+        <w:rPr>
+          <w:rFonts w:ascii="Times New Roman" w:hAnsi="Times New Roman" w:cs="Times New Roman"/>
+          <w:lang w:val="ro-RO"/>
+        </w:rPr>
+      </w:pPr>
+      <w:r>
+        <w:rPr>
+          <w:rFonts w:ascii="Times New Roman" w:hAnsi="Times New Roman" w:cs="Times New Roman"/>
+          <w:lang w:val="ro-RO"/>
+        </w:rPr>
+        <w:t>Comunicarea se va realiza astfel:</w:t>
+      </w:r>
+    </w:p>
+    <w:p>
+      <w:pPr>
+        <w:rPr>
+          <w:rFonts w:ascii="Times New Roman" w:hAnsi="Times New Roman" w:cs="Times New Roman"/>
+          <w:lang w:val="ro-RO"/>
+        </w:rPr>
+      </w:pPr>
+      <w:proofErr w:type="spellStart"/>
+      <w:r>
+        <w:rPr>
+          <w:rFonts w:ascii="Times New Roman" w:hAnsi="Times New Roman" w:cs="Times New Roman"/>
+          <w:b/>
+          <w:bCs/>
+          <w:lang w:val="ro-RO"/>
+        </w:rPr>
+        <w:t>Frontend</w:t>
+      </w:r>
+      <w:proofErr w:type="spellEnd"/>
+      <w:r>
+        <w:rPr>
+          <w:rFonts w:ascii="Times New Roman" w:hAnsi="Times New Roman" w:cs="Times New Roman"/>
+          <w:b/>
+          <w:bCs/>
+          <w:lang w:val="ro-RO"/>
+        </w:rPr>
+        <w:t xml:space="preserve"> → REST API → </w:t>
+      </w:r>
+      <w:proofErr w:type="spellStart"/>
+      <w:r>
+        <w:rPr>
+          <w:rFonts w:ascii="Times New Roman" w:hAnsi="Times New Roman" w:cs="Times New Roman"/>
+          <w:b/>
+          <w:bCs/>
+          <w:lang w:val="ro-RO"/>
+        </w:rPr>
+        <w:t>Backend</w:t>
+      </w:r>
+      <w:proofErr w:type="spellEnd"/>
+      <w:r>
+        <w:rPr>
+          <w:rFonts w:ascii="Times New Roman" w:hAnsi="Times New Roman" w:cs="Times New Roman"/>
+          <w:b/>
+          <w:bCs/>
+          <w:lang w:val="ro-RO"/>
+        </w:rPr>
+        <w:t xml:space="preserve"> → </w:t>
+      </w:r>
+      <w:proofErr w:type="spellStart"/>
+      <w:r>
+        <w:rPr>
+          <w:rFonts w:ascii="Times New Roman" w:hAnsi="Times New Roman" w:cs="Times New Roman"/>
+          <w:b/>
+          <w:bCs/>
+          <w:lang w:val="ro-RO"/>
+        </w:rPr>
+        <w:t>PostgreSQL</w:t>
+      </w:r>
+      <w:proofErr w:type="spellEnd"/>
+      <w:r>
+        <w:rPr>
+          <w:rFonts w:ascii="Times New Roman" w:hAnsi="Times New Roman" w:cs="Times New Roman"/>
+          <w:lang w:val="ro-RO"/>
+        </w:rPr>
+        <w:t>.</w:t>
+      </w:r>
+    </w:p>
+    <w:p>
+      <w:pPr>
+        <w:rPr>
+          <w:rFonts w:ascii="Times New Roman" w:hAnsi="Times New Roman" w:cs="Times New Roman"/>
+          <w:lang w:val="ro-RO"/>
+        </w:rPr>
+      </w:pPr>
+    </w:p>
+    <w:p>
+      <w:pPr>
+        <w:rPr>
+          <w:rFonts w:ascii="Times New Roman" w:hAnsi="Times New Roman" w:cs="Times New Roman"/>
+          <w:b/>
+          <w:bCs/>
+          <w:lang w:val="ro-RO"/>
+        </w:rPr>
+      </w:pPr>
+      <w:r>
+        <w:rPr>
+          <w:rFonts w:ascii="Times New Roman" w:hAnsi="Times New Roman" w:cs="Times New Roman"/>
+          <w:b/>
+          <w:bCs/>
+          <w:lang w:val="ro-RO"/>
+        </w:rPr>
+        <w:t>8</w:t>
+      </w:r>
+      <w:r>
+        <w:rPr>
+          <w:rFonts w:ascii="Times New Roman" w:hAnsi="Times New Roman" w:cs="Times New Roman"/>
+          <w:b/>
+          <w:bCs/>
+          <w:lang w:val="ro-RO"/>
+        </w:rPr>
+        <w:t>. Structura generală a bazei de date</w:t>
+      </w:r>
+    </w:p>
+    <w:p>
+      <w:pPr>
+        <w:rPr>
+          <w:rFonts w:ascii="Times New Roman" w:hAnsi="Times New Roman" w:cs="Times New Roman"/>
+          <w:lang w:val="ro-RO"/>
+        </w:rPr>
+      </w:pPr>
+      <w:r>
+        <w:rPr>
+          <w:rFonts w:ascii="Times New Roman" w:hAnsi="Times New Roman" w:cs="Times New Roman"/>
+          <w:lang w:val="ro-RO"/>
+        </w:rPr>
+        <w:t xml:space="preserve">Pentru proiect voi folosi o bază de date relațională în </w:t>
+      </w:r>
+      <w:proofErr w:type="spellStart"/>
+      <w:r>
+        <w:rPr>
+          <w:rFonts w:ascii="Times New Roman" w:hAnsi="Times New Roman" w:cs="Times New Roman"/>
+          <w:lang w:val="ro-RO"/>
+        </w:rPr>
+        <w:t>PostgreSQL</w:t>
+      </w:r>
+      <w:proofErr w:type="spellEnd"/>
+      <w:r>
+        <w:rPr>
+          <w:rFonts w:ascii="Times New Roman" w:hAnsi="Times New Roman" w:cs="Times New Roman"/>
+          <w:lang w:val="ro-RO"/>
+        </w:rPr>
+        <w:t>. Aceasta va păstra informațiile necesare pentru funcționarea sistemului.</w:t>
+      </w:r>
+    </w:p>
+    <w:p>
+      <w:pPr>
+        <w:rPr>
+          <w:rFonts w:ascii="Times New Roman" w:hAnsi="Times New Roman" w:cs="Times New Roman"/>
+          <w:lang w:val="ro-RO"/>
+        </w:rPr>
+      </w:pPr>
+      <w:r>
+        <w:rPr>
+          <w:rFonts w:ascii="Times New Roman" w:hAnsi="Times New Roman" w:cs="Times New Roman"/>
+          <w:lang w:val="ro-RO"/>
+        </w:rPr>
+        <w:t>Baza de date va conține tabele pentru:</w:t>
       </w:r>
     </w:p>
     <w:p>
       <w:pPr>
         <w:numPr>
           <w:ilvl w:val="0"/>
-          <w:numId w:val="2"/>
+          <w:numId w:val="8"/>
         </w:numPr>
         <w:rPr>
           <w:rFonts w:ascii="Times New Roman" w:hAnsi="Times New Roman" w:cs="Times New Roman"/>
           <w:lang w:val="ro-RO"/>
         </w:rPr>
       </w:pPr>
-      <w:r>
-        <w:rPr>
-          <w:rFonts w:ascii="Times New Roman" w:hAnsi="Times New Roman" w:cs="Times New Roman"/>
-          <w:lang w:val="ro-RO"/>
-        </w:rPr>
-        <w:t>codul aplicației trebuie să fie organizat astfel încât să poată fi întreținut și extins ulterior;</w:t>
+      <w:proofErr w:type="spellStart"/>
+      <w:r>
+        <w:rPr>
+          <w:rFonts w:ascii="Times New Roman" w:hAnsi="Times New Roman" w:cs="Times New Roman"/>
+          <w:b/>
+          <w:bCs/>
+          <w:lang w:val="ro-RO"/>
+        </w:rPr>
+        <w:t>users</w:t>
+      </w:r>
+      <w:proofErr w:type="spellEnd"/>
+      <w:r>
+        <w:rPr>
+          <w:rFonts w:ascii="Times New Roman" w:hAnsi="Times New Roman" w:cs="Times New Roman"/>
+          <w:lang w:val="ro-RO"/>
+        </w:rPr>
+        <w:t xml:space="preserve"> – informațiile despre utilizatori; </w:t>
       </w:r>
     </w:p>
     <w:p>
       <w:pPr>
         <w:numPr>
           <w:ilvl w:val="0"/>
-          <w:numId w:val="2"/>
+          <w:numId w:val="8"/>
         </w:numPr>
         <w:rPr>
           <w:rFonts w:ascii="Times New Roman" w:hAnsi="Times New Roman" w:cs="Times New Roman"/>
           <w:lang w:val="ro-RO"/>
         </w:rPr>
       </w:pPr>
-      <w:r>
-        <w:rPr>
-          <w:rFonts w:ascii="Times New Roman" w:hAnsi="Times New Roman" w:cs="Times New Roman"/>
-          <w:lang w:val="ro-RO"/>
-        </w:rPr>
-        <w:t>sistemul trebuie să valideze datele introduse de utilizatori.</w:t>
-      </w:r>
-    </w:p>
-    <w:p>
-      <w:pPr>
-        <w:rPr>
-          <w:rFonts w:ascii="Times New Roman" w:hAnsi="Times New Roman" w:cs="Times New Roman"/>
-          <w:b/>
-          <w:bCs/>
-          <w:lang w:val="ro-RO"/>
-        </w:rPr>
-      </w:pPr>
-      <w:r>
-        <w:rPr>
-          <w:rFonts w:ascii="Times New Roman" w:hAnsi="Times New Roman" w:cs="Times New Roman"/>
-          <w:b/>
-          <w:bCs/>
-          <w:lang w:val="ro-RO"/>
-        </w:rPr>
-        <w:t>8. Tehnologii propuse</w:t>
-      </w:r>
-    </w:p>
-    <w:p>
-      <w:pPr>
-        <w:rPr>
-          <w:rFonts w:ascii="Times New Roman" w:hAnsi="Times New Roman" w:cs="Times New Roman"/>
-          <w:lang w:val="ro-RO"/>
-        </w:rPr>
-      </w:pPr>
-      <w:r>
-        <w:rPr>
-          <w:rFonts w:ascii="Times New Roman" w:hAnsi="Times New Roman" w:cs="Times New Roman"/>
-          <w:lang w:val="ro-RO"/>
-        </w:rPr>
-        <w:t>Pentru dezvoltarea proiectului vor fi utilizate următoarele tehnologii:</w:t>
-      </w:r>
-    </w:p>
-    <w:p>
-      <w:pPr>
-        <w:rPr>
-          <w:rFonts w:ascii="Times New Roman" w:hAnsi="Times New Roman" w:cs="Times New Roman"/>
-          <w:lang w:val="ro-RO"/>
-        </w:rPr>
-      </w:pPr>
-      <w:proofErr w:type="spellStart"/>
-      <w:r>
-        <w:rPr>
-          <w:rFonts w:ascii="Times New Roman" w:hAnsi="Times New Roman" w:cs="Times New Roman"/>
-          <w:b/>
-          <w:bCs/>
-          <w:lang w:val="ro-RO"/>
-        </w:rPr>
-        <w:t>Frontend</w:t>
-      </w:r>
-      <w:proofErr w:type="spellEnd"/>
-      <w:r>
-        <w:rPr>
-          <w:rFonts w:ascii="Times New Roman" w:hAnsi="Times New Roman" w:cs="Times New Roman"/>
-          <w:b/>
-          <w:bCs/>
-          <w:lang w:val="ro-RO"/>
-        </w:rPr>
-        <w:t>:</w:t>
-      </w:r>
-      <w:r>
-        <w:rPr>
-          <w:rFonts w:ascii="Times New Roman" w:hAnsi="Times New Roman" w:cs="Times New Roman"/>
-          <w:lang w:val="ro-RO"/>
-        </w:rPr>
-        <w:t xml:space="preserve"> HTML, CSS, </w:t>
-      </w:r>
-      <w:proofErr w:type="spellStart"/>
-      <w:r>
-        <w:rPr>
-          <w:rFonts w:ascii="Times New Roman" w:hAnsi="Times New Roman" w:cs="Times New Roman"/>
-          <w:lang w:val="ro-RO"/>
-        </w:rPr>
-        <w:t>JavaScript</w:t>
-      </w:r>
-      <w:proofErr w:type="spellEnd"/>
-      <w:r>
-        <w:rPr>
-          <w:rFonts w:ascii="Times New Roman" w:hAnsi="Times New Roman" w:cs="Times New Roman"/>
-          <w:lang w:val="ro-RO"/>
-        </w:rPr>
-        <w:t xml:space="preserve"> și </w:t>
-      </w:r>
-      <w:proofErr w:type="spellStart"/>
-      <w:r>
-        <w:rPr>
-          <w:rFonts w:ascii="Times New Roman" w:hAnsi="Times New Roman" w:cs="Times New Roman"/>
-          <w:lang w:val="ro-RO"/>
-        </w:rPr>
-        <w:t>React</w:t>
-      </w:r>
-      <w:proofErr w:type="spellEnd"/>
-      <w:r>
-        <w:rPr>
-          <w:rFonts w:ascii="Times New Roman" w:hAnsi="Times New Roman" w:cs="Times New Roman"/>
-          <w:lang w:val="ro-RO"/>
-        </w:rPr>
-        <w:t>.</w:t>
-      </w:r>
-    </w:p>
-    <w:p>
-      <w:pPr>
-        <w:rPr>
-          <w:rFonts w:ascii="Times New Roman" w:hAnsi="Times New Roman" w:cs="Times New Roman"/>
-          <w:lang w:val="ro-RO"/>
-        </w:rPr>
-      </w:pPr>
-      <w:proofErr w:type="spellStart"/>
-      <w:r>
-        <w:rPr>
-          <w:rFonts w:ascii="Times New Roman" w:hAnsi="Times New Roman" w:cs="Times New Roman"/>
-          <w:b/>
-          <w:bCs/>
-          <w:lang w:val="ro-RO"/>
-        </w:rPr>
-        <w:t>Backend</w:t>
-      </w:r>
-      <w:proofErr w:type="spellEnd"/>
-      <w:r>
-        <w:rPr>
-          <w:rFonts w:ascii="Times New Roman" w:hAnsi="Times New Roman" w:cs="Times New Roman"/>
-          <w:b/>
-          <w:bCs/>
-          <w:lang w:val="ro-RO"/>
-        </w:rPr>
-        <w:t>:</w:t>
-      </w:r>
-      <w:r>
-        <w:rPr>
-          <w:rFonts w:ascii="Times New Roman" w:hAnsi="Times New Roman" w:cs="Times New Roman"/>
-          <w:lang w:val="ro-RO"/>
-        </w:rPr>
-        <w:t xml:space="preserve"> Node.js și </w:t>
-      </w:r>
-      <w:proofErr w:type="spellStart"/>
-      <w:r>
-        <w:rPr>
-          <w:rFonts w:ascii="Times New Roman" w:hAnsi="Times New Roman" w:cs="Times New Roman"/>
-          <w:lang w:val="ro-RO"/>
-        </w:rPr>
-        <w:t>NestJS</w:t>
-      </w:r>
-      <w:proofErr w:type="spellEnd"/>
-      <w:r>
-        <w:rPr>
-          <w:rFonts w:ascii="Times New Roman" w:hAnsi="Times New Roman" w:cs="Times New Roman"/>
-          <w:lang w:val="ro-RO"/>
-        </w:rPr>
-        <w:t>.</w:t>
-      </w:r>
-    </w:p>
-    <w:p>
-      <w:pPr>
-        <w:rPr>
-          <w:rFonts w:ascii="Times New Roman" w:hAnsi="Times New Roman" w:cs="Times New Roman"/>
-          <w:lang w:val="ro-RO"/>
-        </w:rPr>
-      </w:pPr>
-      <w:r>
-        <w:rPr>
-          <w:rFonts w:ascii="Times New Roman" w:hAnsi="Times New Roman" w:cs="Times New Roman"/>
-          <w:b/>
-          <w:bCs/>
-          <w:lang w:val="ro-RO"/>
-        </w:rPr>
-        <w:t>Baza de date:</w:t>
-      </w:r>
-      <w:r>
-        <w:rPr>
-          <w:rFonts w:ascii="Times New Roman" w:hAnsi="Times New Roman" w:cs="Times New Roman"/>
-          <w:lang w:val="ro-RO"/>
-        </w:rPr>
-        <w:t xml:space="preserve"> </w:t>
-      </w:r>
-      <w:proofErr w:type="spellStart"/>
-      <w:r>
-        <w:rPr>
-          <w:rFonts w:ascii="Times New Roman" w:hAnsi="Times New Roman" w:cs="Times New Roman"/>
-          <w:lang w:val="ro-RO"/>
-        </w:rPr>
-        <w:t>PostgreSQL</w:t>
-      </w:r>
-      <w:proofErr w:type="spellEnd"/>
-      <w:r>
-        <w:rPr>
-          <w:rFonts w:ascii="Times New Roman" w:hAnsi="Times New Roman" w:cs="Times New Roman"/>
-          <w:lang w:val="ro-RO"/>
-        </w:rPr>
-        <w:t>.</w:t>
-      </w:r>
-    </w:p>
-    <w:p>
-      <w:pPr>
-        <w:rPr>
-          <w:rFonts w:ascii="Times New Roman" w:hAnsi="Times New Roman" w:cs="Times New Roman"/>
-          <w:lang w:val="ro-RO"/>
-        </w:rPr>
-      </w:pPr>
-      <w:r>
-        <w:rPr>
-          <w:rFonts w:ascii="Times New Roman" w:hAnsi="Times New Roman" w:cs="Times New Roman"/>
-          <w:b/>
-          <w:bCs/>
-          <w:lang w:val="ro-RO"/>
-        </w:rPr>
-        <w:t>Proiectarea bazei de date:</w:t>
-      </w:r>
-      <w:r>
-        <w:rPr>
-          <w:rFonts w:ascii="Times New Roman" w:hAnsi="Times New Roman" w:cs="Times New Roman"/>
-          <w:lang w:val="ro-RO"/>
-        </w:rPr>
-        <w:t xml:space="preserve"> dbdiagram.io.</w:t>
-      </w:r>
-    </w:p>
-    <w:p>
-      <w:pPr>
-        <w:rPr>
-          <w:rFonts w:ascii="Times New Roman" w:hAnsi="Times New Roman" w:cs="Times New Roman"/>
-          <w:lang w:val="ro-RO"/>
-        </w:rPr>
-      </w:pPr>
-      <w:r>
-        <w:rPr>
-          <w:rFonts w:ascii="Times New Roman" w:hAnsi="Times New Roman" w:cs="Times New Roman"/>
-          <w:b/>
-          <w:bCs/>
-          <w:lang w:val="ro-RO"/>
-        </w:rPr>
-        <w:t>Testarea API-ului:</w:t>
-      </w:r>
-      <w:r>
-        <w:rPr>
-          <w:rFonts w:ascii="Times New Roman" w:hAnsi="Times New Roman" w:cs="Times New Roman"/>
-          <w:lang w:val="ro-RO"/>
-        </w:rPr>
-        <w:t xml:space="preserve"> </w:t>
-      </w:r>
-      <w:proofErr w:type="spellStart"/>
-      <w:r>
-        <w:rPr>
-          <w:rFonts w:ascii="Times New Roman" w:hAnsi="Times New Roman" w:cs="Times New Roman"/>
-          <w:lang w:val="ro-RO"/>
-        </w:rPr>
-        <w:t>Postman</w:t>
-      </w:r>
-      <w:proofErr w:type="spellEnd"/>
-      <w:r>
-        <w:rPr>
-          <w:rFonts w:ascii="Times New Roman" w:hAnsi="Times New Roman" w:cs="Times New Roman"/>
-          <w:lang w:val="ro-RO"/>
-        </w:rPr>
-        <w:t>.</w:t>
-      </w:r>
-    </w:p>
-    <w:p>
-      <w:pPr>
-        <w:rPr>
-          <w:rFonts w:ascii="Times New Roman" w:hAnsi="Times New Roman" w:cs="Times New Roman"/>
-          <w:lang w:val="ro-RO"/>
-        </w:rPr>
-      </w:pPr>
-      <w:proofErr w:type="spellStart"/>
-      <w:r>
-        <w:rPr>
-          <w:rFonts w:ascii="Times New Roman" w:hAnsi="Times New Roman" w:cs="Times New Roman"/>
-          <w:b/>
-          <w:bCs/>
-          <w:lang w:val="ro-RO"/>
-        </w:rPr>
-        <w:t>Versionarea</w:t>
-      </w:r>
-      <w:proofErr w:type="spellEnd"/>
-      <w:r>
-        <w:rPr>
-          <w:rFonts w:ascii="Times New Roman" w:hAnsi="Times New Roman" w:cs="Times New Roman"/>
-          <w:b/>
-          <w:bCs/>
-          <w:lang w:val="ro-RO"/>
-        </w:rPr>
-        <w:t xml:space="preserve"> și gestionarea codului:</w:t>
-      </w:r>
-      <w:r>
-        <w:rPr>
-          <w:rFonts w:ascii="Times New Roman" w:hAnsi="Times New Roman" w:cs="Times New Roman"/>
-          <w:lang w:val="ro-RO"/>
-        </w:rPr>
-        <w:t xml:space="preserve"> </w:t>
-      </w:r>
-      <w:proofErr w:type="spellStart"/>
-      <w:r>
-        <w:rPr>
-          <w:rFonts w:ascii="Times New Roman" w:hAnsi="Times New Roman" w:cs="Times New Roman"/>
-          <w:lang w:val="ro-RO"/>
-        </w:rPr>
-        <w:t>Git</w:t>
-      </w:r>
-      <w:proofErr w:type="spellEnd"/>
-      <w:r>
-        <w:rPr>
-          <w:rFonts w:ascii="Times New Roman" w:hAnsi="Times New Roman" w:cs="Times New Roman"/>
-          <w:lang w:val="ro-RO"/>
-        </w:rPr>
-        <w:t xml:space="preserve"> și </w:t>
-      </w:r>
-      <w:proofErr w:type="spellStart"/>
-      <w:r>
-        <w:rPr>
-          <w:rFonts w:ascii="Times New Roman" w:hAnsi="Times New Roman" w:cs="Times New Roman"/>
-          <w:lang w:val="ro-RO"/>
-        </w:rPr>
-        <w:t>GitHub</w:t>
-      </w:r>
-      <w:proofErr w:type="spellEnd"/>
-      <w:r>
-        <w:rPr>
-          <w:rFonts w:ascii="Times New Roman" w:hAnsi="Times New Roman" w:cs="Times New Roman"/>
-          <w:lang w:val="ro-RO"/>
-        </w:rPr>
-        <w:t>.</w:t>
-      </w:r>
-    </w:p>
-    <w:p>
-      <w:pPr>
-        <w:rPr>
-          <w:rFonts w:ascii="Times New Roman" w:hAnsi="Times New Roman" w:cs="Times New Roman"/>
-          <w:lang w:val="ro-RO"/>
-        </w:rPr>
-      </w:pPr>
-      <w:r>
-        <w:rPr>
-          <w:rFonts w:ascii="Times New Roman" w:hAnsi="Times New Roman" w:cs="Times New Roman"/>
-          <w:b/>
-          <w:bCs/>
-          <w:lang w:val="ro-RO"/>
-        </w:rPr>
-        <w:t>Containerizare:</w:t>
-      </w:r>
-      <w:r>
-        <w:rPr>
-          <w:rFonts w:ascii="Times New Roman" w:hAnsi="Times New Roman" w:cs="Times New Roman"/>
-          <w:lang w:val="ro-RO"/>
-        </w:rPr>
-        <w:t xml:space="preserve"> </w:t>
-      </w:r>
-      <w:proofErr w:type="spellStart"/>
-      <w:r>
-        <w:rPr>
-          <w:rFonts w:ascii="Times New Roman" w:hAnsi="Times New Roman" w:cs="Times New Roman"/>
-          <w:lang w:val="ro-RO"/>
-        </w:rPr>
-        <w:t>Docker</w:t>
-      </w:r>
-      <w:proofErr w:type="spellEnd"/>
-      <w:r>
-        <w:rPr>
-          <w:rFonts w:ascii="Times New Roman" w:hAnsi="Times New Roman" w:cs="Times New Roman"/>
-          <w:lang w:val="ro-RO"/>
-        </w:rPr>
-        <w:t>.</w:t>
-      </w:r>
-    </w:p>
-    <w:p>
-      <w:pPr>
-        <w:rPr>
-          <w:rFonts w:ascii="Times New Roman" w:hAnsi="Times New Roman" w:cs="Times New Roman"/>
-          <w:lang w:val="ro-RO"/>
-        </w:rPr>
-      </w:pPr>
-      <w:r>
-        <w:rPr>
-          <w:rFonts w:ascii="Times New Roman" w:hAnsi="Times New Roman" w:cs="Times New Roman"/>
-          <w:b/>
-          <w:bCs/>
-          <w:lang w:val="ro-RO"/>
-        </w:rPr>
-        <w:t>Mediul de dezvoltare:</w:t>
-      </w:r>
-      <w:r>
-        <w:rPr>
-          <w:rFonts w:ascii="Times New Roman" w:hAnsi="Times New Roman" w:cs="Times New Roman"/>
-          <w:lang w:val="ro-RO"/>
-        </w:rPr>
-        <w:t xml:space="preserve"> Visual Studio Code.</w:t>
-      </w:r>
-    </w:p>
-    <w:p>
-      <w:pPr>
-        <w:rPr>
-          <w:rFonts w:ascii="Times New Roman" w:hAnsi="Times New Roman" w:cs="Times New Roman"/>
-          <w:b/>
-          <w:bCs/>
-          <w:lang w:val="ro-RO"/>
-        </w:rPr>
-      </w:pPr>
-      <w:r>
-        <w:rPr>
-          <w:rFonts w:ascii="Times New Roman" w:hAnsi="Times New Roman" w:cs="Times New Roman"/>
-          <w:b/>
-          <w:bCs/>
-          <w:lang w:val="ro-RO"/>
-        </w:rPr>
-        <w:t>9. Arhitectura generală a aplicației</w:t>
-      </w:r>
-    </w:p>
-    <w:p>
-      <w:pPr>
-        <w:rPr>
-          <w:rFonts w:ascii="Times New Roman" w:hAnsi="Times New Roman" w:cs="Times New Roman"/>
-          <w:lang w:val="ro-RO"/>
-        </w:rPr>
-      </w:pPr>
-      <w:r>
-        <w:rPr>
-          <w:rFonts w:ascii="Times New Roman" w:hAnsi="Times New Roman" w:cs="Times New Roman"/>
-          <w:lang w:val="ro-RO"/>
-        </w:rPr>
-        <w:t>Aplicația va fi organizată în trei componente principale:</w:t>
-      </w:r>
-    </w:p>
-    <w:p>
-      <w:pPr>
-        <w:rPr>
-          <w:rFonts w:ascii="Times New Roman" w:hAnsi="Times New Roman" w:cs="Times New Roman"/>
-          <w:lang w:val="ro-RO"/>
-        </w:rPr>
-      </w:pPr>
-      <w:proofErr w:type="spellStart"/>
-      <w:r>
-        <w:rPr>
-          <w:rFonts w:ascii="Times New Roman" w:hAnsi="Times New Roman" w:cs="Times New Roman"/>
-          <w:b/>
-          <w:bCs/>
-          <w:lang w:val="ro-RO"/>
-        </w:rPr>
-        <w:t>Frontend</w:t>
-      </w:r>
-      <w:proofErr w:type="spellEnd"/>
-      <w:r>
-        <w:rPr>
-          <w:rFonts w:ascii="Times New Roman" w:hAnsi="Times New Roman" w:cs="Times New Roman"/>
-          <w:lang w:val="ro-RO"/>
-        </w:rPr>
-        <w:t xml:space="preserve"> – reprezintă interfața cu care interacționează utilizatorul. Aceasta va afișa informațiile despre cărți și va permite utilizatorului să efectueze diferite operațiuni.</w:t>
-      </w:r>
-    </w:p>
-    <w:p>
-      <w:pPr>
-        <w:rPr>
-          <w:rFonts w:ascii="Times New Roman" w:hAnsi="Times New Roman" w:cs="Times New Roman"/>
-          <w:lang w:val="ro-RO"/>
-        </w:rPr>
-      </w:pPr>
-      <w:proofErr w:type="spellStart"/>
-      <w:r>
-        <w:rPr>
-          <w:rFonts w:ascii="Times New Roman" w:hAnsi="Times New Roman" w:cs="Times New Roman"/>
-          <w:b/>
-          <w:bCs/>
-          <w:lang w:val="ro-RO"/>
-        </w:rPr>
-        <w:lastRenderedPageBreak/>
-        <w:t>Backend</w:t>
-      </w:r>
-      <w:proofErr w:type="spellEnd"/>
-      <w:r>
-        <w:rPr>
-          <w:rFonts w:ascii="Times New Roman" w:hAnsi="Times New Roman" w:cs="Times New Roman"/>
-          <w:lang w:val="ro-RO"/>
-        </w:rPr>
-        <w:t xml:space="preserve"> – va procesa cererile primite de la </w:t>
-      </w:r>
-      <w:proofErr w:type="spellStart"/>
-      <w:r>
-        <w:rPr>
-          <w:rFonts w:ascii="Times New Roman" w:hAnsi="Times New Roman" w:cs="Times New Roman"/>
-          <w:lang w:val="ro-RO"/>
-        </w:rPr>
-        <w:t>frontend</w:t>
-      </w:r>
-      <w:proofErr w:type="spellEnd"/>
-      <w:r>
-        <w:rPr>
-          <w:rFonts w:ascii="Times New Roman" w:hAnsi="Times New Roman" w:cs="Times New Roman"/>
-          <w:lang w:val="ro-RO"/>
-        </w:rPr>
-        <w:t>, va implementa logica aplicației și va comunica cu baza de date.</w:t>
-      </w:r>
-    </w:p>
-    <w:p>
-      <w:pPr>
-        <w:rPr>
-          <w:rFonts w:ascii="Times New Roman" w:hAnsi="Times New Roman" w:cs="Times New Roman"/>
-          <w:lang w:val="ro-RO"/>
-        </w:rPr>
-      </w:pPr>
-      <w:r>
-        <w:rPr>
-          <w:rFonts w:ascii="Times New Roman" w:hAnsi="Times New Roman" w:cs="Times New Roman"/>
-          <w:b/>
-          <w:bCs/>
-          <w:lang w:val="ro-RO"/>
-        </w:rPr>
-        <w:t>Baza de date</w:t>
-      </w:r>
-      <w:r>
-        <w:rPr>
-          <w:rFonts w:ascii="Times New Roman" w:hAnsi="Times New Roman" w:cs="Times New Roman"/>
-          <w:lang w:val="ro-RO"/>
-        </w:rPr>
-        <w:t xml:space="preserve"> – va păstra informațiile despre utilizatori, cărți, autori, categorii și împrumuturi.</w:t>
-      </w:r>
-    </w:p>
-    <w:p>
-      <w:pPr>
-        <w:rPr>
-          <w:rFonts w:ascii="Times New Roman" w:hAnsi="Times New Roman" w:cs="Times New Roman"/>
-          <w:lang w:val="ro-RO"/>
-        </w:rPr>
-      </w:pPr>
-      <w:r>
-        <w:rPr>
-          <w:rFonts w:ascii="Times New Roman" w:hAnsi="Times New Roman" w:cs="Times New Roman"/>
-          <w:lang w:val="ro-RO"/>
-        </w:rPr>
-        <w:t>Fluxul general al aplicației va fi:</w:t>
-      </w:r>
-    </w:p>
-    <w:p>
-      <w:pPr>
-        <w:rPr>
-          <w:rFonts w:ascii="Times New Roman" w:hAnsi="Times New Roman" w:cs="Times New Roman"/>
-          <w:lang w:val="ro-RO"/>
-        </w:rPr>
-      </w:pPr>
-      <w:r>
-        <w:rPr>
-          <w:rFonts w:ascii="Times New Roman" w:hAnsi="Times New Roman" w:cs="Times New Roman"/>
-          <w:b/>
-          <w:bCs/>
-          <w:lang w:val="ro-RO"/>
-        </w:rPr>
-        <w:t xml:space="preserve">Utilizator → </w:t>
-      </w:r>
-      <w:proofErr w:type="spellStart"/>
-      <w:r>
-        <w:rPr>
-          <w:rFonts w:ascii="Times New Roman" w:hAnsi="Times New Roman" w:cs="Times New Roman"/>
-          <w:b/>
-          <w:bCs/>
-          <w:lang w:val="ro-RO"/>
-        </w:rPr>
-        <w:t>Frontend</w:t>
-      </w:r>
-      <w:proofErr w:type="spellEnd"/>
-      <w:r>
-        <w:rPr>
-          <w:rFonts w:ascii="Times New Roman" w:hAnsi="Times New Roman" w:cs="Times New Roman"/>
-          <w:b/>
-          <w:bCs/>
-          <w:lang w:val="ro-RO"/>
-        </w:rPr>
-        <w:t xml:space="preserve"> → API REST → </w:t>
-      </w:r>
-      <w:proofErr w:type="spellStart"/>
-      <w:r>
-        <w:rPr>
-          <w:rFonts w:ascii="Times New Roman" w:hAnsi="Times New Roman" w:cs="Times New Roman"/>
-          <w:b/>
-          <w:bCs/>
-          <w:lang w:val="ro-RO"/>
-        </w:rPr>
-        <w:t>Backend</w:t>
-      </w:r>
-      <w:proofErr w:type="spellEnd"/>
-      <w:r>
-        <w:rPr>
-          <w:rFonts w:ascii="Times New Roman" w:hAnsi="Times New Roman" w:cs="Times New Roman"/>
-          <w:b/>
-          <w:bCs/>
-          <w:lang w:val="ro-RO"/>
-        </w:rPr>
-        <w:t xml:space="preserve"> → Baza de date</w:t>
-      </w:r>
-    </w:p>
-    <w:p>
-      <w:pPr>
-        <w:rPr>
-          <w:rFonts w:ascii="Times New Roman" w:hAnsi="Times New Roman" w:cs="Times New Roman"/>
-          <w:lang w:val="ro-RO"/>
-        </w:rPr>
-      </w:pPr>
-      <w:r>
-        <w:rPr>
-          <w:rFonts w:ascii="Times New Roman" w:hAnsi="Times New Roman" w:cs="Times New Roman"/>
-          <w:lang w:val="ro-RO"/>
-        </w:rPr>
-        <w:t xml:space="preserve">Rezultatele obținute de </w:t>
-      </w:r>
-      <w:proofErr w:type="spellStart"/>
-      <w:r>
-        <w:rPr>
-          <w:rFonts w:ascii="Times New Roman" w:hAnsi="Times New Roman" w:cs="Times New Roman"/>
-          <w:lang w:val="ro-RO"/>
-        </w:rPr>
-        <w:t>backend</w:t>
-      </w:r>
-      <w:proofErr w:type="spellEnd"/>
-      <w:r>
-        <w:rPr>
-          <w:rFonts w:ascii="Times New Roman" w:hAnsi="Times New Roman" w:cs="Times New Roman"/>
-          <w:lang w:val="ro-RO"/>
-        </w:rPr>
-        <w:t xml:space="preserve"> vor fi transmise înapoi către </w:t>
-      </w:r>
-      <w:proofErr w:type="spellStart"/>
-      <w:r>
-        <w:rPr>
-          <w:rFonts w:ascii="Times New Roman" w:hAnsi="Times New Roman" w:cs="Times New Roman"/>
-          <w:lang w:val="ro-RO"/>
-        </w:rPr>
-        <w:t>frontend</w:t>
-      </w:r>
-      <w:proofErr w:type="spellEnd"/>
-      <w:r>
-        <w:rPr>
-          <w:rFonts w:ascii="Times New Roman" w:hAnsi="Times New Roman" w:cs="Times New Roman"/>
-          <w:lang w:val="ro-RO"/>
-        </w:rPr>
-        <w:t xml:space="preserve"> și afișate utilizatorului.</w:t>
-      </w:r>
-    </w:p>
-    <w:p>
-      <w:pPr>
-        <w:rPr>
-          <w:rFonts w:ascii="Times New Roman" w:hAnsi="Times New Roman" w:cs="Times New Roman"/>
-          <w:b/>
-          <w:bCs/>
-          <w:lang w:val="ro-RO"/>
-        </w:rPr>
-      </w:pPr>
-      <w:r>
-        <w:rPr>
-          <w:rFonts w:ascii="Times New Roman" w:hAnsi="Times New Roman" w:cs="Times New Roman"/>
-          <w:b/>
-          <w:bCs/>
-          <w:lang w:val="ro-RO"/>
-        </w:rPr>
-        <w:t>10. Structura generală a bazei de date</w:t>
-      </w:r>
-    </w:p>
-    <w:p>
-      <w:pPr>
-        <w:rPr>
-          <w:rFonts w:ascii="Times New Roman" w:hAnsi="Times New Roman" w:cs="Times New Roman"/>
-          <w:lang w:val="ro-RO"/>
-        </w:rPr>
-      </w:pPr>
-      <w:r>
-        <w:rPr>
-          <w:rFonts w:ascii="Times New Roman" w:hAnsi="Times New Roman" w:cs="Times New Roman"/>
-          <w:lang w:val="ro-RO"/>
-        </w:rPr>
-        <w:t>Baza de date va conține entități pentru gestionarea principalelor informații ale aplicației.</w:t>
-      </w:r>
-    </w:p>
-    <w:p>
-      <w:pPr>
-        <w:rPr>
-          <w:rFonts w:ascii="Times New Roman" w:hAnsi="Times New Roman" w:cs="Times New Roman"/>
-          <w:lang w:val="ro-RO"/>
-        </w:rPr>
-      </w:pPr>
-      <w:r>
-        <w:rPr>
-          <w:rFonts w:ascii="Times New Roman" w:hAnsi="Times New Roman" w:cs="Times New Roman"/>
-          <w:lang w:val="ro-RO"/>
-        </w:rPr>
-        <w:t>Principalele entități planificate sunt:</w:t>
+      <w:proofErr w:type="spellStart"/>
+      <w:r>
+        <w:rPr>
+          <w:rFonts w:ascii="Times New Roman" w:hAnsi="Times New Roman" w:cs="Times New Roman"/>
+          <w:b/>
+          <w:bCs/>
+          <w:lang w:val="ro-RO"/>
+        </w:rPr>
+        <w:t>books</w:t>
+      </w:r>
+      <w:proofErr w:type="spellEnd"/>
+      <w:r>
+        <w:rPr>
+          <w:rFonts w:ascii="Times New Roman" w:hAnsi="Times New Roman" w:cs="Times New Roman"/>
+          <w:lang w:val="ro-RO"/>
+        </w:rPr>
+        <w:t xml:space="preserve"> – informațiile despre cărți; </w:t>
       </w:r>
     </w:p>
     <w:p>
       <w:pPr>
         <w:numPr>
           <w:ilvl w:val="0"/>
-          <w:numId w:val="3"/>
+          <w:numId w:val="8"/>
         </w:numPr>
         <w:rPr>
           <w:rFonts w:ascii="Times New Roman" w:hAnsi="Times New Roman" w:cs="Times New Roman"/>
@@ -1897,22 +1675,22 @@
           <w:bCs/>
           <w:lang w:val="ro-RO"/>
         </w:rPr>
-        <w:t>Users</w:t>
-      </w:r>
-      <w:proofErr w:type="spellEnd"/>
-      <w:r>
-        <w:rPr>
-          <w:rFonts w:ascii="Times New Roman" w:hAnsi="Times New Roman" w:cs="Times New Roman"/>
-          <w:lang w:val="ro-RO"/>
-        </w:rPr>
-        <w:t xml:space="preserve"> – informații despre utilizatorii sistemului;</w:t>
+        <w:t>authors</w:t>
+      </w:r>
+      <w:proofErr w:type="spellEnd"/>
+      <w:r>
+        <w:rPr>
+          <w:rFonts w:ascii="Times New Roman" w:hAnsi="Times New Roman" w:cs="Times New Roman"/>
+          <w:lang w:val="ro-RO"/>
+        </w:rPr>
+        <w:t xml:space="preserve"> – informațiile despre autori; </w:t>
       </w:r>
     </w:p>
     <w:p>
       <w:pPr>
         <w:numPr>
           <w:ilvl w:val="0"/>
-          <w:numId w:val="3"/>
+          <w:numId w:val="8"/>
         </w:numPr>
         <w:rPr>
           <w:rFonts w:ascii="Times New Roman" w:hAnsi="Times New Roman" w:cs="Times New Roman"/>
@@ -1927,22 +1705,22 @@
           <w:bCs/>
           <w:lang w:val="ro-RO"/>
         </w:rPr>
-        <w:t>Books</w:t>
-      </w:r>
-      <w:proofErr w:type="spellEnd"/>
-      <w:r>
-        <w:rPr>
-          <w:rFonts w:ascii="Times New Roman" w:hAnsi="Times New Roman" w:cs="Times New Roman"/>
-          <w:lang w:val="ro-RO"/>
-        </w:rPr>
-        <w:t xml:space="preserve"> – informații despre cărțile bibliotecii;</w:t>
+        <w:t>categories</w:t>
+      </w:r>
+      <w:proofErr w:type="spellEnd"/>
+      <w:r>
+        <w:rPr>
+          <w:rFonts w:ascii="Times New Roman" w:hAnsi="Times New Roman" w:cs="Times New Roman"/>
+          <w:lang w:val="ro-RO"/>
+        </w:rPr>
+        <w:t xml:space="preserve"> – categoriile cărților; </w:t>
       </w:r>
     </w:p>
     <w:p>
       <w:pPr>
         <w:numPr>
           <w:ilvl w:val="0"/>
-          <w:numId w:val="3"/>
+          <w:numId w:val="8"/>
         </w:numPr>
         <w:rPr>
           <w:rFonts w:ascii="Times New Roman" w:hAnsi="Times New Roman" w:cs="Times New Roman"/>
@@ -1957,22 +1735,22 @@
           <w:bCs/>
           <w:lang w:val="ro-RO"/>
         </w:rPr>
-        <w:t>Authors</w:t>
-      </w:r>
-      <w:proofErr w:type="spellEnd"/>
-      <w:r>
-        <w:rPr>
-          <w:rFonts w:ascii="Times New Roman" w:hAnsi="Times New Roman" w:cs="Times New Roman"/>
-          <w:lang w:val="ro-RO"/>
-        </w:rPr>
-        <w:t xml:space="preserve"> – informații despre autorii cărților;</w:t>
+        <w:t>borrowings</w:t>
+      </w:r>
+      <w:proofErr w:type="spellEnd"/>
+      <w:r>
+        <w:rPr>
+          <w:rFonts w:ascii="Times New Roman" w:hAnsi="Times New Roman" w:cs="Times New Roman"/>
+          <w:lang w:val="ro-RO"/>
+        </w:rPr>
+        <w:t xml:space="preserve"> – informațiile despre împrumuturi; </w:t>
       </w:r>
     </w:p>
     <w:p>
       <w:pPr>
         <w:numPr>
           <w:ilvl w:val="0"/>
-          <w:numId w:val="3"/>
+          <w:numId w:val="8"/>
         </w:numPr>
         <w:rPr>
           <w:rFonts w:ascii="Times New Roman" w:hAnsi="Times New Roman" w:cs="Times New Roman"/>
@@ -1987,22 +1765,22 @@
           <w:bCs/>
           <w:lang w:val="ro-RO"/>
         </w:rPr>
-        <w:t>Categories</w:t>
-      </w:r>
-      <w:proofErr w:type="spellEnd"/>
-      <w:r>
-        <w:rPr>
-          <w:rFonts w:ascii="Times New Roman" w:hAnsi="Times New Roman" w:cs="Times New Roman"/>
-          <w:lang w:val="ro-RO"/>
-        </w:rPr>
-        <w:t xml:space="preserve"> – categoriile în care sunt organizate cărțile;</w:t>
+        <w:t>reviews</w:t>
+      </w:r>
+      <w:proofErr w:type="spellEnd"/>
+      <w:r>
+        <w:rPr>
+          <w:rFonts w:ascii="Times New Roman" w:hAnsi="Times New Roman" w:cs="Times New Roman"/>
+          <w:lang w:val="ro-RO"/>
+        </w:rPr>
+        <w:t xml:space="preserve"> – recenziile și notele oferite cărților; </w:t>
       </w:r>
     </w:p>
     <w:p>
       <w:pPr>
         <w:numPr>
           <w:ilvl w:val="0"/>
-          <w:numId w:val="3"/>
+          <w:numId w:val="8"/>
         </w:numPr>
         <w:rPr>
           <w:rFonts w:ascii="Times New Roman" w:hAnsi="Times New Roman" w:cs="Times New Roman"/>
@@ -2017,245 +1795,906 @@
           <w:bCs/>
           <w:lang w:val="ro-RO"/>
         </w:rPr>
-        <w:t>Borrowings</w:t>
-      </w:r>
-      <w:proofErr w:type="spellEnd"/>
-      <w:r>
-        <w:rPr>
-          <w:rFonts w:ascii="Times New Roman" w:hAnsi="Times New Roman" w:cs="Times New Roman"/>
-          <w:lang w:val="ro-RO"/>
-        </w:rPr>
-        <w:t xml:space="preserve"> – informații despre împrumuturile și returnările cărților.</w:t>
-      </w:r>
-    </w:p>
-    <w:p>
-      <w:pPr>
-        <w:rPr>
-          <w:rFonts w:ascii="Times New Roman" w:hAnsi="Times New Roman" w:cs="Times New Roman"/>
-          <w:lang w:val="ro-RO"/>
-        </w:rPr>
-      </w:pPr>
-      <w:r>
-        <w:rPr>
-          <w:rFonts w:ascii="Times New Roman" w:hAnsi="Times New Roman" w:cs="Times New Roman"/>
-          <w:lang w:val="ro-RO"/>
-        </w:rPr>
-        <w:t>Entitățile vor fi conectate prin relații și chei străine pentru a asigura organizarea și integritatea informațiilor.</w:t>
-      </w:r>
-    </w:p>
-    <w:p>
-      <w:pPr>
-        <w:rPr>
-          <w:rFonts w:ascii="Times New Roman" w:hAnsi="Times New Roman" w:cs="Times New Roman"/>
-          <w:lang w:val="ro-RO"/>
-        </w:rPr>
-      </w:pPr>
-      <w:r>
-        <w:rPr>
-          <w:rFonts w:ascii="Times New Roman" w:hAnsi="Times New Roman" w:cs="Times New Roman"/>
-          <w:lang w:val="ro-RO"/>
-        </w:rPr>
-        <w:t xml:space="preserve">Schema detaliată a bazei de date va fi reprezentată printr-o diagramă relațională realizată cu </w:t>
-      </w:r>
-      <w:r>
-        <w:rPr>
-          <w:rFonts w:ascii="Times New Roman" w:hAnsi="Times New Roman" w:cs="Times New Roman"/>
-          <w:b/>
-          <w:bCs/>
-          <w:lang w:val="ro-RO"/>
-        </w:rPr>
-        <w:t>dbdiagram.io</w:t>
-      </w:r>
-      <w:r>
-        <w:rPr>
-          <w:rFonts w:ascii="Times New Roman" w:hAnsi="Times New Roman" w:cs="Times New Roman"/>
-          <w:lang w:val="ro-RO"/>
+        <w:t>reservations</w:t>
+      </w:r>
+      <w:proofErr w:type="spellEnd"/>
+      <w:r>
+        <w:rPr>
+          <w:rFonts w:ascii="Times New Roman" w:hAnsi="Times New Roman" w:cs="Times New Roman"/>
+          <w:lang w:val="ro-RO"/>
+        </w:rPr>
+        <w:t xml:space="preserve"> – informațiile despre rezervările făcute de utilizatori. </w:t>
+      </w:r>
+    </w:p>
+    <w:p>
+      <w:pPr>
+        <w:rPr>
+          <w:rFonts w:ascii="Times New Roman" w:hAnsi="Times New Roman" w:cs="Times New Roman"/>
+          <w:lang w:val="ro-RO"/>
+        </w:rPr>
+      </w:pPr>
+      <w:r>
+        <w:rPr>
+          <w:rFonts w:ascii="Times New Roman" w:hAnsi="Times New Roman" w:cs="Times New Roman"/>
+          <w:lang w:val="ro-RO"/>
+        </w:rPr>
+        <w:t>Tabelele vor fi conectate între ele prin chei primare și chei străine.</w:t>
+      </w:r>
+    </w:p>
+    <w:p>
+      <w:pPr>
+        <w:rPr>
+          <w:rFonts w:ascii="Times New Roman" w:hAnsi="Times New Roman" w:cs="Times New Roman"/>
+          <w:lang w:val="ro-RO"/>
+        </w:rPr>
+      </w:pPr>
+      <w:r>
+        <w:rPr>
+          <w:rFonts w:ascii="Times New Roman" w:hAnsi="Times New Roman" w:cs="Times New Roman"/>
+          <w:noProof/>
+          <w:lang w:val="ro-RO"/>
+        </w:rPr>
+        <w:drawing>
+          <wp:inline distT="0" distB="0" distL="0" distR="0" wp14:anchorId="237D39DC" wp14:editId="1F0C9B46">
+            <wp:extent cx="5170714" cy="4184393"/>
+            <wp:effectExtent l="0" t="0" r="0" b="6985"/>
+            <wp:docPr id="1" name="Imagine 1"/>
+            <wp:cNvGraphicFramePr>
+              <a:graphicFrameLocks xmlns:a="http://schemas.openxmlformats.org/drawingml/2006/main" noChangeAspect="1"/>
+            </wp:cNvGraphicFramePr>
+            <a:graphic xmlns:a="http://schemas.openxmlformats.org/drawingml/2006/main">
+              <a:graphicData uri="http://schemas.openxmlformats.org/drawingml/2006/picture">
+                <pic:pic xmlns:pic="http://schemas.openxmlformats.org/drawingml/2006/picture">
+                  <pic:nvPicPr>
+                    <pic:cNvPr id="0" name="Picture 1"/>
+                    <pic:cNvPicPr>
+                      <a:picLocks noChangeAspect="1" noChangeArrowheads="1"/>
+                    </pic:cNvPicPr>
+                  </pic:nvPicPr>
+                  <pic:blipFill>
+                    <a:blip r:embed="rId5" cstate="print">
+                      <a:extLst>
+                        <a:ext uri="{28A0092B-C50C-407E-A947-70E740481C1C}">
+                          <a14:useLocalDpi xmlns:a14="http://schemas.microsoft.com/office/drawing/2010/main" val="0"/>
+                        </a:ext>
+                      </a:extLst>
+                    </a:blip>
+                    <a:srcRect/>
+                    <a:stretch>
+                      <a:fillRect/>
+                    </a:stretch>
+                  </pic:blipFill>
+                  <pic:spPr bwMode="auto">
+                    <a:xfrm>
+                      <a:off x="0" y="0"/>
+                      <a:ext cx="5261297" cy="4257697"/>
+                    </a:xfrm>
+                    <a:prstGeom prst="rect">
+                      <a:avLst/>
+                    </a:prstGeom>
+                    <a:noFill/>
+                    <a:ln>
+                      <a:noFill/>
+                    </a:ln>
+                  </pic:spPr>
+                </pic:pic>
+              </a:graphicData>
+            </a:graphic>
+          </wp:inline>
+        </w:drawing>
+      </w:r>
+    </w:p>
+    <w:p>
+      <w:pPr>
+        <w:rPr>
+          <w:rFonts w:ascii="Times New Roman" w:hAnsi="Times New Roman" w:cs="Times New Roman"/>
+          <w:b/>
+          <w:bCs/>
+          <w:lang w:val="ro-RO"/>
+        </w:rPr>
+      </w:pPr>
+      <w:r>
+        <w:rPr>
+          <w:rFonts w:ascii="Times New Roman" w:hAnsi="Times New Roman" w:cs="Times New Roman"/>
+          <w:b/>
+          <w:bCs/>
+          <w:lang w:val="ro-RO"/>
+        </w:rPr>
+        <w:lastRenderedPageBreak/>
+        <w:t>9</w:t>
+      </w:r>
+      <w:r>
+        <w:rPr>
+          <w:rFonts w:ascii="Times New Roman" w:hAnsi="Times New Roman" w:cs="Times New Roman"/>
+          <w:b/>
+          <w:bCs/>
+          <w:lang w:val="ro-RO"/>
+        </w:rPr>
+        <w:t>. Rezultatul așteptat</w:t>
+      </w:r>
+    </w:p>
+    <w:p>
+      <w:pPr>
+        <w:rPr>
+          <w:rFonts w:ascii="Times New Roman" w:hAnsi="Times New Roman" w:cs="Times New Roman"/>
+          <w:lang w:val="en-US"/>
+        </w:rPr>
+      </w:pPr>
+      <w:r>
+        <w:rPr>
+          <w:rFonts w:ascii="Times New Roman" w:hAnsi="Times New Roman" w:cs="Times New Roman"/>
+          <w:lang w:val="en-US"/>
+        </w:rPr>
+        <w:t xml:space="preserve">La </w:t>
+      </w:r>
+      <w:proofErr w:type="spellStart"/>
+      <w:r>
+        <w:rPr>
+          <w:rFonts w:ascii="Times New Roman" w:hAnsi="Times New Roman" w:cs="Times New Roman"/>
+          <w:lang w:val="en-US"/>
+        </w:rPr>
+        <w:t>finalul</w:t>
+      </w:r>
+      <w:proofErr w:type="spellEnd"/>
+      <w:r>
+        <w:rPr>
+          <w:rFonts w:ascii="Times New Roman" w:hAnsi="Times New Roman" w:cs="Times New Roman"/>
+          <w:lang w:val="en-US"/>
+        </w:rPr>
+        <w:t xml:space="preserve"> </w:t>
+      </w:r>
+      <w:proofErr w:type="spellStart"/>
+      <w:r>
+        <w:rPr>
+          <w:rFonts w:ascii="Times New Roman" w:hAnsi="Times New Roman" w:cs="Times New Roman"/>
+          <w:lang w:val="en-US"/>
+        </w:rPr>
+        <w:t>proiectului</w:t>
+      </w:r>
+      <w:proofErr w:type="spellEnd"/>
+      <w:r>
+        <w:rPr>
+          <w:rFonts w:ascii="Times New Roman" w:hAnsi="Times New Roman" w:cs="Times New Roman"/>
+          <w:lang w:val="en-US"/>
+        </w:rPr>
+        <w:t xml:space="preserve"> </w:t>
+      </w:r>
+      <w:proofErr w:type="spellStart"/>
+      <w:r>
+        <w:rPr>
+          <w:rFonts w:ascii="Times New Roman" w:hAnsi="Times New Roman" w:cs="Times New Roman"/>
+          <w:lang w:val="en-US"/>
+        </w:rPr>
+        <w:t>vreau</w:t>
+      </w:r>
+      <w:proofErr w:type="spellEnd"/>
+      <w:r>
+        <w:rPr>
+          <w:rFonts w:ascii="Times New Roman" w:hAnsi="Times New Roman" w:cs="Times New Roman"/>
+          <w:lang w:val="en-US"/>
+        </w:rPr>
+        <w:t xml:space="preserve"> </w:t>
+      </w:r>
+      <w:proofErr w:type="spellStart"/>
+      <w:r>
+        <w:rPr>
+          <w:rFonts w:ascii="Times New Roman" w:hAnsi="Times New Roman" w:cs="Times New Roman"/>
+          <w:lang w:val="en-US"/>
+        </w:rPr>
+        <w:t>să</w:t>
+      </w:r>
+      <w:proofErr w:type="spellEnd"/>
+      <w:r>
+        <w:rPr>
+          <w:rFonts w:ascii="Times New Roman" w:hAnsi="Times New Roman" w:cs="Times New Roman"/>
+          <w:lang w:val="en-US"/>
+        </w:rPr>
+        <w:t xml:space="preserve"> </w:t>
+      </w:r>
+      <w:proofErr w:type="spellStart"/>
+      <w:r>
+        <w:rPr>
+          <w:rFonts w:ascii="Times New Roman" w:hAnsi="Times New Roman" w:cs="Times New Roman"/>
+          <w:lang w:val="en-US"/>
+        </w:rPr>
+        <w:t>obțin</w:t>
+      </w:r>
+      <w:proofErr w:type="spellEnd"/>
+      <w:r>
+        <w:rPr>
+          <w:rFonts w:ascii="Times New Roman" w:hAnsi="Times New Roman" w:cs="Times New Roman"/>
+          <w:lang w:val="en-US"/>
+        </w:rPr>
+        <w:t xml:space="preserve"> un site </w:t>
+      </w:r>
+      <w:proofErr w:type="spellStart"/>
+      <w:r>
+        <w:rPr>
+          <w:rFonts w:ascii="Times New Roman" w:hAnsi="Times New Roman" w:cs="Times New Roman"/>
+          <w:lang w:val="en-US"/>
+        </w:rPr>
+        <w:t>funcțional</w:t>
+      </w:r>
+      <w:proofErr w:type="spellEnd"/>
+      <w:r>
+        <w:rPr>
+          <w:rFonts w:ascii="Times New Roman" w:hAnsi="Times New Roman" w:cs="Times New Roman"/>
+          <w:lang w:val="en-US"/>
+        </w:rPr>
+        <w:t xml:space="preserve"> </w:t>
+      </w:r>
+      <w:proofErr w:type="spellStart"/>
+      <w:r>
+        <w:rPr>
+          <w:rFonts w:ascii="Times New Roman" w:hAnsi="Times New Roman" w:cs="Times New Roman"/>
+          <w:lang w:val="en-US"/>
+        </w:rPr>
+        <w:t>pentru</w:t>
+      </w:r>
+      <w:proofErr w:type="spellEnd"/>
+      <w:r>
+        <w:rPr>
+          <w:rFonts w:ascii="Times New Roman" w:hAnsi="Times New Roman" w:cs="Times New Roman"/>
+          <w:lang w:val="en-US"/>
+        </w:rPr>
+        <w:t xml:space="preserve"> </w:t>
+      </w:r>
+      <w:proofErr w:type="spellStart"/>
+      <w:r>
+        <w:rPr>
+          <w:rFonts w:ascii="Times New Roman" w:hAnsi="Times New Roman" w:cs="Times New Roman"/>
+          <w:lang w:val="en-US"/>
+        </w:rPr>
+        <w:t>gestionarea</w:t>
+      </w:r>
+      <w:proofErr w:type="spellEnd"/>
+      <w:r>
+        <w:rPr>
+          <w:rFonts w:ascii="Times New Roman" w:hAnsi="Times New Roman" w:cs="Times New Roman"/>
+          <w:lang w:val="en-US"/>
+        </w:rPr>
+        <w:t xml:space="preserve"> </w:t>
+      </w:r>
+      <w:proofErr w:type="spellStart"/>
+      <w:r>
+        <w:rPr>
+          <w:rFonts w:ascii="Times New Roman" w:hAnsi="Times New Roman" w:cs="Times New Roman"/>
+          <w:lang w:val="en-US"/>
+        </w:rPr>
+        <w:t>unei</w:t>
+      </w:r>
+      <w:proofErr w:type="spellEnd"/>
+      <w:r>
+        <w:rPr>
+          <w:rFonts w:ascii="Times New Roman" w:hAnsi="Times New Roman" w:cs="Times New Roman"/>
+          <w:lang w:val="en-US"/>
+        </w:rPr>
+        <w:t xml:space="preserve"> </w:t>
+      </w:r>
+      <w:proofErr w:type="spellStart"/>
+      <w:r>
+        <w:rPr>
+          <w:rFonts w:ascii="Times New Roman" w:hAnsi="Times New Roman" w:cs="Times New Roman"/>
+          <w:lang w:val="en-US"/>
+        </w:rPr>
+        <w:t>biblioteci</w:t>
+      </w:r>
+      <w:proofErr w:type="spellEnd"/>
+      <w:r>
+        <w:rPr>
+          <w:rFonts w:ascii="Times New Roman" w:hAnsi="Times New Roman" w:cs="Times New Roman"/>
+          <w:lang w:val="en-US"/>
+        </w:rPr>
+        <w:t xml:space="preserve">, care </w:t>
+      </w:r>
+      <w:proofErr w:type="spellStart"/>
+      <w:r>
+        <w:rPr>
+          <w:rFonts w:ascii="Times New Roman" w:hAnsi="Times New Roman" w:cs="Times New Roman"/>
+          <w:lang w:val="en-US"/>
+        </w:rPr>
+        <w:t>să</w:t>
+      </w:r>
+      <w:proofErr w:type="spellEnd"/>
+      <w:r>
+        <w:rPr>
+          <w:rFonts w:ascii="Times New Roman" w:hAnsi="Times New Roman" w:cs="Times New Roman"/>
+          <w:lang w:val="en-US"/>
+        </w:rPr>
+        <w:t xml:space="preserve"> fie </w:t>
+      </w:r>
+      <w:proofErr w:type="spellStart"/>
+      <w:r>
+        <w:rPr>
+          <w:rFonts w:ascii="Times New Roman" w:hAnsi="Times New Roman" w:cs="Times New Roman"/>
+          <w:lang w:val="en-US"/>
+        </w:rPr>
+        <w:t>simplu</w:t>
+      </w:r>
+      <w:proofErr w:type="spellEnd"/>
+      <w:r>
+        <w:rPr>
+          <w:rFonts w:ascii="Times New Roman" w:hAnsi="Times New Roman" w:cs="Times New Roman"/>
+          <w:lang w:val="en-US"/>
+        </w:rPr>
+        <w:t xml:space="preserve"> </w:t>
+      </w:r>
+      <w:proofErr w:type="spellStart"/>
+      <w:r>
+        <w:rPr>
+          <w:rFonts w:ascii="Times New Roman" w:hAnsi="Times New Roman" w:cs="Times New Roman"/>
+          <w:lang w:val="en-US"/>
+        </w:rPr>
+        <w:t>și</w:t>
+      </w:r>
+      <w:proofErr w:type="spellEnd"/>
+      <w:r>
+        <w:rPr>
+          <w:rFonts w:ascii="Times New Roman" w:hAnsi="Times New Roman" w:cs="Times New Roman"/>
+          <w:lang w:val="en-US"/>
+        </w:rPr>
+        <w:t xml:space="preserve"> </w:t>
+      </w:r>
+      <w:proofErr w:type="spellStart"/>
+      <w:r>
+        <w:rPr>
+          <w:rFonts w:ascii="Times New Roman" w:hAnsi="Times New Roman" w:cs="Times New Roman"/>
+          <w:lang w:val="en-US"/>
+        </w:rPr>
+        <w:t>ușor</w:t>
+      </w:r>
+      <w:proofErr w:type="spellEnd"/>
+      <w:r>
+        <w:rPr>
+          <w:rFonts w:ascii="Times New Roman" w:hAnsi="Times New Roman" w:cs="Times New Roman"/>
+          <w:lang w:val="en-US"/>
+        </w:rPr>
+        <w:t xml:space="preserve"> de </w:t>
+      </w:r>
+      <w:proofErr w:type="spellStart"/>
+      <w:r>
+        <w:rPr>
+          <w:rFonts w:ascii="Times New Roman" w:hAnsi="Times New Roman" w:cs="Times New Roman"/>
+          <w:lang w:val="en-US"/>
+        </w:rPr>
+        <w:t>utilizat</w:t>
+      </w:r>
+      <w:proofErr w:type="spellEnd"/>
+      <w:r>
+        <w:rPr>
+          <w:rFonts w:ascii="Times New Roman" w:hAnsi="Times New Roman" w:cs="Times New Roman"/>
+          <w:lang w:val="en-US"/>
+        </w:rPr>
+        <w:t xml:space="preserve"> </w:t>
+      </w:r>
+      <w:proofErr w:type="spellStart"/>
+      <w:r>
+        <w:rPr>
+          <w:rFonts w:ascii="Times New Roman" w:hAnsi="Times New Roman" w:cs="Times New Roman"/>
+          <w:lang w:val="en-US"/>
+        </w:rPr>
+        <w:t>atât</w:t>
+      </w:r>
+      <w:proofErr w:type="spellEnd"/>
+      <w:r>
+        <w:rPr>
+          <w:rFonts w:ascii="Times New Roman" w:hAnsi="Times New Roman" w:cs="Times New Roman"/>
+          <w:lang w:val="en-US"/>
+        </w:rPr>
+        <w:t xml:space="preserve"> </w:t>
+      </w:r>
+      <w:proofErr w:type="spellStart"/>
+      <w:r>
+        <w:rPr>
+          <w:rFonts w:ascii="Times New Roman" w:hAnsi="Times New Roman" w:cs="Times New Roman"/>
+          <w:lang w:val="en-US"/>
+        </w:rPr>
+        <w:t>pentru</w:t>
+      </w:r>
+      <w:proofErr w:type="spellEnd"/>
+      <w:r>
+        <w:rPr>
+          <w:rFonts w:ascii="Times New Roman" w:hAnsi="Times New Roman" w:cs="Times New Roman"/>
+          <w:lang w:val="en-US"/>
+        </w:rPr>
+        <w:t xml:space="preserve"> </w:t>
+      </w:r>
+      <w:proofErr w:type="spellStart"/>
+      <w:r>
+        <w:rPr>
+          <w:rFonts w:ascii="Times New Roman" w:hAnsi="Times New Roman" w:cs="Times New Roman"/>
+          <w:lang w:val="en-US"/>
+        </w:rPr>
+        <w:t>utilizatori</w:t>
+      </w:r>
+      <w:proofErr w:type="spellEnd"/>
+      <w:r>
+        <w:rPr>
+          <w:rFonts w:ascii="Times New Roman" w:hAnsi="Times New Roman" w:cs="Times New Roman"/>
+          <w:lang w:val="en-US"/>
+        </w:rPr>
+        <w:t xml:space="preserve">, </w:t>
+      </w:r>
+      <w:proofErr w:type="spellStart"/>
+      <w:r>
+        <w:rPr>
+          <w:rFonts w:ascii="Times New Roman" w:hAnsi="Times New Roman" w:cs="Times New Roman"/>
+          <w:lang w:val="en-US"/>
+        </w:rPr>
+        <w:t>cât</w:t>
+      </w:r>
+      <w:proofErr w:type="spellEnd"/>
+      <w:r>
+        <w:rPr>
+          <w:rFonts w:ascii="Times New Roman" w:hAnsi="Times New Roman" w:cs="Times New Roman"/>
+          <w:lang w:val="en-US"/>
+        </w:rPr>
+        <w:t xml:space="preserve"> </w:t>
+      </w:r>
+      <w:proofErr w:type="spellStart"/>
+      <w:r>
+        <w:rPr>
+          <w:rFonts w:ascii="Times New Roman" w:hAnsi="Times New Roman" w:cs="Times New Roman"/>
+          <w:lang w:val="en-US"/>
+        </w:rPr>
+        <w:t>și</w:t>
+      </w:r>
+      <w:proofErr w:type="spellEnd"/>
+      <w:r>
+        <w:rPr>
+          <w:rFonts w:ascii="Times New Roman" w:hAnsi="Times New Roman" w:cs="Times New Roman"/>
+          <w:lang w:val="en-US"/>
+        </w:rPr>
+        <w:t xml:space="preserve"> </w:t>
+      </w:r>
+      <w:proofErr w:type="spellStart"/>
+      <w:r>
+        <w:rPr>
+          <w:rFonts w:ascii="Times New Roman" w:hAnsi="Times New Roman" w:cs="Times New Roman"/>
+          <w:lang w:val="en-US"/>
+        </w:rPr>
+        <w:t>pentru</w:t>
+      </w:r>
+      <w:proofErr w:type="spellEnd"/>
+      <w:r>
+        <w:rPr>
+          <w:rFonts w:ascii="Times New Roman" w:hAnsi="Times New Roman" w:cs="Times New Roman"/>
+          <w:lang w:val="en-US"/>
+        </w:rPr>
+        <w:t xml:space="preserve"> administrator. Site-</w:t>
+      </w:r>
+      <w:proofErr w:type="spellStart"/>
+      <w:r>
+        <w:rPr>
+          <w:rFonts w:ascii="Times New Roman" w:hAnsi="Times New Roman" w:cs="Times New Roman"/>
+          <w:lang w:val="en-US"/>
+        </w:rPr>
+        <w:t>ul</w:t>
+      </w:r>
+      <w:proofErr w:type="spellEnd"/>
+      <w:r>
+        <w:rPr>
+          <w:rFonts w:ascii="Times New Roman" w:hAnsi="Times New Roman" w:cs="Times New Roman"/>
+          <w:lang w:val="en-US"/>
+        </w:rPr>
+        <w:t xml:space="preserve"> </w:t>
+      </w:r>
+      <w:proofErr w:type="spellStart"/>
+      <w:r>
+        <w:rPr>
+          <w:rFonts w:ascii="Times New Roman" w:hAnsi="Times New Roman" w:cs="Times New Roman"/>
+          <w:lang w:val="en-US"/>
+        </w:rPr>
+        <w:t>va</w:t>
+      </w:r>
+      <w:proofErr w:type="spellEnd"/>
+      <w:r>
+        <w:rPr>
+          <w:rFonts w:ascii="Times New Roman" w:hAnsi="Times New Roman" w:cs="Times New Roman"/>
+          <w:lang w:val="en-US"/>
+        </w:rPr>
+        <w:t xml:space="preserve"> </w:t>
+      </w:r>
+      <w:proofErr w:type="spellStart"/>
+      <w:r>
+        <w:rPr>
+          <w:rFonts w:ascii="Times New Roman" w:hAnsi="Times New Roman" w:cs="Times New Roman"/>
+          <w:lang w:val="en-US"/>
+        </w:rPr>
+        <w:t>permite</w:t>
+      </w:r>
+      <w:proofErr w:type="spellEnd"/>
+      <w:r>
+        <w:rPr>
+          <w:rFonts w:ascii="Times New Roman" w:hAnsi="Times New Roman" w:cs="Times New Roman"/>
+          <w:lang w:val="en-US"/>
+        </w:rPr>
+        <w:t xml:space="preserve"> </w:t>
+      </w:r>
+      <w:proofErr w:type="spellStart"/>
+      <w:r>
+        <w:rPr>
+          <w:rFonts w:ascii="Times New Roman" w:hAnsi="Times New Roman" w:cs="Times New Roman"/>
+          <w:lang w:val="en-US"/>
+        </w:rPr>
+        <w:t>găsirea</w:t>
+      </w:r>
+      <w:proofErr w:type="spellEnd"/>
+      <w:r>
+        <w:rPr>
+          <w:rFonts w:ascii="Times New Roman" w:hAnsi="Times New Roman" w:cs="Times New Roman"/>
+          <w:lang w:val="en-US"/>
+        </w:rPr>
+        <w:t xml:space="preserve"> </w:t>
+      </w:r>
+      <w:proofErr w:type="spellStart"/>
+      <w:r>
+        <w:rPr>
+          <w:rFonts w:ascii="Times New Roman" w:hAnsi="Times New Roman" w:cs="Times New Roman"/>
+          <w:lang w:val="en-US"/>
+        </w:rPr>
+        <w:t>și</w:t>
+      </w:r>
+      <w:proofErr w:type="spellEnd"/>
+      <w:r>
+        <w:rPr>
+          <w:rFonts w:ascii="Times New Roman" w:hAnsi="Times New Roman" w:cs="Times New Roman"/>
+          <w:lang w:val="en-US"/>
+        </w:rPr>
+        <w:t xml:space="preserve"> </w:t>
+      </w:r>
+      <w:proofErr w:type="spellStart"/>
+      <w:r>
+        <w:rPr>
+          <w:rFonts w:ascii="Times New Roman" w:hAnsi="Times New Roman" w:cs="Times New Roman"/>
+          <w:lang w:val="en-US"/>
+        </w:rPr>
+        <w:t>rezervarea</w:t>
+      </w:r>
+      <w:proofErr w:type="spellEnd"/>
+      <w:r>
+        <w:rPr>
+          <w:rFonts w:ascii="Times New Roman" w:hAnsi="Times New Roman" w:cs="Times New Roman"/>
+          <w:lang w:val="en-US"/>
+        </w:rPr>
+        <w:t xml:space="preserve"> </w:t>
+      </w:r>
+      <w:proofErr w:type="spellStart"/>
+      <w:r>
+        <w:rPr>
+          <w:rFonts w:ascii="Times New Roman" w:hAnsi="Times New Roman" w:cs="Times New Roman"/>
+          <w:lang w:val="en-US"/>
+        </w:rPr>
+        <w:t>cărților</w:t>
+      </w:r>
+      <w:proofErr w:type="spellEnd"/>
+      <w:r>
+        <w:rPr>
+          <w:rFonts w:ascii="Times New Roman" w:hAnsi="Times New Roman" w:cs="Times New Roman"/>
+          <w:lang w:val="en-US"/>
+        </w:rPr>
+        <w:t xml:space="preserve">, </w:t>
+      </w:r>
+      <w:proofErr w:type="spellStart"/>
+      <w:r>
+        <w:rPr>
+          <w:rFonts w:ascii="Times New Roman" w:hAnsi="Times New Roman" w:cs="Times New Roman"/>
+          <w:lang w:val="en-US"/>
+        </w:rPr>
+        <w:t>vizualizarea</w:t>
+      </w:r>
+      <w:proofErr w:type="spellEnd"/>
+      <w:r>
+        <w:rPr>
+          <w:rFonts w:ascii="Times New Roman" w:hAnsi="Times New Roman" w:cs="Times New Roman"/>
+          <w:lang w:val="en-US"/>
+        </w:rPr>
+        <w:t xml:space="preserve"> </w:t>
+      </w:r>
+      <w:proofErr w:type="spellStart"/>
+      <w:r>
+        <w:rPr>
+          <w:rFonts w:ascii="Times New Roman" w:hAnsi="Times New Roman" w:cs="Times New Roman"/>
+          <w:lang w:val="en-US"/>
+        </w:rPr>
+        <w:t>informațiilor</w:t>
+      </w:r>
+      <w:proofErr w:type="spellEnd"/>
+      <w:r>
+        <w:rPr>
+          <w:rFonts w:ascii="Times New Roman" w:hAnsi="Times New Roman" w:cs="Times New Roman"/>
+          <w:lang w:val="en-US"/>
+        </w:rPr>
+        <w:t xml:space="preserve"> </w:t>
+      </w:r>
+      <w:proofErr w:type="spellStart"/>
+      <w:r>
+        <w:rPr>
+          <w:rFonts w:ascii="Times New Roman" w:hAnsi="Times New Roman" w:cs="Times New Roman"/>
+          <w:lang w:val="en-US"/>
+        </w:rPr>
+        <w:t>despre</w:t>
+      </w:r>
+      <w:proofErr w:type="spellEnd"/>
+      <w:r>
+        <w:rPr>
+          <w:rFonts w:ascii="Times New Roman" w:hAnsi="Times New Roman" w:cs="Times New Roman"/>
+          <w:lang w:val="en-US"/>
+        </w:rPr>
+        <w:t xml:space="preserve"> </w:t>
+      </w:r>
+      <w:proofErr w:type="spellStart"/>
+      <w:r>
+        <w:rPr>
+          <w:rFonts w:ascii="Times New Roman" w:hAnsi="Times New Roman" w:cs="Times New Roman"/>
+          <w:lang w:val="en-US"/>
+        </w:rPr>
+        <w:t>acestea</w:t>
+      </w:r>
+      <w:proofErr w:type="spellEnd"/>
+      <w:r>
+        <w:rPr>
+          <w:rFonts w:ascii="Times New Roman" w:hAnsi="Times New Roman" w:cs="Times New Roman"/>
+          <w:lang w:val="en-US"/>
+        </w:rPr>
+        <w:t xml:space="preserve"> </w:t>
+      </w:r>
+      <w:proofErr w:type="spellStart"/>
+      <w:r>
+        <w:rPr>
+          <w:rFonts w:ascii="Times New Roman" w:hAnsi="Times New Roman" w:cs="Times New Roman"/>
+          <w:lang w:val="en-US"/>
+        </w:rPr>
+        <w:t>și</w:t>
+      </w:r>
+      <w:proofErr w:type="spellEnd"/>
+      <w:r>
+        <w:rPr>
+          <w:rFonts w:ascii="Times New Roman" w:hAnsi="Times New Roman" w:cs="Times New Roman"/>
+          <w:lang w:val="en-US"/>
+        </w:rPr>
+        <w:t xml:space="preserve"> </w:t>
+      </w:r>
+      <w:proofErr w:type="spellStart"/>
+      <w:r>
+        <w:rPr>
+          <w:rFonts w:ascii="Times New Roman" w:hAnsi="Times New Roman" w:cs="Times New Roman"/>
+          <w:lang w:val="en-US"/>
+        </w:rPr>
+        <w:t>păstrarea</w:t>
+      </w:r>
+      <w:proofErr w:type="spellEnd"/>
+      <w:r>
+        <w:rPr>
+          <w:rFonts w:ascii="Times New Roman" w:hAnsi="Times New Roman" w:cs="Times New Roman"/>
+          <w:lang w:val="en-US"/>
+        </w:rPr>
+        <w:t xml:space="preserve"> </w:t>
+      </w:r>
+      <w:proofErr w:type="spellStart"/>
+      <w:r>
+        <w:rPr>
+          <w:rFonts w:ascii="Times New Roman" w:hAnsi="Times New Roman" w:cs="Times New Roman"/>
+          <w:lang w:val="en-US"/>
+        </w:rPr>
+        <w:t>evidenței</w:t>
+      </w:r>
+      <w:proofErr w:type="spellEnd"/>
+      <w:r>
+        <w:rPr>
+          <w:rFonts w:ascii="Times New Roman" w:hAnsi="Times New Roman" w:cs="Times New Roman"/>
+          <w:lang w:val="en-US"/>
+        </w:rPr>
+        <w:t xml:space="preserve"> </w:t>
+      </w:r>
+      <w:proofErr w:type="spellStart"/>
+      <w:r>
+        <w:rPr>
+          <w:rFonts w:ascii="Times New Roman" w:hAnsi="Times New Roman" w:cs="Times New Roman"/>
+          <w:lang w:val="en-US"/>
+        </w:rPr>
+        <w:t>împrumuturilor</w:t>
+      </w:r>
+      <w:proofErr w:type="spellEnd"/>
+      <w:r>
+        <w:rPr>
+          <w:rFonts w:ascii="Times New Roman" w:hAnsi="Times New Roman" w:cs="Times New Roman"/>
+          <w:lang w:val="en-US"/>
+        </w:rPr>
+        <w:t xml:space="preserve">. </w:t>
+      </w:r>
+      <w:proofErr w:type="spellStart"/>
+      <w:r>
+        <w:rPr>
+          <w:rFonts w:ascii="Times New Roman" w:hAnsi="Times New Roman" w:cs="Times New Roman"/>
+          <w:lang w:val="en-US"/>
+        </w:rPr>
+        <w:t>Toate</w:t>
+      </w:r>
+      <w:proofErr w:type="spellEnd"/>
+      <w:r>
+        <w:rPr>
+          <w:rFonts w:ascii="Times New Roman" w:hAnsi="Times New Roman" w:cs="Times New Roman"/>
+          <w:lang w:val="en-US"/>
+        </w:rPr>
+        <w:t xml:space="preserve"> </w:t>
+      </w:r>
+      <w:proofErr w:type="spellStart"/>
+      <w:r>
+        <w:rPr>
+          <w:rFonts w:ascii="Times New Roman" w:hAnsi="Times New Roman" w:cs="Times New Roman"/>
+          <w:lang w:val="en-US"/>
+        </w:rPr>
+        <w:t>informațiile</w:t>
+      </w:r>
+      <w:proofErr w:type="spellEnd"/>
+      <w:r>
+        <w:rPr>
+          <w:rFonts w:ascii="Times New Roman" w:hAnsi="Times New Roman" w:cs="Times New Roman"/>
+          <w:lang w:val="en-US"/>
+        </w:rPr>
+        <w:t xml:space="preserve"> </w:t>
+      </w:r>
+      <w:proofErr w:type="spellStart"/>
+      <w:r>
+        <w:rPr>
+          <w:rFonts w:ascii="Times New Roman" w:hAnsi="Times New Roman" w:cs="Times New Roman"/>
+          <w:lang w:val="en-US"/>
+        </w:rPr>
+        <w:t>importante</w:t>
+      </w:r>
+      <w:proofErr w:type="spellEnd"/>
+      <w:r>
+        <w:rPr>
+          <w:rFonts w:ascii="Times New Roman" w:hAnsi="Times New Roman" w:cs="Times New Roman"/>
+          <w:lang w:val="en-US"/>
+        </w:rPr>
+        <w:t xml:space="preserve"> </w:t>
+      </w:r>
+      <w:proofErr w:type="spellStart"/>
+      <w:r>
+        <w:rPr>
+          <w:rFonts w:ascii="Times New Roman" w:hAnsi="Times New Roman" w:cs="Times New Roman"/>
+          <w:lang w:val="en-US"/>
+        </w:rPr>
+        <w:t>vor</w:t>
+      </w:r>
+      <w:proofErr w:type="spellEnd"/>
+      <w:r>
+        <w:rPr>
+          <w:rFonts w:ascii="Times New Roman" w:hAnsi="Times New Roman" w:cs="Times New Roman"/>
+          <w:lang w:val="en-US"/>
+        </w:rPr>
+        <w:t xml:space="preserve"> fi </w:t>
+      </w:r>
+      <w:proofErr w:type="spellStart"/>
+      <w:r>
+        <w:rPr>
+          <w:rFonts w:ascii="Times New Roman" w:hAnsi="Times New Roman" w:cs="Times New Roman"/>
+          <w:lang w:val="en-US"/>
+        </w:rPr>
+        <w:t>păstrate</w:t>
+      </w:r>
+      <w:proofErr w:type="spellEnd"/>
+      <w:r>
+        <w:rPr>
+          <w:rFonts w:ascii="Times New Roman" w:hAnsi="Times New Roman" w:cs="Times New Roman"/>
+          <w:lang w:val="en-US"/>
+        </w:rPr>
+        <w:t xml:space="preserve"> </w:t>
+      </w:r>
+      <w:proofErr w:type="spellStart"/>
+      <w:r>
+        <w:rPr>
+          <w:rFonts w:ascii="Times New Roman" w:hAnsi="Times New Roman" w:cs="Times New Roman"/>
+          <w:lang w:val="en-US"/>
+        </w:rPr>
+        <w:t>într</w:t>
+      </w:r>
+      <w:proofErr w:type="spellEnd"/>
+      <w:r>
+        <w:rPr>
+          <w:rFonts w:ascii="Times New Roman" w:hAnsi="Times New Roman" w:cs="Times New Roman"/>
+          <w:lang w:val="en-US"/>
+        </w:rPr>
+        <w:t xml:space="preserve">-o </w:t>
+      </w:r>
+      <w:proofErr w:type="spellStart"/>
+      <w:r>
+        <w:rPr>
+          <w:rFonts w:ascii="Times New Roman" w:hAnsi="Times New Roman" w:cs="Times New Roman"/>
+          <w:lang w:val="en-US"/>
+        </w:rPr>
+        <w:t>bază</w:t>
+      </w:r>
+      <w:proofErr w:type="spellEnd"/>
+      <w:r>
+        <w:rPr>
+          <w:rFonts w:ascii="Times New Roman" w:hAnsi="Times New Roman" w:cs="Times New Roman"/>
+          <w:lang w:val="en-US"/>
+        </w:rPr>
+        <w:t xml:space="preserve"> de date, </w:t>
+      </w:r>
+      <w:proofErr w:type="spellStart"/>
+      <w:r>
+        <w:rPr>
+          <w:rFonts w:ascii="Times New Roman" w:hAnsi="Times New Roman" w:cs="Times New Roman"/>
+          <w:lang w:val="en-US"/>
+        </w:rPr>
+        <w:t>pentru</w:t>
+      </w:r>
+      <w:proofErr w:type="spellEnd"/>
+      <w:r>
+        <w:rPr>
+          <w:rFonts w:ascii="Times New Roman" w:hAnsi="Times New Roman" w:cs="Times New Roman"/>
+          <w:lang w:val="en-US"/>
+        </w:rPr>
+        <w:t xml:space="preserve"> a </w:t>
+      </w:r>
+      <w:proofErr w:type="spellStart"/>
+      <w:r>
+        <w:rPr>
+          <w:rFonts w:ascii="Times New Roman" w:hAnsi="Times New Roman" w:cs="Times New Roman"/>
+          <w:lang w:val="en-US"/>
+        </w:rPr>
+        <w:t>putea</w:t>
+      </w:r>
+      <w:proofErr w:type="spellEnd"/>
+      <w:r>
+        <w:rPr>
+          <w:rFonts w:ascii="Times New Roman" w:hAnsi="Times New Roman" w:cs="Times New Roman"/>
+          <w:lang w:val="en-US"/>
+        </w:rPr>
+        <w:t xml:space="preserve"> fi </w:t>
+      </w:r>
+      <w:proofErr w:type="spellStart"/>
+      <w:r>
+        <w:rPr>
+          <w:rFonts w:ascii="Times New Roman" w:hAnsi="Times New Roman" w:cs="Times New Roman"/>
+          <w:lang w:val="en-US"/>
+        </w:rPr>
+        <w:t>gestionate</w:t>
+      </w:r>
+      <w:proofErr w:type="spellEnd"/>
+      <w:r>
+        <w:rPr>
+          <w:rFonts w:ascii="Times New Roman" w:hAnsi="Times New Roman" w:cs="Times New Roman"/>
+          <w:lang w:val="en-US"/>
+        </w:rPr>
+        <w:t xml:space="preserve"> </w:t>
+      </w:r>
+      <w:proofErr w:type="spellStart"/>
+      <w:r>
+        <w:rPr>
+          <w:rFonts w:ascii="Times New Roman" w:hAnsi="Times New Roman" w:cs="Times New Roman"/>
+          <w:lang w:val="en-US"/>
+        </w:rPr>
+        <w:t>mai</w:t>
+      </w:r>
+      <w:proofErr w:type="spellEnd"/>
+      <w:r>
+        <w:rPr>
+          <w:rFonts w:ascii="Times New Roman" w:hAnsi="Times New Roman" w:cs="Times New Roman"/>
+          <w:lang w:val="en-US"/>
+        </w:rPr>
+        <w:t xml:space="preserve"> </w:t>
+      </w:r>
+      <w:proofErr w:type="spellStart"/>
+      <w:r>
+        <w:rPr>
+          <w:rFonts w:ascii="Times New Roman" w:hAnsi="Times New Roman" w:cs="Times New Roman"/>
+          <w:lang w:val="en-US"/>
+        </w:rPr>
+        <w:t>ușor</w:t>
+      </w:r>
+      <w:proofErr w:type="spellEnd"/>
+      <w:r>
+        <w:rPr>
+          <w:rFonts w:ascii="Times New Roman" w:hAnsi="Times New Roman" w:cs="Times New Roman"/>
+          <w:lang w:val="en-US"/>
         </w:rPr>
         <w:t>.</w:t>
       </w:r>
-    </w:p>
-    <w:p>
-      <w:pPr>
-        <w:rPr>
-          <w:rFonts w:ascii="Times New Roman" w:hAnsi="Times New Roman" w:cs="Times New Roman"/>
-          <w:b/>
-          <w:bCs/>
-          <w:lang w:val="ro-RO"/>
-        </w:rPr>
-      </w:pPr>
-      <w:r>
-        <w:rPr>
-          <w:rFonts w:ascii="Times New Roman" w:hAnsi="Times New Roman" w:cs="Times New Roman"/>
-          <w:b/>
-          <w:bCs/>
-          <w:lang w:val="ro-RO"/>
-        </w:rPr>
-        <w:t>11. Limitările proiectului</w:t>
-      </w:r>
-    </w:p>
-    <w:p>
-      <w:pPr>
-        <w:rPr>
-          <w:rFonts w:ascii="Times New Roman" w:hAnsi="Times New Roman" w:cs="Times New Roman"/>
-          <w:lang w:val="ro-RO"/>
-        </w:rPr>
-      </w:pPr>
-      <w:r>
-        <w:rPr>
-          <w:rFonts w:ascii="Times New Roman" w:hAnsi="Times New Roman" w:cs="Times New Roman"/>
-          <w:lang w:val="ro-RO"/>
-        </w:rPr>
-        <w:t>Proiectul este destinat gestionării activităților de bază ale unei biblioteci și nu urmărește implementarea tuturor funcționalităților existente într-un sistem comercial complex.</w:t>
-      </w:r>
-    </w:p>
-    <w:p>
-      <w:pPr>
-        <w:rPr>
-          <w:rFonts w:ascii="Times New Roman" w:hAnsi="Times New Roman" w:cs="Times New Roman"/>
-          <w:lang w:val="ro-RO"/>
-        </w:rPr>
-      </w:pPr>
-      <w:r>
-        <w:rPr>
-          <w:rFonts w:ascii="Times New Roman" w:hAnsi="Times New Roman" w:cs="Times New Roman"/>
-          <w:lang w:val="ro-RO"/>
-        </w:rPr>
-        <w:t>În versiunea inițială nu sunt prevăzute funcționalități precum plata online a penalităților, integrarea cu sisteme externe de biblioteci sau gestionarea mai multor filiale independente.</w:t>
-      </w:r>
-    </w:p>
-    <w:p>
-      <w:pPr>
-        <w:rPr>
-          <w:rFonts w:ascii="Times New Roman" w:hAnsi="Times New Roman" w:cs="Times New Roman"/>
-          <w:lang w:val="ro-RO"/>
-        </w:rPr>
-      </w:pPr>
-      <w:r>
-        <w:rPr>
-          <w:rFonts w:ascii="Times New Roman" w:hAnsi="Times New Roman" w:cs="Times New Roman"/>
-          <w:lang w:val="ro-RO"/>
-        </w:rPr>
-        <w:t>Aceste funcționalități ar putea fi adăugate ulterior, ca extensii ale proiectului.</w:t>
-      </w:r>
-    </w:p>
-    <w:p>
-      <w:pPr>
-        <w:rPr>
-          <w:rFonts w:ascii="Times New Roman" w:hAnsi="Times New Roman" w:cs="Times New Roman"/>
-          <w:b/>
-          <w:bCs/>
-          <w:lang w:val="ro-RO"/>
-        </w:rPr>
-      </w:pPr>
-      <w:r>
-        <w:rPr>
-          <w:rFonts w:ascii="Times New Roman" w:hAnsi="Times New Roman" w:cs="Times New Roman"/>
-          <w:b/>
-          <w:bCs/>
-          <w:lang w:val="ro-RO"/>
-        </w:rPr>
-        <w:t>12. Rezultatul așteptat</w:t>
-      </w:r>
-    </w:p>
-    <w:p>
-      <w:pPr>
-        <w:rPr>
-          <w:rFonts w:ascii="Times New Roman" w:hAnsi="Times New Roman" w:cs="Times New Roman"/>
-          <w:lang w:val="ro-RO"/>
-        </w:rPr>
-      </w:pPr>
-      <w:r>
-        <w:rPr>
-          <w:rFonts w:ascii="Times New Roman" w:hAnsi="Times New Roman" w:cs="Times New Roman"/>
-          <w:lang w:val="ro-RO"/>
-        </w:rPr>
-        <w:t>La finalul proiectului va fi realizată o aplicație web funcțională pentru gestionarea unei biblioteci.</w:t>
-      </w:r>
-    </w:p>
-    <w:p>
-      <w:pPr>
-        <w:rPr>
-          <w:rFonts w:ascii="Times New Roman" w:hAnsi="Times New Roman" w:cs="Times New Roman"/>
-          <w:lang w:val="ro-RO"/>
-        </w:rPr>
-      </w:pPr>
-      <w:r>
-        <w:rPr>
-          <w:rFonts w:ascii="Times New Roman" w:hAnsi="Times New Roman" w:cs="Times New Roman"/>
-          <w:lang w:val="ro-RO"/>
-        </w:rPr>
-        <w:t>Utilizatorii vor putea să se înregistreze și să se autentifice, să vizualizeze și să caute cărți, să verifice disponibilitatea acestora, să împrumute și să returneze cărți și să consulte istoricul împrumuturilor.</w:t>
-      </w:r>
-    </w:p>
-    <w:p>
-      <w:pPr>
-        <w:rPr>
-          <w:rFonts w:ascii="Times New Roman" w:hAnsi="Times New Roman" w:cs="Times New Roman"/>
-          <w:lang w:val="ro-RO"/>
-        </w:rPr>
-      </w:pPr>
-      <w:r>
-        <w:rPr>
-          <w:rFonts w:ascii="Times New Roman" w:hAnsi="Times New Roman" w:cs="Times New Roman"/>
-          <w:lang w:val="ro-RO"/>
-        </w:rPr>
-        <w:t>Administratorul va putea gestiona informațiile despre cărți, autori și categorii și va putea monitoriza utilizatorii și împrumuturile.</w:t>
-      </w:r>
-    </w:p>
-    <w:p>
-      <w:pPr>
-        <w:rPr>
-          <w:rFonts w:ascii="Times New Roman" w:hAnsi="Times New Roman" w:cs="Times New Roman"/>
-          <w:lang w:val="ro-RO"/>
-        </w:rPr>
-      </w:pPr>
-      <w:r>
-        <w:rPr>
-          <w:rFonts w:ascii="Times New Roman" w:hAnsi="Times New Roman" w:cs="Times New Roman"/>
-          <w:lang w:val="ro-RO"/>
-        </w:rPr>
-        <w:t xml:space="preserve">Datele aplicației vor fi păstrate într-o bază de date </w:t>
-      </w:r>
-      <w:proofErr w:type="spellStart"/>
-      <w:r>
-        <w:rPr>
-          <w:rFonts w:ascii="Times New Roman" w:hAnsi="Times New Roman" w:cs="Times New Roman"/>
-          <w:lang w:val="ro-RO"/>
-        </w:rPr>
-        <w:t>PostgreSQL</w:t>
-      </w:r>
-      <w:proofErr w:type="spellEnd"/>
-      <w:r>
-        <w:rPr>
-          <w:rFonts w:ascii="Times New Roman" w:hAnsi="Times New Roman" w:cs="Times New Roman"/>
-          <w:lang w:val="ro-RO"/>
-        </w:rPr>
-        <w:t xml:space="preserve">, iar operațiunile vor fi realizate prin intermediul </w:t>
-      </w:r>
-      <w:proofErr w:type="spellStart"/>
-      <w:r>
-        <w:rPr>
-          <w:rFonts w:ascii="Times New Roman" w:hAnsi="Times New Roman" w:cs="Times New Roman"/>
-          <w:lang w:val="ro-RO"/>
-        </w:rPr>
-        <w:t>backend</w:t>
-      </w:r>
-      <w:proofErr w:type="spellEnd"/>
-      <w:r>
-        <w:rPr>
-          <w:rFonts w:ascii="Times New Roman" w:hAnsi="Times New Roman" w:cs="Times New Roman"/>
-          <w:lang w:val="ro-RO"/>
-        </w:rPr>
-        <w:t>-ului și al unui API REST.</w:t>
-      </w:r>
-    </w:p>
-    <w:p>
-      <w:pPr>
-        <w:rPr>
-          <w:rFonts w:ascii="Times New Roman" w:hAnsi="Times New Roman" w:cs="Times New Roman"/>
-          <w:lang w:val="ro-RO"/>
-        </w:rPr>
-      </w:pPr>
     </w:p>
     <w:sectPr>
       <w:pgSz w:w="11906" w:h="16838"/>
@@ -2419,6 +2858,205 @@
     </w:lvl>
   </w:abstractNum>
   <w:abstractNum w:abstractNumId="1" w15:restartNumberingAfterBreak="0">
+    <w:nsid w:val="17A01992"/>
+    <w:multiLevelType w:val="hybridMultilevel"/>
+    <w:tmpl w:val="56682BAE"/>
+    <w:lvl w:ilvl="0" w:tplc="0418000F">
+      <w:start w:val="1"/>
+      <w:numFmt w:val="decimal"/>
+      <w:lvlText w:val="%1."/>
+      <w:lvlJc w:val="left"/>
+      <w:pPr>
+        <w:ind w:left="1440" w:hanging="360"/>
+      </w:pPr>
+    </w:lvl>
+    <w:lvl w:ilvl="1" w:tplc="04180019" w:tentative="1">
+      <w:start w:val="1"/>
+      <w:numFmt w:val="lowerLetter"/>
+      <w:lvlText w:val="%2."/>
+      <w:lvlJc w:val="left"/>
+      <w:pPr>
+        <w:ind w:left="2160" w:hanging="360"/>
+      </w:pPr>
+    </w:lvl>
+    <w:lvl w:ilvl="2" w:tplc="0418001B" w:tentative="1">
+      <w:start w:val="1"/>
+      <w:numFmt w:val="lowerRoman"/>
+      <w:lvlText w:val="%3."/>
+      <w:lvlJc w:val="right"/>
+      <w:pPr>
+        <w:ind w:left="2880" w:hanging="180"/>
+      </w:pPr>
+    </w:lvl>
+    <w:lvl w:ilvl="3" w:tplc="0418000F" w:tentative="1">
+      <w:start w:val="1"/>
+      <w:numFmt w:val="decimal"/>
+      <w:lvlText w:val="%4."/>
+      <w:lvlJc w:val="left"/>
+      <w:pPr>
+        <w:ind w:left="3600" w:hanging="360"/>
+      </w:pPr>
+    </w:lvl>
+    <w:lvl w:ilvl="4" w:tplc="04180019" w:tentative="1">
+      <w:start w:val="1"/>
+      <w:numFmt w:val="lowerLetter"/>
+      <w:lvlText w:val="%5."/>
+      <w:lvlJc w:val="left"/>
+      <w:pPr>
+        <w:ind w:left="4320" w:hanging="360"/>
+      </w:pPr>
+    </w:lvl>
+    <w:lvl w:ilvl="5" w:tplc="0418001B" w:tentative="1">
+      <w:start w:val="1"/>
+      <w:numFmt w:val="lowerRoman"/>
+      <w:lvlText w:val="%6."/>
+      <w:lvlJc w:val="right"/>
+      <w:pPr>
+        <w:ind w:left="5040" w:hanging="180"/>
+      </w:pPr>
+    </w:lvl>
+    <w:lvl w:ilvl="6" w:tplc="0418000F" w:tentative="1">
+      <w:start w:val="1"/>
+      <w:numFmt w:val="decimal"/>
+      <w:lvlText w:val="%7."/>
+      <w:lvlJc w:val="left"/>
+      <w:pPr>
+        <w:ind w:left="5760" w:hanging="360"/>
+      </w:pPr>
+    </w:lvl>
+    <w:lvl w:ilvl="7" w:tplc="04180019" w:tentative="1">
+      <w:start w:val="1"/>
+      <w:numFmt w:val="lowerLetter"/>
+      <w:lvlText w:val="%8."/>
+      <w:lvlJc w:val="left"/>
+      <w:pPr>
+        <w:ind w:left="6480" w:hanging="360"/>
+      </w:pPr>
+    </w:lvl>
+    <w:lvl w:ilvl="8" w:tplc="0418001B" w:tentative="1">
+      <w:start w:val="1"/>
+      <w:numFmt w:val="lowerRoman"/>
+      <w:lvlText w:val="%9."/>
+      <w:lvlJc w:val="right"/>
+      <w:pPr>
+        <w:ind w:left="7200" w:hanging="180"/>
+      </w:pPr>
+    </w:lvl>
+  </w:abstractNum>
+  <w:abstractNum w:abstractNumId="2" w15:restartNumberingAfterBreak="0">
+    <w:nsid w:val="2A4B2FB7"/>
+    <w:multiLevelType w:val="hybridMultilevel"/>
+    <w:tmpl w:val="8D6E2932"/>
+    <w:lvl w:ilvl="0" w:tplc="04180001">
+      <w:start w:val="1"/>
+      <w:numFmt w:val="bullet"/>
+      <w:lvlText w:val=""/>
+      <w:lvlJc w:val="left"/>
+      <w:pPr>
+        <w:ind w:left="1440" w:hanging="360"/>
+      </w:pPr>
+      <w:rPr>
+        <w:rFonts w:ascii="Symbol" w:hAnsi="Symbol" w:hint="default"/>
+      </w:rPr>
+    </w:lvl>
+    <w:lvl w:ilvl="1" w:tplc="04180003" w:tentative="1">
+      <w:start w:val="1"/>
+      <w:numFmt w:val="bullet"/>
+      <w:lvlText w:val="o"/>
+      <w:lvlJc w:val="left"/>
+      <w:pPr>
+        <w:ind w:left="2160" w:hanging="360"/>
+      </w:pPr>
+      <w:rPr>
+        <w:rFonts w:ascii="Courier New" w:hAnsi="Courier New" w:cs="Courier New" w:hint="default"/>
+      </w:rPr>
+    </w:lvl>
+    <w:lvl w:ilvl="2" w:tplc="04180005" w:tentative="1">
+      <w:start w:val="1"/>
+      <w:numFmt w:val="bullet"/>
+      <w:lvlText w:val=""/>
+      <w:lvlJc w:val="left"/>
+      <w:pPr>
+        <w:ind w:left="2880" w:hanging="360"/>
+      </w:pPr>
+      <w:rPr>
+        <w:rFonts w:ascii="Wingdings" w:hAnsi="Wingdings" w:hint="default"/>
+      </w:rPr>
+    </w:lvl>
+    <w:lvl w:ilvl="3" w:tplc="04180001" w:tentative="1">
+      <w:start w:val="1"/>
+      <w:numFmt w:val="bullet"/>
+      <w:lvlText w:val=""/>
+      <w:lvlJc w:val="left"/>
+      <w:pPr>
+        <w:ind w:left="3600" w:hanging="360"/>
+      </w:pPr>
+      <w:rPr>
+        <w:rFonts w:ascii="Symbol" w:hAnsi="Symbol" w:hint="default"/>
+      </w:rPr>
+    </w:lvl>
+    <w:lvl w:ilvl="4" w:tplc="04180003" w:tentative="1">
+      <w:start w:val="1"/>
+      <w:numFmt w:val="bullet"/>
+      <w:lvlText w:val="o"/>
+      <w:lvlJc w:val="left"/>
+      <w:pPr>
+        <w:ind w:left="4320" w:hanging="360"/>
+      </w:pPr>
+      <w:rPr>
+        <w:rFonts w:ascii="Courier New" w:hAnsi="Courier New" w:cs="Courier New" w:hint="default"/>
+      </w:rPr>
+    </w:lvl>
+    <w:lvl w:ilvl="5" w:tplc="04180005" w:tentative="1">
+      <w:start w:val="1"/>
+      <w:numFmt w:val="bullet"/>
+      <w:lvlText w:val=""/>
+      <w:lvlJc w:val="left"/>
+      <w:pPr>
+        <w:ind w:left="5040" w:hanging="360"/>
+      </w:pPr>
+      <w:rPr>
+        <w:rFonts w:ascii="Wingdings" w:hAnsi="Wingdings" w:hint="default"/>
+      </w:rPr>
+    </w:lvl>
+    <w:lvl w:ilvl="6" w:tplc="04180001" w:tentative="1">
+      <w:start w:val="1"/>
+      <w:numFmt w:val="bullet"/>
+      <w:lvlText w:val=""/>
+      <w:lvlJc w:val="left"/>
+      <w:pPr>
+        <w:ind w:left="5760" w:hanging="360"/>
+      </w:pPr>
+      <w:rPr>
+        <w:rFonts w:ascii="Symbol" w:hAnsi="Symbol" w:hint="default"/>
+      </w:rPr>
+    </w:lvl>
+    <w:lvl w:ilvl="7" w:tplc="04180003" w:tentative="1">
+      <w:start w:val="1"/>
+      <w:numFmt w:val="bullet"/>
+      <w:lvlText w:val="o"/>
+      <w:lvlJc w:val="left"/>
+      <w:pPr>
+        <w:ind w:left="6480" w:hanging="360"/>
+      </w:pPr>
+      <w:rPr>
+        <w:rFonts w:ascii="Courier New" w:hAnsi="Courier New" w:cs="Courier New" w:hint="default"/>
+      </w:rPr>
+    </w:lvl>
+    <w:lvl w:ilvl="8" w:tplc="04180005" w:tentative="1">
+      <w:start w:val="1"/>
+      <w:numFmt w:val="bullet"/>
+      <w:lvlText w:val=""/>
+      <w:lvlJc w:val="left"/>
+      <w:pPr>
+        <w:ind w:left="7200" w:hanging="360"/>
+      </w:pPr>
+      <w:rPr>
+        <w:rFonts w:ascii="Wingdings" w:hAnsi="Wingdings" w:hint="default"/>
+      </w:rPr>
+    </w:lvl>
+  </w:abstractNum>
+  <w:abstractNum w:abstractNumId="3" w15:restartNumberingAfterBreak="0">
     <w:nsid w:val="2C74216D"/>
     <w:multiLevelType w:val="multilevel"/>
     <w:tmpl w:val="13C6F656"/>
@@ -2567,7 +3205,7 @@
       </w:rPr>
     </w:lvl>
   </w:abstractNum>
-  <w:abstractNum w:abstractNumId="2" w15:restartNumberingAfterBreak="0">
+  <w:abstractNum w:abstractNumId="4" w15:restartNumberingAfterBreak="0">
     <w:nsid w:val="2FF33294"/>
     <w:multiLevelType w:val="multilevel"/>
     <w:tmpl w:val="17D47D3E"/>
@@ -2716,14 +3354,380 @@
       </w:rPr>
     </w:lvl>
   </w:abstractNum>
+  <w:abstractNum w:abstractNumId="5" w15:restartNumberingAfterBreak="0">
+    <w:nsid w:val="30171A6B"/>
+    <w:multiLevelType w:val="multilevel"/>
+    <w:tmpl w:val="581828A4"/>
+    <w:lvl w:ilvl="0">
+      <w:start w:val="1"/>
+      <w:numFmt w:val="bullet"/>
+      <w:lvlText w:val=""/>
+      <w:lvlJc w:val="left"/>
+      <w:pPr>
+        <w:tabs>
+          <w:tab w:val="num" w:pos="720"/>
+        </w:tabs>
+        <w:ind w:left="720" w:hanging="360"/>
+      </w:pPr>
+      <w:rPr>
+        <w:rFonts w:ascii="Symbol" w:hAnsi="Symbol" w:hint="default"/>
+        <w:sz w:val="20"/>
+      </w:rPr>
+    </w:lvl>
+    <w:lvl w:ilvl="1" w:tentative="1">
+      <w:start w:val="1"/>
+      <w:numFmt w:val="bullet"/>
+      <w:lvlText w:val="o"/>
+      <w:lvlJc w:val="left"/>
+      <w:pPr>
+        <w:tabs>
+          <w:tab w:val="num" w:pos="1440"/>
+        </w:tabs>
+        <w:ind w:left="1440" w:hanging="360"/>
+      </w:pPr>
+      <w:rPr>
+        <w:rFonts w:ascii="Courier New" w:hAnsi="Courier New" w:hint="default"/>
+        <w:sz w:val="20"/>
+      </w:rPr>
+    </w:lvl>
+    <w:lvl w:ilvl="2" w:tentative="1">
+      <w:start w:val="1"/>
+      <w:numFmt w:val="bullet"/>
+      <w:lvlText w:val=""/>
+      <w:lvlJc w:val="left"/>
+      <w:pPr>
+        <w:tabs>
+          <w:tab w:val="num" w:pos="2160"/>
+        </w:tabs>
+        <w:ind w:left="2160" w:hanging="360"/>
+      </w:pPr>
+      <w:rPr>
+        <w:rFonts w:ascii="Wingdings" w:hAnsi="Wingdings" w:hint="default"/>
+        <w:sz w:val="20"/>
+      </w:rPr>
+    </w:lvl>
+    <w:lvl w:ilvl="3" w:tentative="1">
+      <w:start w:val="1"/>
+      <w:numFmt w:val="bullet"/>
+      <w:lvlText w:val=""/>
+      <w:lvlJc w:val="left"/>
+      <w:pPr>
+        <w:tabs>
+          <w:tab w:val="num" w:pos="2880"/>
+        </w:tabs>
+        <w:ind w:left="2880" w:hanging="360"/>
+      </w:pPr>
+      <w:rPr>
+        <w:rFonts w:ascii="Wingdings" w:hAnsi="Wingdings" w:hint="default"/>
+        <w:sz w:val="20"/>
+      </w:rPr>
+    </w:lvl>
+    <w:lvl w:ilvl="4" w:tentative="1">
+      <w:start w:val="1"/>
+      <w:numFmt w:val="bullet"/>
+      <w:lvlText w:val=""/>
+      <w:lvlJc w:val="left"/>
+      <w:pPr>
+        <w:tabs>
+          <w:tab w:val="num" w:pos="3600"/>
+        </w:tabs>
+        <w:ind w:left="3600" w:hanging="360"/>
+      </w:pPr>
+      <w:rPr>
+        <w:rFonts w:ascii="Wingdings" w:hAnsi="Wingdings" w:hint="default"/>
+        <w:sz w:val="20"/>
+      </w:rPr>
+    </w:lvl>
+    <w:lvl w:ilvl="5" w:tentative="1">
+      <w:start w:val="1"/>
+      <w:numFmt w:val="bullet"/>
+      <w:lvlText w:val=""/>
+      <w:lvlJc w:val="left"/>
+      <w:pPr>
+        <w:tabs>
+          <w:tab w:val="num" w:pos="4320"/>
+        </w:tabs>
+        <w:ind w:left="4320" w:hanging="360"/>
+      </w:pPr>
+      <w:rPr>
+        <w:rFonts w:ascii="Wingdings" w:hAnsi="Wingdings" w:hint="default"/>
+        <w:sz w:val="20"/>
+      </w:rPr>
+    </w:lvl>
+    <w:lvl w:ilvl="6" w:tentative="1">
+      <w:start w:val="1"/>
+      <w:numFmt w:val="bullet"/>
+      <w:lvlText w:val=""/>
+      <w:lvlJc w:val="left"/>
+      <w:pPr>
+        <w:tabs>
+          <w:tab w:val="num" w:pos="5040"/>
+        </w:tabs>
+        <w:ind w:left="5040" w:hanging="360"/>
+      </w:pPr>
+      <w:rPr>
+        <w:rFonts w:ascii="Wingdings" w:hAnsi="Wingdings" w:hint="default"/>
+        <w:sz w:val="20"/>
+      </w:rPr>
+    </w:lvl>
+    <w:lvl w:ilvl="7" w:tentative="1">
+      <w:start w:val="1"/>
+      <w:numFmt w:val="bullet"/>
+      <w:lvlText w:val=""/>
+      <w:lvlJc w:val="left"/>
+      <w:pPr>
+        <w:tabs>
+          <w:tab w:val="num" w:pos="5760"/>
+        </w:tabs>
+        <w:ind w:left="5760" w:hanging="360"/>
+      </w:pPr>
+      <w:rPr>
+        <w:rFonts w:ascii="Wingdings" w:hAnsi="Wingdings" w:hint="default"/>
+        <w:sz w:val="20"/>
+      </w:rPr>
+    </w:lvl>
+    <w:lvl w:ilvl="8" w:tentative="1">
+      <w:start w:val="1"/>
+      <w:numFmt w:val="bullet"/>
+      <w:lvlText w:val=""/>
+      <w:lvlJc w:val="left"/>
+      <w:pPr>
+        <w:tabs>
+          <w:tab w:val="num" w:pos="6480"/>
+        </w:tabs>
+        <w:ind w:left="6480" w:hanging="360"/>
+      </w:pPr>
+      <w:rPr>
+        <w:rFonts w:ascii="Wingdings" w:hAnsi="Wingdings" w:hint="default"/>
+        <w:sz w:val="20"/>
+      </w:rPr>
+    </w:lvl>
+  </w:abstractNum>
+  <w:abstractNum w:abstractNumId="6" w15:restartNumberingAfterBreak="0">
+    <w:nsid w:val="6AB90B2B"/>
+    <w:multiLevelType w:val="multilevel"/>
+    <w:tmpl w:val="40C63AE8"/>
+    <w:lvl w:ilvl="0">
+      <w:start w:val="1"/>
+      <w:numFmt w:val="decimal"/>
+      <w:lvlText w:val="%1."/>
+      <w:lvlJc w:val="left"/>
+      <w:pPr>
+        <w:tabs>
+          <w:tab w:val="num" w:pos="720"/>
+        </w:tabs>
+        <w:ind w:left="720" w:hanging="360"/>
+      </w:pPr>
+    </w:lvl>
+    <w:lvl w:ilvl="1" w:tentative="1">
+      <w:start w:val="1"/>
+      <w:numFmt w:val="decimal"/>
+      <w:lvlText w:val="%2."/>
+      <w:lvlJc w:val="left"/>
+      <w:pPr>
+        <w:tabs>
+          <w:tab w:val="num" w:pos="1440"/>
+        </w:tabs>
+        <w:ind w:left="1440" w:hanging="360"/>
+      </w:pPr>
+    </w:lvl>
+    <w:lvl w:ilvl="2" w:tentative="1">
+      <w:start w:val="1"/>
+      <w:numFmt w:val="decimal"/>
+      <w:lvlText w:val="%3."/>
+      <w:lvlJc w:val="left"/>
+      <w:pPr>
+        <w:tabs>
+          <w:tab w:val="num" w:pos="2160"/>
+        </w:tabs>
+        <w:ind w:left="2160" w:hanging="360"/>
+      </w:pPr>
+    </w:lvl>
+    <w:lvl w:ilvl="3" w:tentative="1">
+      <w:start w:val="1"/>
+      <w:numFmt w:val="decimal"/>
+      <w:lvlText w:val="%4."/>
+      <w:lvlJc w:val="left"/>
+      <w:pPr>
+        <w:tabs>
+          <w:tab w:val="num" w:pos="2880"/>
+        </w:tabs>
+        <w:ind w:left="2880" w:hanging="360"/>
+      </w:pPr>
+    </w:lvl>
+    <w:lvl w:ilvl="4" w:tentative="1">
+      <w:start w:val="1"/>
+      <w:numFmt w:val="decimal"/>
+      <w:lvlText w:val="%5."/>
+      <w:lvlJc w:val="left"/>
+      <w:pPr>
+        <w:tabs>
+          <w:tab w:val="num" w:pos="3600"/>
+        </w:tabs>
+        <w:ind w:left="3600" w:hanging="360"/>
+      </w:pPr>
+    </w:lvl>
+    <w:lvl w:ilvl="5" w:tentative="1">
+      <w:start w:val="1"/>
+      <w:numFmt w:val="decimal"/>
+      <w:lvlText w:val="%6."/>
+      <w:lvlJc w:val="left"/>
+      <w:pPr>
+        <w:tabs>
+          <w:tab w:val="num" w:pos="4320"/>
+        </w:tabs>
+        <w:ind w:left="4320" w:hanging="360"/>
+      </w:pPr>
+    </w:lvl>
+    <w:lvl w:ilvl="6" w:tentative="1">
+      <w:start w:val="1"/>
+      <w:numFmt w:val="decimal"/>
+      <w:lvlText w:val="%7."/>
+      <w:lvlJc w:val="left"/>
+      <w:pPr>
+        <w:tabs>
+          <w:tab w:val="num" w:pos="5040"/>
+        </w:tabs>
+        <w:ind w:left="5040" w:hanging="360"/>
+      </w:pPr>
+    </w:lvl>
+    <w:lvl w:ilvl="7" w:tentative="1">
+      <w:start w:val="1"/>
+      <w:numFmt w:val="decimal"/>
+      <w:lvlText w:val="%8."/>
+      <w:lvlJc w:val="left"/>
+      <w:pPr>
+        <w:tabs>
+          <w:tab w:val="num" w:pos="5760"/>
+        </w:tabs>
+        <w:ind w:left="5760" w:hanging="360"/>
+      </w:pPr>
+    </w:lvl>
+    <w:lvl w:ilvl="8" w:tentative="1">
+      <w:start w:val="1"/>
+      <w:numFmt w:val="decimal"/>
+      <w:lvlText w:val="%9."/>
+      <w:lvlJc w:val="left"/>
+      <w:pPr>
+        <w:tabs>
+          <w:tab w:val="num" w:pos="6480"/>
+        </w:tabs>
+        <w:ind w:left="6480" w:hanging="360"/>
+      </w:pPr>
+    </w:lvl>
+  </w:abstractNum>
+  <w:abstractNum w:abstractNumId="7" w15:restartNumberingAfterBreak="0">
+    <w:nsid w:val="777514FA"/>
+    <w:multiLevelType w:val="hybridMultilevel"/>
+    <w:tmpl w:val="D26AA636"/>
+    <w:lvl w:ilvl="0" w:tplc="0418000F">
+      <w:start w:val="5"/>
+      <w:numFmt w:val="decimal"/>
+      <w:lvlText w:val="%1."/>
+      <w:lvlJc w:val="left"/>
+      <w:pPr>
+        <w:ind w:left="720" w:hanging="360"/>
+      </w:pPr>
+      <w:rPr>
+        <w:rFonts w:hint="default"/>
+      </w:rPr>
+    </w:lvl>
+    <w:lvl w:ilvl="1" w:tplc="04180019" w:tentative="1">
+      <w:start w:val="1"/>
+      <w:numFmt w:val="lowerLetter"/>
+      <w:lvlText w:val="%2."/>
+      <w:lvlJc w:val="left"/>
+      <w:pPr>
+        <w:ind w:left="1440" w:hanging="360"/>
+      </w:pPr>
+    </w:lvl>
+    <w:lvl w:ilvl="2" w:tplc="0418001B" w:tentative="1">
+      <w:start w:val="1"/>
+      <w:numFmt w:val="lowerRoman"/>
+      <w:lvlText w:val="%3."/>
+      <w:lvlJc w:val="right"/>
+      <w:pPr>
+        <w:ind w:left="2160" w:hanging="180"/>
+      </w:pPr>
+    </w:lvl>
+    <w:lvl w:ilvl="3" w:tplc="0418000F" w:tentative="1">
+      <w:start w:val="1"/>
+      <w:numFmt w:val="decimal"/>
+      <w:lvlText w:val="%4."/>
+      <w:lvlJc w:val="left"/>
+      <w:pPr>
+        <w:ind w:left="2880" w:hanging="360"/>
+      </w:pPr>
+    </w:lvl>
+    <w:lvl w:ilvl="4" w:tplc="04180019" w:tentative="1">
+      <w:start w:val="1"/>
+      <w:numFmt w:val="lowerLetter"/>
+      <w:lvlText w:val="%5."/>
+      <w:lvlJc w:val="left"/>
+      <w:pPr>
+        <w:ind w:left="3600" w:hanging="360"/>
+      </w:pPr>
+    </w:lvl>
+    <w:lvl w:ilvl="5" w:tplc="0418001B" w:tentative="1">
+      <w:start w:val="1"/>
+      <w:numFmt w:val="lowerRoman"/>
+      <w:lvlText w:val="%6."/>
+      <w:lvlJc w:val="right"/>
+      <w:pPr>
+        <w:ind w:left="4320" w:hanging="180"/>
+      </w:pPr>
+    </w:lvl>
+    <w:lvl w:ilvl="6" w:tplc="0418000F" w:tentative="1">
+      <w:start w:val="1"/>
+      <w:numFmt w:val="decimal"/>
+      <w:lvlText w:val="%7."/>
+      <w:lvlJc w:val="left"/>
+      <w:pPr>
+        <w:ind w:left="5040" w:hanging="360"/>
+      </w:pPr>
+    </w:lvl>
+    <w:lvl w:ilvl="7" w:tplc="04180019" w:tentative="1">
+      <w:start w:val="1"/>
+      <w:numFmt w:val="lowerLetter"/>
+      <w:lvlText w:val="%8."/>
+      <w:lvlJc w:val="left"/>
+      <w:pPr>
+        <w:ind w:left="5760" w:hanging="360"/>
+      </w:pPr>
+    </w:lvl>
+    <w:lvl w:ilvl="8" w:tplc="0418001B" w:tentative="1">
+      <w:start w:val="1"/>
+      <w:numFmt w:val="lowerRoman"/>
+      <w:lvlText w:val="%9."/>
+      <w:lvlJc w:val="right"/>
+      <w:pPr>
+        <w:ind w:left="6480" w:hanging="180"/>
+      </w:pPr>
+    </w:lvl>
+  </w:abstractNum>
   <w:num w:numId="1" w16cid:durableId="190607234">
-    <w:abstractNumId w:val="2"/>
+    <w:abstractNumId w:val="4"/>
   </w:num>
   <w:num w:numId="2" w16cid:durableId="1643659071">
-    <w:abstractNumId w:val="1"/>
+    <w:abstractNumId w:val="3"/>
   </w:num>
   <w:num w:numId="3" w16cid:durableId="499925320">
     <w:abstractNumId w:val="0"/>
+  </w:num>
+  <w:num w:numId="4" w16cid:durableId="731385630">
+    <w:abstractNumId w:val="6"/>
+  </w:num>
+  <w:num w:numId="5" w16cid:durableId="1849521175">
+    <w:abstractNumId w:val="7"/>
+  </w:num>
+  <w:num w:numId="6" w16cid:durableId="1334331434">
+    <w:abstractNumId w:val="2"/>
+  </w:num>
+  <w:num w:numId="7" w16cid:durableId="2079328900">
+    <w:abstractNumId w:val="1"/>
+  </w:num>
+  <w:num w:numId="8" w16cid:durableId="1409033871">
+    <w:abstractNumId w:val="5"/>
   </w:num>
 </w:numbering>
 </file>
@@ -3331,7 +4335,6 @@
   <w:style w:type="character" w:default="1" w:styleId="Fontdeparagrafimplicit">
     <w:name w:val="Default Paragraph Font"/>
     <w:uiPriority w:val="1"/>
-    <w:semiHidden/>
     <w:unhideWhenUsed/>
   </w:style>
   <w:style w:type="table" w:default="1" w:styleId="TabelNormal">
@@ -3645,6 +4648,17 @@
       <w:spacing w:val="5"/>
     </w:rPr>
   </w:style>
+  <w:style w:type="character" w:styleId="Robust">
+    <w:name w:val="Strong"/>
+    <w:basedOn w:val="Fontdeparagrafimplicit"/>
+    <w:uiPriority w:val="22"/>
+    <w:qFormat/>
+    <w:rsid w:val="00C36459"/>
+    <w:rPr>
+      <w:b/>
+      <w:bCs/>
+    </w:rPr>
+  </w:style>
 </w:styles>
 </file>
 
